--- a/docs/voice-platform/09-latency-engineering-plan.docx
+++ b/docs/voice-platform/09-latency-engineering-plan.docx
@@ -1585,6 +1585,570 @@
         <w:t>sufficient reason to act on its own.</w:t>
       </w:r>
     </w:p>
+    <w:p>
+      <w:pPr>
+        <w:jc w:val="center"/>
+      </w:pPr>
+      <w:r>
+        <w:rPr>
+          <w:color w:val="C0C0C0"/>
+        </w:rPr>
+        <w:t>────────────────────────────────────────</w:t>
+      </w:r>
+    </w:p>
+    <w:p>
+      <w:pPr>
+        <w:pStyle w:val="Heading1"/>
+      </w:pPr>
+      <w:r>
+        <w:rPr>
+          <w:rFonts w:ascii="Nirmala UI" w:hAnsi="Nirmala UI" w:eastAsia="Nirmala UI" w:cs="Nirmala UI"/>
+          <w:color w:val="1F4E79"/>
+        </w:rPr>
+        <w:t>1.5 Is ≤800 ms feasible? Yes — with one condition</w:t>
+      </w:r>
+    </w:p>
+    <w:tbl>
+      <w:tblPr>
+        <w:tblStyle w:val="TableGrid"/>
+        <w:tblW w:type="auto" w:w="0"/>
+        <w:jc w:val="center"/>
+        <w:tblLook w:firstColumn="1" w:firstRow="1" w:lastColumn="0" w:lastRow="0" w:noHBand="0" w:noVBand="1" w:val="04A0"/>
+      </w:tblPr>
+      <w:tblGrid>
+        <w:gridCol w:w="4320"/>
+        <w:gridCol w:w="4320"/>
+      </w:tblGrid>
+      <w:tr>
+        <w:tc>
+          <w:tcPr>
+            <w:tcW w:type="dxa" w:w="4320"/>
+            <w:shd w:val="clear" w:color="auto" w:fill="DCE6F1"/>
+          </w:tcPr>
+          <w:p>
+            <w:pPr>
+              <w:spacing w:before="40" w:after="40"/>
+            </w:pPr>
+            <w:r>
+              <w:rPr>
+                <w:rFonts w:ascii="Nirmala UI" w:hAnsi="Nirmala UI" w:eastAsia="Nirmala UI" w:cs="Nirmala UI"/>
+                <w:b/>
+                <w:sz w:val="18"/>
+              </w:rPr>
+              <w:t>Evidence</w:t>
+            </w:r>
+          </w:p>
+        </w:tc>
+        <w:tc>
+          <w:tcPr>
+            <w:tcW w:type="dxa" w:w="4320"/>
+            <w:shd w:val="clear" w:color="auto" w:fill="DCE6F1"/>
+          </w:tcPr>
+          <w:p>
+            <w:pPr>
+              <w:spacing w:before="40" w:after="40"/>
+            </w:pPr>
+            <w:r>
+              <w:rPr>
+                <w:rFonts w:ascii="Nirmala UI" w:hAnsi="Nirmala UI" w:eastAsia="Nirmala UI" w:cs="Nirmala UI"/>
+                <w:b/>
+                <w:sz w:val="18"/>
+              </w:rPr>
+              <w:t>Reading</w:t>
+            </w:r>
+          </w:p>
+        </w:tc>
+      </w:tr>
+      <w:tr>
+        <w:tc>
+          <w:tcPr>
+            <w:tcW w:type="dxa" w:w="4320"/>
+          </w:tcPr>
+          <w:p>
+            <w:pPr>
+              <w:spacing w:before="40" w:after="40"/>
+            </w:pPr>
+            <w:r>
+              <w:rPr>
+                <w:rFonts w:ascii="Nirmala UI" w:hAnsi="Nirmala UI" w:eastAsia="Nirmala UI" w:cs="Nirmala UI"/>
+                <w:sz w:val="18"/>
+              </w:rPr>
+              <w:t xml:space="preserve">Budget in §3 closes 1,290 ms and lands at </w:t>
+            </w:r>
+            <w:r>
+              <w:rPr>
+                <w:rFonts w:ascii="Nirmala UI" w:hAnsi="Nirmala UI" w:eastAsia="Nirmala UI" w:cs="Nirmala UI"/>
+                <w:b/>
+                <w:sz w:val="18"/>
+              </w:rPr>
+              <w:t>660 ms</w:t>
+            </w:r>
+            <w:r>
+              <w:rPr>
+                <w:rFonts w:ascii="Nirmala UI" w:hAnsi="Nirmala UI" w:eastAsia="Nirmala UI" w:cs="Nirmala UI"/>
+                <w:sz w:val="18"/>
+              </w:rPr>
+              <w:t>, 140 ms under target</w:t>
+            </w:r>
+          </w:p>
+        </w:tc>
+        <w:tc>
+          <w:tcPr>
+            <w:tcW w:type="dxa" w:w="4320"/>
+          </w:tcPr>
+          <w:p>
+            <w:pPr>
+              <w:spacing w:before="40" w:after="40"/>
+            </w:pPr>
+            <w:r>
+              <w:rPr>
+                <w:rFonts w:ascii="Nirmala UI" w:hAnsi="Nirmala UI" w:eastAsia="Nirmala UI" w:cs="Nirmala UI"/>
+                <w:sz w:val="18"/>
+              </w:rPr>
+              <w:t>Arithmetically sound</w:t>
+            </w:r>
+          </w:p>
+        </w:tc>
+      </w:tr>
+      <w:tr>
+        <w:tc>
+          <w:tcPr>
+            <w:tcW w:type="dxa" w:w="4320"/>
+          </w:tcPr>
+          <w:p>
+            <w:pPr>
+              <w:spacing w:before="40" w:after="40"/>
+            </w:pPr>
+            <w:r>
+              <w:rPr>
+                <w:rFonts w:ascii="Nirmala UI" w:hAnsi="Nirmala UI" w:eastAsia="Nirmala UI" w:cs="Nirmala UI"/>
+                <w:b/>
+                <w:sz w:val="18"/>
+              </w:rPr>
+              <w:t>OpenAI's flagship speech-to-speech model measures 820 ms</w:t>
+            </w:r>
+            <w:r>
+              <w:rPr>
+                <w:rFonts w:ascii="Nirmala UI" w:hAnsi="Nirmala UI" w:eastAsia="Nirmala UI" w:cs="Nirmala UI"/>
+                <w:sz w:val="18"/>
+              </w:rPr>
+              <w:t xml:space="preserve"> end-to-end</w:t>
+            </w:r>
+          </w:p>
+        </w:tc>
+        <w:tc>
+          <w:tcPr>
+            <w:tcW w:type="dxa" w:w="4320"/>
+          </w:tcPr>
+          <w:p>
+            <w:pPr>
+              <w:spacing w:before="40" w:after="40"/>
+            </w:pPr>
+            <w:r>
+              <w:rPr>
+                <w:rFonts w:ascii="Nirmala UI" w:hAnsi="Nirmala UI" w:eastAsia="Nirmala UI" w:cs="Nirmala UI"/>
+                <w:sz w:val="18"/>
+              </w:rPr>
+              <w:t>800 ms is at the frontier, not beyond it</w:t>
+            </w:r>
+          </w:p>
+        </w:tc>
+      </w:tr>
+      <w:tr>
+        <w:tc>
+          <w:tcPr>
+            <w:tcW w:type="dxa" w:w="4320"/>
+          </w:tcPr>
+          <w:p>
+            <w:pPr>
+              <w:spacing w:before="40" w:after="40"/>
+            </w:pPr>
+            <w:r>
+              <w:rPr>
+                <w:rFonts w:ascii="Nirmala UI" w:hAnsi="Nirmala UI" w:eastAsia="Nirmala UI" w:cs="Nirmala UI"/>
+                <w:sz w:val="18"/>
+              </w:rPr>
+              <w:t>A well-engineered cascaded pipeline beats some end-to-end models</w:t>
+            </w:r>
+          </w:p>
+        </w:tc>
+        <w:tc>
+          <w:tcPr>
+            <w:tcW w:type="dxa" w:w="4320"/>
+          </w:tcPr>
+          <w:p>
+            <w:pPr>
+              <w:spacing w:before="40" w:after="40"/>
+            </w:pPr>
+            <w:r>
+              <w:rPr>
+                <w:rFonts w:ascii="Nirmala UI" w:hAnsi="Nirmala UI" w:eastAsia="Nirmala UI" w:cs="Nirmala UI"/>
+                <w:sz w:val="18"/>
+              </w:rPr>
+              <w:t>The architecture is not the limitation</w:t>
+            </w:r>
+          </w:p>
+        </w:tc>
+      </w:tr>
+      <w:tr>
+        <w:tc>
+          <w:tcPr>
+            <w:tcW w:type="dxa" w:w="4320"/>
+          </w:tcPr>
+          <w:p>
+            <w:pPr>
+              <w:spacing w:before="40" w:after="40"/>
+            </w:pPr>
+            <w:r>
+              <w:rPr>
+                <w:rFonts w:ascii="Nirmala UI" w:hAnsi="Nirmala UI" w:eastAsia="Nirmala UI" w:cs="Nirmala UI"/>
+                <w:sz w:val="18"/>
+              </w:rPr>
+              <w:t xml:space="preserve">Phases A–C reach ~1,200 ms with </w:t>
+            </w:r>
+            <w:r>
+              <w:rPr>
+                <w:rFonts w:ascii="Nirmala UI" w:hAnsi="Nirmala UI" w:eastAsia="Nirmala UI" w:cs="Nirmala UI"/>
+                <w:b/>
+                <w:sz w:val="18"/>
+              </w:rPr>
+              <w:t>no model training at all</w:t>
+            </w:r>
+          </w:p>
+        </w:tc>
+        <w:tc>
+          <w:tcPr>
+            <w:tcW w:type="dxa" w:w="4320"/>
+          </w:tcPr>
+          <w:p>
+            <w:pPr>
+              <w:spacing w:before="40" w:after="40"/>
+            </w:pPr>
+            <w:r>
+              <w:rPr>
+                <w:rFonts w:ascii="Nirmala UI" w:hAnsi="Nirmala UI" w:eastAsia="Nirmala UI" w:cs="Nirmala UI"/>
+                <w:sz w:val="18"/>
+              </w:rPr>
+              <w:t>Most of the win is ordinary engineering</w:t>
+            </w:r>
+          </w:p>
+        </w:tc>
+      </w:tr>
+      <w:tr>
+        <w:tc>
+          <w:tcPr>
+            <w:tcW w:type="dxa" w:w="4320"/>
+          </w:tcPr>
+          <w:p>
+            <w:pPr>
+              <w:spacing w:before="40" w:after="40"/>
+            </w:pPr>
+            <w:r>
+              <w:rPr>
+                <w:rFonts w:ascii="Nirmala UI" w:hAnsi="Nirmala UI" w:eastAsia="Nirmala UI" w:cs="Nirmala UI"/>
+                <w:sz w:val="18"/>
+              </w:rPr>
+              <w:t>Every lever in §3 and §5 is independently measurable</w:t>
+            </w:r>
+          </w:p>
+        </w:tc>
+        <w:tc>
+          <w:tcPr>
+            <w:tcW w:type="dxa" w:w="4320"/>
+          </w:tcPr>
+          <w:p>
+            <w:pPr>
+              <w:spacing w:before="40" w:after="40"/>
+            </w:pPr>
+            <w:r>
+              <w:rPr>
+                <w:rFonts w:ascii="Nirmala UI" w:hAnsi="Nirmala UI" w:eastAsia="Nirmala UI" w:cs="Nirmala UI"/>
+                <w:sz w:val="18"/>
+              </w:rPr>
+              <w:t>No single point of failure</w:t>
+            </w:r>
+          </w:p>
+        </w:tc>
+      </w:tr>
+    </w:tbl>
+    <w:p/>
+    <w:p>
+      <w:pPr>
+        <w:spacing w:after="120"/>
+      </w:pPr>
+      <w:r>
+        <w:rPr>
+          <w:rFonts w:ascii="Nirmala UI" w:hAnsi="Nirmala UI" w:eastAsia="Nirmala UI" w:cs="Nirmala UI"/>
+          <w:b/>
+        </w:rPr>
+        <w:t>The condition: Telugu turn detection (§4).</w:t>
+      </w:r>
+      <w:r>
+        <w:rPr>
+          <w:rFonts w:ascii="Nirmala UI" w:hAnsi="Nirmala UI" w:eastAsia="Nirmala UI" w:cs="Nirmala UI"/>
+        </w:rPr>
+        <w:t xml:space="preserve"> Endpointing is 550 ms of the 1,290 ms, and</w:t>
+      </w:r>
+    </w:p>
+    <w:p>
+      <w:pPr>
+        <w:spacing w:after="120"/>
+      </w:pPr>
+      <w:r>
+        <w:rPr>
+          <w:rFonts w:ascii="Nirmala UI" w:hAnsi="Nirmala UI" w:eastAsia="Nirmala UI" w:cs="Nirmala UI"/>
+        </w:rPr>
+        <w:t>LiveKit's detector has no Telugu. Without that model the programme lands at ~1,200 ms —</w:t>
+      </w:r>
+    </w:p>
+    <w:p>
+      <w:pPr>
+        <w:spacing w:after="120"/>
+      </w:pPr>
+      <w:r>
+        <w:rPr>
+          <w:rFonts w:ascii="Nirmala UI" w:hAnsi="Nirmala UI" w:eastAsia="Nirmala UI" w:cs="Nirmala UI"/>
+        </w:rPr>
+        <w:t>still ahead of four of the five benchmarked platforms, but not at target.</w:t>
+      </w:r>
+    </w:p>
+    <w:tbl>
+      <w:tblPr>
+        <w:tblStyle w:val="TableGrid"/>
+        <w:tblW w:type="auto" w:w="0"/>
+        <w:jc w:val="center"/>
+        <w:tblLook w:firstColumn="1" w:firstRow="1" w:lastColumn="0" w:lastRow="0" w:noHBand="0" w:noVBand="1" w:val="04A0"/>
+      </w:tblPr>
+      <w:tblGrid>
+        <w:gridCol w:w="2160"/>
+        <w:gridCol w:w="2160"/>
+        <w:gridCol w:w="2160"/>
+        <w:gridCol w:w="2160"/>
+      </w:tblGrid>
+      <w:tr>
+        <w:tc>
+          <w:tcPr>
+            <w:tcW w:type="dxa" w:w="2160"/>
+            <w:shd w:val="clear" w:color="auto" w:fill="DCE6F1"/>
+          </w:tcPr>
+          <w:p>
+            <w:pPr>
+              <w:spacing w:before="40" w:after="40"/>
+            </w:pPr>
+            <w:r>
+              <w:rPr>
+                <w:rFonts w:ascii="Nirmala UI" w:hAnsi="Nirmala UI" w:eastAsia="Nirmala UI" w:cs="Nirmala UI"/>
+                <w:b/>
+                <w:sz w:val="18"/>
+              </w:rPr>
+              <w:t>Outcome</w:t>
+            </w:r>
+          </w:p>
+        </w:tc>
+        <w:tc>
+          <w:tcPr>
+            <w:tcW w:type="dxa" w:w="2160"/>
+            <w:shd w:val="clear" w:color="auto" w:fill="DCE6F1"/>
+          </w:tcPr>
+          <w:p>
+            <w:pPr>
+              <w:spacing w:before="40" w:after="40"/>
+            </w:pPr>
+            <w:r>
+              <w:rPr>
+                <w:rFonts w:ascii="Nirmala UI" w:hAnsi="Nirmala UI" w:eastAsia="Nirmala UI" w:cs="Nirmala UI"/>
+                <w:b/>
+                <w:sz w:val="18"/>
+              </w:rPr>
+              <w:t>Server-side</w:t>
+            </w:r>
+          </w:p>
+        </w:tc>
+        <w:tc>
+          <w:tcPr>
+            <w:tcW w:type="dxa" w:w="2160"/>
+            <w:shd w:val="clear" w:color="auto" w:fill="DCE6F1"/>
+          </w:tcPr>
+          <w:p>
+            <w:pPr>
+              <w:spacing w:before="40" w:after="40"/>
+            </w:pPr>
+            <w:r>
+              <w:rPr>
+                <w:rFonts w:ascii="Nirmala UI" w:hAnsi="Nirmala UI" w:eastAsia="Nirmala UI" w:cs="Nirmala UI"/>
+                <w:b/>
+                <w:sz w:val="18"/>
+              </w:rPr>
+              <w:t>Caller hears</w:t>
+            </w:r>
+          </w:p>
+        </w:tc>
+        <w:tc>
+          <w:tcPr>
+            <w:tcW w:type="dxa" w:w="2160"/>
+            <w:shd w:val="clear" w:color="auto" w:fill="DCE6F1"/>
+          </w:tcPr>
+          <w:p>
+            <w:pPr>
+              <w:spacing w:before="40" w:after="40"/>
+            </w:pPr>
+            <w:r>
+              <w:rPr>
+                <w:rFonts w:ascii="Nirmala UI" w:hAnsi="Nirmala UI" w:eastAsia="Nirmala UI" w:cs="Nirmala UI"/>
+                <w:b/>
+                <w:sz w:val="18"/>
+              </w:rPr>
+              <w:t>vs benchmark field</w:t>
+            </w:r>
+          </w:p>
+        </w:tc>
+      </w:tr>
+      <w:tr>
+        <w:tc>
+          <w:tcPr>
+            <w:tcW w:type="dxa" w:w="2160"/>
+          </w:tcPr>
+          <w:p>
+            <w:pPr>
+              <w:spacing w:before="40" w:after="40"/>
+            </w:pPr>
+            <w:r>
+              <w:rPr>
+                <w:rFonts w:ascii="Nirmala UI" w:hAnsi="Nirmala UI" w:eastAsia="Nirmala UI" w:cs="Nirmala UI"/>
+                <w:sz w:val="18"/>
+              </w:rPr>
+              <w:t>Phases A–C only</w:t>
+            </w:r>
+          </w:p>
+        </w:tc>
+        <w:tc>
+          <w:tcPr>
+            <w:tcW w:type="dxa" w:w="2160"/>
+          </w:tcPr>
+          <w:p>
+            <w:pPr>
+              <w:spacing w:before="40" w:after="40"/>
+            </w:pPr>
+            <w:r>
+              <w:rPr>
+                <w:rFonts w:ascii="Nirmala UI" w:hAnsi="Nirmala UI" w:eastAsia="Nirmala UI" w:cs="Nirmala UI"/>
+                <w:sz w:val="18"/>
+              </w:rPr>
+              <w:t>~1,200 ms</w:t>
+            </w:r>
+          </w:p>
+        </w:tc>
+        <w:tc>
+          <w:tcPr>
+            <w:tcW w:type="dxa" w:w="2160"/>
+          </w:tcPr>
+          <w:p>
+            <w:pPr>
+              <w:spacing w:before="40" w:after="40"/>
+            </w:pPr>
+            <w:r>
+              <w:rPr>
+                <w:rFonts w:ascii="Nirmala UI" w:hAnsi="Nirmala UI" w:eastAsia="Nirmala UI" w:cs="Nirmala UI"/>
+                <w:sz w:val="18"/>
+              </w:rPr>
+              <w:t>~1,690 ms</w:t>
+            </w:r>
+          </w:p>
+        </w:tc>
+        <w:tc>
+          <w:tcPr>
+            <w:tcW w:type="dxa" w:w="2160"/>
+          </w:tcPr>
+          <w:p>
+            <w:pPr>
+              <w:spacing w:before="40" w:after="40"/>
+            </w:pPr>
+            <w:r>
+              <w:rPr>
+                <w:rFonts w:ascii="Nirmala UI" w:hAnsi="Nirmala UI" w:eastAsia="Nirmala UI" w:cs="Nirmala UI"/>
+                <w:sz w:val="18"/>
+              </w:rPr>
+              <w:t>Beats 4 of 5</w:t>
+            </w:r>
+          </w:p>
+        </w:tc>
+      </w:tr>
+      <w:tr>
+        <w:tc>
+          <w:tcPr>
+            <w:tcW w:type="dxa" w:w="2160"/>
+          </w:tcPr>
+          <w:p>
+            <w:pPr>
+              <w:spacing w:before="40" w:after="40"/>
+            </w:pPr>
+            <w:r>
+              <w:rPr>
+                <w:rFonts w:ascii="Nirmala UI" w:hAnsi="Nirmala UI" w:eastAsia="Nirmala UI" w:cs="Nirmala UI"/>
+                <w:b/>
+                <w:sz w:val="18"/>
+              </w:rPr>
+              <w:t>Phases A–D (target)</w:t>
+            </w:r>
+          </w:p>
+        </w:tc>
+        <w:tc>
+          <w:tcPr>
+            <w:tcW w:type="dxa" w:w="2160"/>
+          </w:tcPr>
+          <w:p>
+            <w:pPr>
+              <w:spacing w:before="40" w:after="40"/>
+            </w:pPr>
+            <w:r>
+              <w:rPr>
+                <w:rFonts w:ascii="Nirmala UI" w:hAnsi="Nirmala UI" w:eastAsia="Nirmala UI" w:cs="Nirmala UI"/>
+                <w:b/>
+                <w:sz w:val="18"/>
+              </w:rPr>
+              <w:t>≤800 ms</w:t>
+            </w:r>
+          </w:p>
+        </w:tc>
+        <w:tc>
+          <w:tcPr>
+            <w:tcW w:type="dxa" w:w="2160"/>
+          </w:tcPr>
+          <w:p>
+            <w:pPr>
+              <w:spacing w:before="40" w:after="40"/>
+            </w:pPr>
+            <w:r>
+              <w:rPr>
+                <w:rFonts w:ascii="Nirmala UI" w:hAnsi="Nirmala UI" w:eastAsia="Nirmala UI" w:cs="Nirmala UI"/>
+                <w:b/>
+                <w:sz w:val="18"/>
+              </w:rPr>
+              <w:t>~1,290 ms</w:t>
+            </w:r>
+          </w:p>
+        </w:tc>
+        <w:tc>
+          <w:tcPr>
+            <w:tcW w:type="dxa" w:w="2160"/>
+          </w:tcPr>
+          <w:p>
+            <w:pPr>
+              <w:spacing w:before="40" w:after="40"/>
+            </w:pPr>
+            <w:r>
+              <w:rPr>
+                <w:rFonts w:ascii="Nirmala UI" w:hAnsi="Nirmala UI" w:eastAsia="Nirmala UI" w:cs="Nirmala UI"/>
+                <w:b/>
+                <w:sz w:val="18"/>
+              </w:rPr>
+              <w:t>Beats all 5</w:t>
+            </w:r>
+          </w:p>
+        </w:tc>
+      </w:tr>
+    </w:tbl>
+    <w:p/>
     <w:p>
       <w:pPr>
         <w:jc w:val="center"/>
@@ -4533,6 +5097,1280 @@
           <w:rFonts w:ascii="Nirmala UI" w:hAnsi="Nirmala UI" w:eastAsia="Nirmala UI" w:cs="Nirmala UI"/>
         </w:rPr>
         <w:t>the detector matures.</w:t>
+      </w:r>
+    </w:p>
+    <w:p>
+      <w:pPr>
+        <w:jc w:val="center"/>
+      </w:pPr>
+      <w:r>
+        <w:rPr>
+          <w:color w:val="C0C0C0"/>
+        </w:rPr>
+        <w:t>────────────────────────────────────────</w:t>
+      </w:r>
+    </w:p>
+    <w:p>
+      <w:pPr>
+        <w:pStyle w:val="Heading1"/>
+      </w:pPr>
+      <w:r>
+        <w:rPr>
+          <w:rFonts w:ascii="Nirmala UI" w:hAnsi="Nirmala UI" w:eastAsia="Nirmala UI" w:cs="Nirmala UI"/>
+          <w:color w:val="1F4E79"/>
+        </w:rPr>
+        <w:t>4A. Alternative Considered: Speech-to-Speech</w:t>
+      </w:r>
+    </w:p>
+    <w:p>
+      <w:pPr>
+        <w:spacing w:after="120"/>
+      </w:pPr>
+      <w:r>
+        <w:rPr>
+          <w:rFonts w:ascii="Nirmala UI" w:hAnsi="Nirmala UI" w:eastAsia="Nirmala UI" w:cs="Nirmala UI"/>
+          <w:b/>
+        </w:rPr>
+        <w:t>Question raised by the sponsor:</w:t>
+      </w:r>
+      <w:r>
+        <w:rPr>
+          <w:rFonts w:ascii="Nirmala UI" w:hAnsi="Nirmala UI" w:eastAsia="Nirmala UI" w:cs="Nirmala UI"/>
+        </w:rPr>
+        <w:t xml:space="preserve"> could a single realtime speech-to-speech (S2S) model —</w:t>
+      </w:r>
+    </w:p>
+    <w:p>
+      <w:pPr>
+        <w:spacing w:after="120"/>
+      </w:pPr>
+      <w:r>
+        <w:rPr>
+          <w:rFonts w:ascii="Nirmala UI" w:hAnsi="Nirmala UI" w:eastAsia="Nirmala UI" w:cs="Nirmala UI"/>
+        </w:rPr>
+        <w:t>audio in, audio out, no STT→LLM→TTS chain — reach the target more easily?</w:t>
+      </w:r>
+    </w:p>
+    <w:p>
+      <w:pPr>
+        <w:spacing w:after="120"/>
+      </w:pPr>
+      <w:r>
+        <w:rPr>
+          <w:rFonts w:ascii="Nirmala UI" w:hAnsi="Nirmala UI" w:eastAsia="Nirmala UI" w:cs="Nirmala UI"/>
+        </w:rPr>
+        <w:t>**Answer: no. It would make the target harder to hit and would cost two of the</w:t>
+      </w:r>
+    </w:p>
+    <w:p>
+      <w:pPr>
+        <w:spacing w:after="120"/>
+      </w:pPr>
+      <w:r>
+        <w:rPr>
+          <w:rFonts w:ascii="Nirmala UI" w:hAnsi="Nirmala UI" w:eastAsia="Nirmala UI" w:cs="Nirmala UI"/>
+        </w:rPr>
+        <w:t>programme's three justifications.**</w:t>
+      </w:r>
+    </w:p>
+    <w:p>
+      <w:pPr>
+        <w:pStyle w:val="Heading2"/>
+      </w:pPr>
+      <w:r>
+        <w:rPr>
+          <w:rFonts w:ascii="Nirmala UI" w:hAnsi="Nirmala UI" w:eastAsia="Nirmala UI" w:cs="Nirmala UI"/>
+          <w:color w:val="1F4E79"/>
+        </w:rPr>
+        <w:t>4A.1 S2S is not automatically faster</w:t>
+      </w:r>
+    </w:p>
+    <w:tbl>
+      <w:tblPr>
+        <w:tblStyle w:val="TableGrid"/>
+        <w:tblW w:type="auto" w:w="0"/>
+        <w:jc w:val="center"/>
+        <w:tblLook w:firstColumn="1" w:firstRow="1" w:lastColumn="0" w:lastRow="0" w:noHBand="0" w:noVBand="1" w:val="04A0"/>
+      </w:tblPr>
+      <w:tblGrid>
+        <w:gridCol w:w="4320"/>
+        <w:gridCol w:w="4320"/>
+      </w:tblGrid>
+      <w:tr>
+        <w:tc>
+          <w:tcPr>
+            <w:tcW w:type="dxa" w:w="4320"/>
+            <w:shd w:val="clear" w:color="auto" w:fill="DCE6F1"/>
+          </w:tcPr>
+          <w:p>
+            <w:pPr>
+              <w:spacing w:before="40" w:after="40"/>
+            </w:pPr>
+            <w:r>
+              <w:rPr>
+                <w:rFonts w:ascii="Nirmala UI" w:hAnsi="Nirmala UI" w:eastAsia="Nirmala UI" w:cs="Nirmala UI"/>
+                <w:b/>
+                <w:sz w:val="18"/>
+              </w:rPr>
+              <w:t>Model</w:t>
+            </w:r>
+          </w:p>
+        </w:tc>
+        <w:tc>
+          <w:tcPr>
+            <w:tcW w:type="dxa" w:w="4320"/>
+            <w:shd w:val="clear" w:color="auto" w:fill="DCE6F1"/>
+          </w:tcPr>
+          <w:p>
+            <w:pPr>
+              <w:spacing w:before="40" w:after="40"/>
+            </w:pPr>
+            <w:r>
+              <w:rPr>
+                <w:rFonts w:ascii="Nirmala UI" w:hAnsi="Nirmala UI" w:eastAsia="Nirmala UI" w:cs="Nirmala UI"/>
+                <w:b/>
+                <w:sz w:val="18"/>
+              </w:rPr>
+              <w:t>Measured end-to-end TTFT</w:t>
+            </w:r>
+          </w:p>
+        </w:tc>
+      </w:tr>
+      <w:tr>
+        <w:tc>
+          <w:tcPr>
+            <w:tcW w:type="dxa" w:w="4320"/>
+          </w:tcPr>
+          <w:p>
+            <w:pPr>
+              <w:spacing w:before="40" w:after="40"/>
+            </w:pPr>
+            <w:r>
+              <w:rPr>
+                <w:rFonts w:ascii="Nirmala UI" w:hAnsi="Nirmala UI" w:eastAsia="Nirmala UI" w:cs="Nirmala UI"/>
+                <w:sz w:val="18"/>
+              </w:rPr>
+              <w:t xml:space="preserve">OpenAI </w:t>
+            </w:r>
+            <w:r>
+              <w:rPr>
+                <w:rFonts w:ascii="Consolas" w:hAnsi="Consolas" w:eastAsia="Consolas" w:cs="Consolas"/>
+                <w:color w:val="A31D1D"/>
+                <w:sz w:val="18"/>
+              </w:rPr>
+              <w:t>gpt-realtime-1.5</w:t>
+            </w:r>
+          </w:p>
+        </w:tc>
+        <w:tc>
+          <w:tcPr>
+            <w:tcW w:type="dxa" w:w="4320"/>
+          </w:tcPr>
+          <w:p>
+            <w:pPr>
+              <w:spacing w:before="40" w:after="40"/>
+            </w:pPr>
+            <w:r>
+              <w:rPr>
+                <w:rFonts w:ascii="Nirmala UI" w:hAnsi="Nirmala UI" w:eastAsia="Nirmala UI" w:cs="Nirmala UI"/>
+                <w:b/>
+                <w:sz w:val="18"/>
+              </w:rPr>
+              <w:t>0.82 s</w:t>
+            </w:r>
+          </w:p>
+        </w:tc>
+      </w:tr>
+      <w:tr>
+        <w:tc>
+          <w:tcPr>
+            <w:tcW w:type="dxa" w:w="4320"/>
+          </w:tcPr>
+          <w:p>
+            <w:pPr>
+              <w:spacing w:before="40" w:after="40"/>
+            </w:pPr>
+            <w:r>
+              <w:rPr>
+                <w:rFonts w:ascii="Nirmala UI" w:hAnsi="Nirmala UI" w:eastAsia="Nirmala UI" w:cs="Nirmala UI"/>
+                <w:sz w:val="18"/>
+              </w:rPr>
+              <w:t>OpenAI GPT-4o Realtime</w:t>
+            </w:r>
+          </w:p>
+        </w:tc>
+        <w:tc>
+          <w:tcPr>
+            <w:tcW w:type="dxa" w:w="4320"/>
+          </w:tcPr>
+          <w:p>
+            <w:pPr>
+              <w:spacing w:before="40" w:after="40"/>
+            </w:pPr>
+            <w:r>
+              <w:rPr>
+                <w:rFonts w:ascii="Nirmala UI" w:hAnsi="Nirmala UI" w:eastAsia="Nirmala UI" w:cs="Nirmala UI"/>
+                <w:sz w:val="18"/>
+              </w:rPr>
+              <w:t xml:space="preserve">80–120 ms </w:t>
+            </w:r>
+            <w:r>
+              <w:rPr>
+                <w:rFonts w:ascii="Nirmala UI" w:hAnsi="Nirmala UI" w:eastAsia="Nirmala UI" w:cs="Nirmala UI"/>
+                <w:i/>
+                <w:sz w:val="18"/>
+              </w:rPr>
+              <w:t>processing only</w:t>
+            </w:r>
+            <w:r>
+              <w:rPr>
+                <w:rFonts w:ascii="Nirmala UI" w:hAnsi="Nirmala UI" w:eastAsia="Nirmala UI" w:cs="Nirmala UI"/>
+                <w:sz w:val="18"/>
+              </w:rPr>
+              <w:t xml:space="preserve"> — not voice-to-voice</w:t>
+            </w:r>
+          </w:p>
+        </w:tc>
+      </w:tr>
+      <w:tr>
+        <w:tc>
+          <w:tcPr>
+            <w:tcW w:type="dxa" w:w="4320"/>
+          </w:tcPr>
+          <w:p>
+            <w:pPr>
+              <w:spacing w:before="40" w:after="40"/>
+            </w:pPr>
+            <w:r>
+              <w:rPr>
+                <w:rFonts w:ascii="Nirmala UI" w:hAnsi="Nirmala UI" w:eastAsia="Nirmala UI" w:cs="Nirmala UI"/>
+                <w:sz w:val="18"/>
+              </w:rPr>
+              <w:t>Gemini 3.1 Flash Live</w:t>
+            </w:r>
+          </w:p>
+        </w:tc>
+        <w:tc>
+          <w:tcPr>
+            <w:tcW w:type="dxa" w:w="4320"/>
+          </w:tcPr>
+          <w:p>
+            <w:pPr>
+              <w:spacing w:before="40" w:after="40"/>
+            </w:pPr>
+            <w:r>
+              <w:rPr>
+                <w:rFonts w:ascii="Nirmala UI" w:hAnsi="Nirmala UI" w:eastAsia="Nirmala UI" w:cs="Nirmala UI"/>
+                <w:b/>
+                <w:sz w:val="18"/>
+              </w:rPr>
+              <w:t>2.98 s</w:t>
+            </w:r>
+          </w:p>
+        </w:tc>
+      </w:tr>
+    </w:tbl>
+    <w:p/>
+    <w:p>
+      <w:pPr>
+        <w:spacing w:before="120" w:after="120"/>
+        <w:ind w:left="432"/>
+      </w:pPr>
+      <w:r>
+        <w:rPr>
+          <w:rFonts w:ascii="Nirmala UI" w:hAnsi="Nirmala UI" w:eastAsia="Nirmala UI" w:cs="Nirmala UI"/>
+          <w:i/>
+          <w:color w:val="5A5A5A"/>
+        </w:rPr>
+        <w:t xml:space="preserve">A well-engineered cascaded pipeline, with TTS streaming first audio in ~100–250 ms, </w:t>
+      </w:r>
+      <w:r>
+        <w:rPr>
+          <w:rFonts w:ascii="Nirmala UI" w:hAnsi="Nirmala UI" w:eastAsia="Nirmala UI" w:cs="Nirmala UI"/>
+          <w:b/>
+          <w:i/>
+          <w:color w:val="5A5A5A"/>
+        </w:rPr>
+        <w:t>beats some end-to-end models on voice-to-voice latency.</w:t>
+      </w:r>
+    </w:p>
+    <w:p>
+      <w:pPr>
+        <w:spacing w:after="120"/>
+      </w:pPr>
+      <w:r>
+        <w:rPr>
+          <w:rFonts w:ascii="Nirmala UI" w:hAnsi="Nirmala UI" w:eastAsia="Nirmala UI" w:cs="Nirmala UI"/>
+        </w:rPr>
+        <w:t xml:space="preserve">OpenAI's own flagship S2S model sits at </w:t>
+      </w:r>
+      <w:r>
+        <w:rPr>
+          <w:rFonts w:ascii="Nirmala UI" w:hAnsi="Nirmala UI" w:eastAsia="Nirmala UI" w:cs="Nirmala UI"/>
+          <w:b/>
+        </w:rPr>
+        <w:t>820 ms</w:t>
+      </w:r>
+      <w:r>
+        <w:rPr>
+          <w:rFonts w:ascii="Nirmala UI" w:hAnsi="Nirmala UI" w:eastAsia="Nirmala UI" w:cs="Nirmala UI"/>
+        </w:rPr>
+        <w:t xml:space="preserve"> — essentially identical to the 800 ms</w:t>
+      </w:r>
+    </w:p>
+    <w:p>
+      <w:pPr>
+        <w:spacing w:after="120"/>
+      </w:pPr>
+      <w:r>
+        <w:rPr>
+          <w:rFonts w:ascii="Nirmala UI" w:hAnsi="Nirmala UI" w:eastAsia="Nirmala UI" w:cs="Nirmala UI"/>
+        </w:rPr>
+        <w:t>cascaded target in §3. So S2S offers no latency advantage here, while removing every</w:t>
+      </w:r>
+    </w:p>
+    <w:p>
+      <w:pPr>
+        <w:spacing w:after="120"/>
+      </w:pPr>
+      <w:r>
+        <w:rPr>
+          <w:rFonts w:ascii="Nirmala UI" w:hAnsi="Nirmala UI" w:eastAsia="Nirmala UI" w:cs="Nirmala UI"/>
+        </w:rPr>
+        <w:t>component-level lever that makes the target reachable.</w:t>
+      </w:r>
+    </w:p>
+    <w:p>
+      <w:pPr>
+        <w:spacing w:after="120"/>
+      </w:pPr>
+      <w:r>
+        <w:rPr>
+          <w:rFonts w:ascii="Nirmala UI" w:hAnsi="Nirmala UI" w:eastAsia="Nirmala UI" w:cs="Nirmala UI"/>
+        </w:rPr>
+        <w:t xml:space="preserve">Note also the 80–120 ms figure: that is </w:t>
+      </w:r>
+      <w:r>
+        <w:rPr>
+          <w:rFonts w:ascii="Nirmala UI" w:hAnsi="Nirmala UI" w:eastAsia="Nirmala UI" w:cs="Nirmala UI"/>
+          <w:i/>
+        </w:rPr>
+        <w:t>processing</w:t>
+      </w:r>
+      <w:r>
+        <w:rPr>
+          <w:rFonts w:ascii="Nirmala UI" w:hAnsi="Nirmala UI" w:eastAsia="Nirmala UI" w:cs="Nirmala UI"/>
+        </w:rPr>
+        <w:t xml:space="preserve"> latency, the same category of</w:t>
+      </w:r>
+    </w:p>
+    <w:p>
+      <w:pPr>
+        <w:spacing w:after="120"/>
+      </w:pPr>
+      <w:r>
+        <w:rPr>
+          <w:rFonts w:ascii="Nirmala UI" w:hAnsi="Nirmala UI" w:eastAsia="Nirmala UI" w:cs="Nirmala UI"/>
+        </w:rPr>
+        <w:t>component number as Cartesia's 40 ms TTS. It is not voice-to-voice, and it is the likely</w:t>
+      </w:r>
+    </w:p>
+    <w:p>
+      <w:pPr>
+        <w:spacing w:after="120"/>
+      </w:pPr>
+      <w:r>
+        <w:rPr>
+          <w:rFonts w:ascii="Nirmala UI" w:hAnsi="Nirmala UI" w:eastAsia="Nirmala UI" w:cs="Nirmala UI"/>
+        </w:rPr>
+        <w:t>origin of the "100 ms" claims in circulation.</w:t>
+      </w:r>
+    </w:p>
+    <w:p>
+      <w:pPr>
+        <w:pStyle w:val="Heading2"/>
+      </w:pPr>
+      <w:r>
+        <w:rPr>
+          <w:rFonts w:ascii="Nirmala UI" w:hAnsi="Nirmala UI" w:eastAsia="Nirmala UI" w:cs="Nirmala UI"/>
+          <w:color w:val="1F4E79"/>
+        </w:rPr>
+        <w:t>4A.2 S2S has essentially no Telugu</w:t>
+      </w:r>
+    </w:p>
+    <w:tbl>
+      <w:tblPr>
+        <w:tblStyle w:val="TableGrid"/>
+        <w:tblW w:type="auto" w:w="0"/>
+        <w:jc w:val="center"/>
+        <w:tblLook w:firstColumn="1" w:firstRow="1" w:lastColumn="0" w:lastRow="0" w:noHBand="0" w:noVBand="1" w:val="04A0"/>
+      </w:tblPr>
+      <w:tblGrid>
+        <w:gridCol w:w="4320"/>
+        <w:gridCol w:w="4320"/>
+      </w:tblGrid>
+      <w:tr>
+        <w:tc>
+          <w:tcPr>
+            <w:tcW w:type="dxa" w:w="4320"/>
+            <w:shd w:val="clear" w:color="auto" w:fill="DCE6F1"/>
+          </w:tcPr>
+          <w:p>
+            <w:pPr>
+              <w:spacing w:before="40" w:after="40"/>
+            </w:pPr>
+            <w:r>
+              <w:rPr>
+                <w:rFonts w:ascii="Nirmala UI" w:hAnsi="Nirmala UI" w:eastAsia="Nirmala UI" w:cs="Nirmala UI"/>
+                <w:b/>
+                <w:sz w:val="18"/>
+              </w:rPr>
+              <w:t>Model</w:t>
+            </w:r>
+          </w:p>
+        </w:tc>
+        <w:tc>
+          <w:tcPr>
+            <w:tcW w:type="dxa" w:w="4320"/>
+            <w:shd w:val="clear" w:color="auto" w:fill="DCE6F1"/>
+          </w:tcPr>
+          <w:p>
+            <w:pPr>
+              <w:spacing w:before="40" w:after="40"/>
+            </w:pPr>
+            <w:r>
+              <w:rPr>
+                <w:rFonts w:ascii="Nirmala UI" w:hAnsi="Nirmala UI" w:eastAsia="Nirmala UI" w:cs="Nirmala UI"/>
+                <w:b/>
+                <w:sz w:val="18"/>
+              </w:rPr>
+              <w:t>Indian language support</w:t>
+            </w:r>
+          </w:p>
+        </w:tc>
+      </w:tr>
+      <w:tr>
+        <w:tc>
+          <w:tcPr>
+            <w:tcW w:type="dxa" w:w="4320"/>
+          </w:tcPr>
+          <w:p>
+            <w:pPr>
+              <w:spacing w:before="40" w:after="40"/>
+            </w:pPr>
+            <w:r>
+              <w:rPr>
+                <w:rFonts w:ascii="Nirmala UI" w:hAnsi="Nirmala UI" w:eastAsia="Nirmala UI" w:cs="Nirmala UI"/>
+                <w:sz w:val="18"/>
+              </w:rPr>
+              <w:t>OpenAI Realtime</w:t>
+            </w:r>
+          </w:p>
+        </w:tc>
+        <w:tc>
+          <w:tcPr>
+            <w:tcW w:type="dxa" w:w="4320"/>
+          </w:tcPr>
+          <w:p>
+            <w:pPr>
+              <w:spacing w:before="40" w:after="40"/>
+            </w:pPr>
+            <w:r>
+              <w:rPr>
+                <w:rFonts w:ascii="Nirmala UI" w:hAnsi="Nirmala UI" w:eastAsia="Nirmala UI" w:cs="Nirmala UI"/>
+                <w:sz w:val="18"/>
+              </w:rPr>
+              <w:t>Not published for Telugu; quality unverified</w:t>
+            </w:r>
+          </w:p>
+        </w:tc>
+      </w:tr>
+      <w:tr>
+        <w:tc>
+          <w:tcPr>
+            <w:tcW w:type="dxa" w:w="4320"/>
+          </w:tcPr>
+          <w:p>
+            <w:pPr>
+              <w:spacing w:before="40" w:after="40"/>
+            </w:pPr>
+            <w:r>
+              <w:rPr>
+                <w:rFonts w:ascii="Nirmala UI" w:hAnsi="Nirmala UI" w:eastAsia="Nirmala UI" w:cs="Nirmala UI"/>
+                <w:sz w:val="18"/>
+              </w:rPr>
+              <w:t>Gemini Live</w:t>
+            </w:r>
+          </w:p>
+        </w:tc>
+        <w:tc>
+          <w:tcPr>
+            <w:tcW w:type="dxa" w:w="4320"/>
+          </w:tcPr>
+          <w:p>
+            <w:pPr>
+              <w:spacing w:before="40" w:after="40"/>
+            </w:pPr>
+            <w:r>
+              <w:rPr>
+                <w:rFonts w:ascii="Nirmala UI" w:hAnsi="Nirmala UI" w:eastAsia="Nirmala UI" w:cs="Nirmala UI"/>
+                <w:sz w:val="18"/>
+              </w:rPr>
+              <w:t>Not published for Telugu</w:t>
+            </w:r>
+          </w:p>
+        </w:tc>
+      </w:tr>
+      <w:tr>
+        <w:tc>
+          <w:tcPr>
+            <w:tcW w:type="dxa" w:w="4320"/>
+          </w:tcPr>
+          <w:p>
+            <w:pPr>
+              <w:spacing w:before="40" w:after="40"/>
+            </w:pPr>
+            <w:r>
+              <w:rPr>
+                <w:rFonts w:ascii="Nirmala UI" w:hAnsi="Nirmala UI" w:eastAsia="Nirmala UI" w:cs="Nirmala UI"/>
+                <w:sz w:val="18"/>
+              </w:rPr>
+              <w:t>Qwen3-TTS</w:t>
+            </w:r>
+          </w:p>
+        </w:tc>
+        <w:tc>
+          <w:tcPr>
+            <w:tcW w:type="dxa" w:w="4320"/>
+          </w:tcPr>
+          <w:p>
+            <w:pPr>
+              <w:spacing w:before="40" w:after="40"/>
+            </w:pPr>
+            <w:r>
+              <w:rPr>
+                <w:rFonts w:ascii="Nirmala UI" w:hAnsi="Nirmala UI" w:eastAsia="Nirmala UI" w:cs="Nirmala UI"/>
+                <w:sz w:val="18"/>
+              </w:rPr>
+              <w:t xml:space="preserve">10 languages — </w:t>
+            </w:r>
+            <w:r>
+              <w:rPr>
+                <w:rFonts w:ascii="Nirmala UI" w:hAnsi="Nirmala UI" w:eastAsia="Nirmala UI" w:cs="Nirmala UI"/>
+                <w:b/>
+                <w:sz w:val="18"/>
+              </w:rPr>
+              <w:t>Telugu not included</w:t>
+            </w:r>
+          </w:p>
+        </w:tc>
+      </w:tr>
+      <w:tr>
+        <w:tc>
+          <w:tcPr>
+            <w:tcW w:type="dxa" w:w="4320"/>
+          </w:tcPr>
+          <w:p>
+            <w:pPr>
+              <w:spacing w:before="40" w:after="40"/>
+            </w:pPr>
+            <w:r>
+              <w:rPr>
+                <w:rFonts w:ascii="Nirmala UI" w:hAnsi="Nirmala UI" w:eastAsia="Nirmala UI" w:cs="Nirmala UI"/>
+                <w:sz w:val="18"/>
+              </w:rPr>
+              <w:t>Moshi (open source, 7B, sub-200 ms, full-duplex)</w:t>
+            </w:r>
+          </w:p>
+        </w:tc>
+        <w:tc>
+          <w:tcPr>
+            <w:tcW w:type="dxa" w:w="4320"/>
+          </w:tcPr>
+          <w:p>
+            <w:pPr>
+              <w:spacing w:before="40" w:after="40"/>
+            </w:pPr>
+            <w:r>
+              <w:rPr>
+                <w:rFonts w:ascii="Nirmala UI" w:hAnsi="Nirmala UI" w:eastAsia="Nirmala UI" w:cs="Nirmala UI"/>
+                <w:sz w:val="18"/>
+              </w:rPr>
+              <w:t>English/French</w:t>
+            </w:r>
+          </w:p>
+        </w:tc>
+      </w:tr>
+    </w:tbl>
+    <w:p/>
+    <w:p>
+      <w:pPr>
+        <w:spacing w:after="120"/>
+      </w:pPr>
+      <w:r>
+        <w:rPr>
+          <w:rFonts w:ascii="Nirmala UI" w:hAnsi="Nirmala UI" w:eastAsia="Nirmala UI" w:cs="Nirmala UI"/>
+        </w:rPr>
+        <w:t xml:space="preserve">The one encouraging data point: </w:t>
+      </w:r>
+      <w:r>
+        <w:rPr>
+          <w:rFonts w:ascii="Nirmala UI" w:hAnsi="Nirmala UI" w:eastAsia="Nirmala UI" w:cs="Nirmala UI"/>
+          <w:b/>
+        </w:rPr>
+        <w:t>Hindi-Moshi</w:t>
+      </w:r>
+      <w:r>
+        <w:rPr>
+          <w:rFonts w:ascii="Nirmala UI" w:hAnsi="Nirmala UI" w:eastAsia="Nirmala UI" w:cs="Nirmala UI"/>
+        </w:rPr>
+        <w:t xml:space="preserve"> exists — the Moshi architecture adapted</w:t>
+      </w:r>
+    </w:p>
+    <w:p>
+      <w:pPr>
+        <w:spacing w:after="120"/>
+      </w:pPr>
+      <w:r>
+        <w:rPr>
+          <w:rFonts w:ascii="Nirmala UI" w:hAnsi="Nirmala UI" w:eastAsia="Nirmala UI" w:cs="Nirmala UI"/>
+        </w:rPr>
+        <w:t>into the first full-duplex spoken dialogue model for Hindi. That proves the adaptation</w:t>
+      </w:r>
+    </w:p>
+    <w:p>
+      <w:pPr>
+        <w:spacing w:after="120"/>
+      </w:pPr>
+      <w:r>
+        <w:rPr>
+          <w:rFonts w:ascii="Nirmala UI" w:hAnsi="Nirmala UI" w:eastAsia="Nirmala UI" w:cs="Nirmala UI"/>
+        </w:rPr>
+        <w:t>path is real for Indian languages, but it is a research programme, not a v1 decision.</w:t>
+      </w:r>
+    </w:p>
+    <w:p>
+      <w:pPr>
+        <w:pStyle w:val="Heading2"/>
+      </w:pPr>
+      <w:r>
+        <w:rPr>
+          <w:rFonts w:ascii="Nirmala UI" w:hAnsi="Nirmala UI" w:eastAsia="Nirmala UI" w:cs="Nirmala UI"/>
+          <w:color w:val="1F4E79"/>
+        </w:rPr>
+        <w:t>4A.3 S2S destroys two of the three justifications</w:t>
+      </w:r>
+    </w:p>
+    <w:tbl>
+      <w:tblPr>
+        <w:tblStyle w:val="TableGrid"/>
+        <w:tblW w:type="auto" w:w="0"/>
+        <w:jc w:val="center"/>
+        <w:tblLook w:firstColumn="1" w:firstRow="1" w:lastColumn="0" w:lastRow="0" w:noHBand="0" w:noVBand="1" w:val="04A0"/>
+      </w:tblPr>
+      <w:tblGrid>
+        <w:gridCol w:w="2880"/>
+        <w:gridCol w:w="2880"/>
+        <w:gridCol w:w="2880"/>
+      </w:tblGrid>
+      <w:tr>
+        <w:tc>
+          <w:tcPr>
+            <w:tcW w:type="dxa" w:w="2880"/>
+            <w:shd w:val="clear" w:color="auto" w:fill="DCE6F1"/>
+          </w:tcPr>
+          <w:p>
+            <w:pPr>
+              <w:spacing w:before="40" w:after="40"/>
+            </w:pPr>
+            <w:r>
+              <w:rPr>
+                <w:rFonts w:ascii="Nirmala UI" w:hAnsi="Nirmala UI" w:eastAsia="Nirmala UI" w:cs="Nirmala UI"/>
+                <w:b/>
+                <w:sz w:val="18"/>
+              </w:rPr>
+              <w:t>Justification</w:t>
+            </w:r>
+          </w:p>
+        </w:tc>
+        <w:tc>
+          <w:tcPr>
+            <w:tcW w:type="dxa" w:w="2880"/>
+            <w:shd w:val="clear" w:color="auto" w:fill="DCE6F1"/>
+          </w:tcPr>
+          <w:p>
+            <w:pPr>
+              <w:spacing w:before="40" w:after="40"/>
+            </w:pPr>
+            <w:r>
+              <w:rPr>
+                <w:rFonts w:ascii="Nirmala UI" w:hAnsi="Nirmala UI" w:eastAsia="Nirmala UI" w:cs="Nirmala UI"/>
+                <w:b/>
+                <w:sz w:val="18"/>
+              </w:rPr>
+              <w:t>Under cascaded</w:t>
+            </w:r>
+          </w:p>
+        </w:tc>
+        <w:tc>
+          <w:tcPr>
+            <w:tcW w:type="dxa" w:w="2880"/>
+            <w:shd w:val="clear" w:color="auto" w:fill="DCE6F1"/>
+          </w:tcPr>
+          <w:p>
+            <w:pPr>
+              <w:spacing w:before="40" w:after="40"/>
+            </w:pPr>
+            <w:r>
+              <w:rPr>
+                <w:rFonts w:ascii="Nirmala UI" w:hAnsi="Nirmala UI" w:eastAsia="Nirmala UI" w:cs="Nirmala UI"/>
+                <w:b/>
+                <w:sz w:val="18"/>
+              </w:rPr>
+              <w:t>Under S2S</w:t>
+            </w:r>
+          </w:p>
+        </w:tc>
+      </w:tr>
+      <w:tr>
+        <w:tc>
+          <w:tcPr>
+            <w:tcW w:type="dxa" w:w="2880"/>
+          </w:tcPr>
+          <w:p>
+            <w:pPr>
+              <w:spacing w:before="40" w:after="40"/>
+            </w:pPr>
+            <w:r>
+              <w:rPr>
+                <w:rFonts w:ascii="Nirmala UI" w:hAnsi="Nirmala UI" w:eastAsia="Nirmala UI" w:cs="Nirmala UI"/>
+                <w:sz w:val="18"/>
+              </w:rPr>
+              <w:t>Architectural control (tool calling)</w:t>
+            </w:r>
+          </w:p>
+        </w:tc>
+        <w:tc>
+          <w:tcPr>
+            <w:tcW w:type="dxa" w:w="2880"/>
+          </w:tcPr>
+          <w:p>
+            <w:pPr>
+              <w:spacing w:before="40" w:after="40"/>
+            </w:pPr>
+            <w:r>
+              <w:rPr>
+                <w:rFonts w:ascii="Nirmala UI" w:hAnsi="Nirmala UI" w:eastAsia="Nirmala UI" w:cs="Nirmala UI"/>
+                <w:sz w:val="18"/>
+              </w:rPr>
+              <w:t>Full</w:t>
+            </w:r>
+          </w:p>
+        </w:tc>
+        <w:tc>
+          <w:tcPr>
+            <w:tcW w:type="dxa" w:w="2880"/>
+          </w:tcPr>
+          <w:p>
+            <w:pPr>
+              <w:spacing w:before="40" w:after="40"/>
+            </w:pPr>
+            <w:r>
+              <w:rPr>
+                <w:rFonts w:ascii="Nirmala UI" w:hAnsi="Nirmala UI" w:eastAsia="Nirmala UI" w:cs="Nirmala UI"/>
+                <w:sz w:val="18"/>
+              </w:rPr>
+              <w:t>Reduced — shallow tool surface</w:t>
+            </w:r>
+          </w:p>
+        </w:tc>
+      </w:tr>
+      <w:tr>
+        <w:tc>
+          <w:tcPr>
+            <w:tcW w:type="dxa" w:w="2880"/>
+          </w:tcPr>
+          <w:p>
+            <w:pPr>
+              <w:spacing w:before="40" w:after="40"/>
+            </w:pPr>
+            <w:r>
+              <w:rPr>
+                <w:rFonts w:ascii="Nirmala UI" w:hAnsi="Nirmala UI" w:eastAsia="Nirmala UI" w:cs="Nirmala UI"/>
+                <w:b/>
+                <w:sz w:val="18"/>
+              </w:rPr>
+              <w:t>Speech-recognition ownership</w:t>
+            </w:r>
+          </w:p>
+        </w:tc>
+        <w:tc>
+          <w:tcPr>
+            <w:tcW w:type="dxa" w:w="2880"/>
+          </w:tcPr>
+          <w:p>
+            <w:pPr>
+              <w:spacing w:before="40" w:after="40"/>
+            </w:pPr>
+            <w:r>
+              <w:rPr>
+                <w:rFonts w:ascii="Nirmala UI" w:hAnsi="Nirmala UI" w:eastAsia="Nirmala UI" w:cs="Nirmala UI"/>
+                <w:b/>
+                <w:sz w:val="18"/>
+              </w:rPr>
+              <w:t>Full — the entire STT-001 ladder</w:t>
+            </w:r>
+          </w:p>
+        </w:tc>
+        <w:tc>
+          <w:tcPr>
+            <w:tcW w:type="dxa" w:w="2880"/>
+          </w:tcPr>
+          <w:p>
+            <w:pPr>
+              <w:spacing w:before="40" w:after="40"/>
+            </w:pPr>
+            <w:r>
+              <w:rPr>
+                <w:rFonts w:ascii="Nirmala UI" w:hAnsi="Nirmala UI" w:eastAsia="Nirmala UI" w:cs="Nirmala UI"/>
+                <w:b/>
+                <w:sz w:val="18"/>
+              </w:rPr>
+              <w:t>GONE.</w:t>
+            </w:r>
+            <w:r>
+              <w:rPr>
+                <w:rFonts w:ascii="Nirmala UI" w:hAnsi="Nirmala UI" w:eastAsia="Nirmala UI" w:cs="Nirmala UI"/>
+                <w:sz w:val="18"/>
+              </w:rPr>
+              <w:t xml:space="preserve"> No STT to swap, boost, correct, race or fine-tune. There is no transcript stage to own</w:t>
+            </w:r>
+          </w:p>
+        </w:tc>
+      </w:tr>
+      <w:tr>
+        <w:tc>
+          <w:tcPr>
+            <w:tcW w:type="dxa" w:w="2880"/>
+          </w:tcPr>
+          <w:p>
+            <w:pPr>
+              <w:spacing w:before="40" w:after="40"/>
+            </w:pPr>
+            <w:r>
+              <w:rPr>
+                <w:rFonts w:ascii="Nirmala UI" w:hAnsi="Nirmala UI" w:eastAsia="Nirmala UI" w:cs="Nirmala UI"/>
+                <w:sz w:val="18"/>
+              </w:rPr>
+              <w:t>Latency leadership</w:t>
+            </w:r>
+          </w:p>
+        </w:tc>
+        <w:tc>
+          <w:tcPr>
+            <w:tcW w:type="dxa" w:w="2880"/>
+          </w:tcPr>
+          <w:p>
+            <w:pPr>
+              <w:spacing w:before="40" w:after="40"/>
+            </w:pPr>
+            <w:r>
+              <w:rPr>
+                <w:rFonts w:ascii="Nirmala UI" w:hAnsi="Nirmala UI" w:eastAsia="Nirmala UI" w:cs="Nirmala UI"/>
+                <w:sz w:val="18"/>
+              </w:rPr>
+              <w:t>Component-level control</w:t>
+            </w:r>
+          </w:p>
+        </w:tc>
+        <w:tc>
+          <w:tcPr>
+            <w:tcW w:type="dxa" w:w="2880"/>
+          </w:tcPr>
+          <w:p>
+            <w:pPr>
+              <w:spacing w:before="40" w:after="40"/>
+            </w:pPr>
+            <w:r>
+              <w:rPr>
+                <w:rFonts w:ascii="Nirmala UI" w:hAnsi="Nirmala UI" w:eastAsia="Nirmala UI" w:cs="Nirmala UI"/>
+                <w:sz w:val="18"/>
+              </w:rPr>
+              <w:t>Vendor's number, take it or leave it</w:t>
+            </w:r>
+          </w:p>
+        </w:tc>
+      </w:tr>
+      <w:tr>
+        <w:tc>
+          <w:tcPr>
+            <w:tcW w:type="dxa" w:w="2880"/>
+          </w:tcPr>
+          <w:p>
+            <w:pPr>
+              <w:spacing w:before="40" w:after="40"/>
+            </w:pPr>
+            <w:r>
+              <w:rPr>
+                <w:rFonts w:ascii="Nirmala UI" w:hAnsi="Nirmala UI" w:eastAsia="Nirmala UI" w:cs="Nirmala UI"/>
+                <w:sz w:val="18"/>
+              </w:rPr>
+              <w:t>Cost</w:t>
+            </w:r>
+          </w:p>
+        </w:tc>
+        <w:tc>
+          <w:tcPr>
+            <w:tcW w:type="dxa" w:w="2880"/>
+          </w:tcPr>
+          <w:p>
+            <w:pPr>
+              <w:spacing w:before="40" w:after="40"/>
+            </w:pPr>
+            <w:r>
+              <w:rPr>
+                <w:rFonts w:ascii="Nirmala UI" w:hAnsi="Nirmala UI" w:eastAsia="Nirmala UI" w:cs="Nirmala UI"/>
+                <w:sz w:val="18"/>
+              </w:rPr>
+              <w:t>$0.0095–$0.17/min, predictable</w:t>
+            </w:r>
+          </w:p>
+        </w:tc>
+        <w:tc>
+          <w:tcPr>
+            <w:tcW w:type="dxa" w:w="2880"/>
+          </w:tcPr>
+          <w:p>
+            <w:pPr>
+              <w:spacing w:before="40" w:after="40"/>
+            </w:pPr>
+            <w:r>
+              <w:rPr>
+                <w:rFonts w:ascii="Nirmala UI" w:hAnsi="Nirmala UI" w:eastAsia="Nirmala UI" w:cs="Nirmala UI"/>
+                <w:sz w:val="18"/>
+              </w:rPr>
+              <w:t xml:space="preserve">$0.00165–$0.30/min — OpenAI Realtime at </w:t>
+            </w:r>
+            <w:r>
+              <w:rPr>
+                <w:rFonts w:ascii="Nirmala UI" w:hAnsi="Nirmala UI" w:eastAsia="Nirmala UI" w:cs="Nirmala UI"/>
+                <w:b/>
+                <w:sz w:val="18"/>
+              </w:rPr>
+              <w:t>$0.30/min</w:t>
+            </w:r>
+          </w:p>
+        </w:tc>
+      </w:tr>
+      <w:tr>
+        <w:tc>
+          <w:tcPr>
+            <w:tcW w:type="dxa" w:w="2880"/>
+          </w:tcPr>
+          <w:p>
+            <w:pPr>
+              <w:spacing w:before="40" w:after="40"/>
+            </w:pPr>
+            <w:r>
+              <w:rPr>
+                <w:rFonts w:ascii="Nirmala UI" w:hAnsi="Nirmala UI" w:eastAsia="Nirmala UI" w:cs="Nirmala UI"/>
+                <w:sz w:val="18"/>
+              </w:rPr>
+              <w:t>Vendor choice</w:t>
+            </w:r>
+          </w:p>
+        </w:tc>
+        <w:tc>
+          <w:tcPr>
+            <w:tcW w:type="dxa" w:w="2880"/>
+          </w:tcPr>
+          <w:p>
+            <w:pPr>
+              <w:spacing w:before="40" w:after="40"/>
+            </w:pPr>
+            <w:r>
+              <w:rPr>
+                <w:rFonts w:ascii="Nirmala UI" w:hAnsi="Nirmala UI" w:eastAsia="Nirmala UI" w:cs="Nirmala UI"/>
+                <w:sz w:val="18"/>
+              </w:rPr>
+              <w:t>5+ STT, 7+ TTS, dozens of LLMs</w:t>
+            </w:r>
+          </w:p>
+        </w:tc>
+        <w:tc>
+          <w:tcPr>
+            <w:tcW w:type="dxa" w:w="2880"/>
+          </w:tcPr>
+          <w:p>
+            <w:pPr>
+              <w:spacing w:before="40" w:after="40"/>
+            </w:pPr>
+            <w:r>
+              <w:rPr>
+                <w:rFonts w:ascii="Nirmala UI" w:hAnsi="Nirmala UI" w:eastAsia="Nirmala UI" w:cs="Nirmala UI"/>
+                <w:b/>
+                <w:sz w:val="18"/>
+              </w:rPr>
+              <w:t>Two vendors: OpenAI and Google</w:t>
+            </w:r>
+          </w:p>
+        </w:tc>
+      </w:tr>
+    </w:tbl>
+    <w:p/>
+    <w:p>
+      <w:pPr>
+        <w:spacing w:before="120" w:after="120"/>
+        <w:ind w:left="432"/>
+      </w:pPr>
+      <w:r>
+        <w:rPr>
+          <w:rFonts w:ascii="Nirmala UI" w:hAnsi="Nirmala UI" w:eastAsia="Nirmala UI" w:cs="Nirmala UI"/>
+          <w:b/>
+          <w:i/>
+          <w:color w:val="5A5A5A"/>
+        </w:rPr>
+        <w:t>This is the decisive point.</w:t>
+      </w:r>
+      <w:r>
+        <w:rPr>
+          <w:rFonts w:ascii="Nirmala UI" w:hAnsi="Nirmala UI" w:eastAsia="Nirmala UI" w:cs="Nirmala UI"/>
+          <w:i/>
+          <w:color w:val="5A5A5A"/>
+        </w:rPr>
+        <w:t xml:space="preserve"> FS-001 §10 identifies Telugu ASR ownership as the primary justification for building this platform at all. S2S has no ASR stage to own. Adopting it would mean rebuilding the platform in order to surrender the capability the platform exists to provide — and returning to per-minute pricing set by one of two vendors, which is the position the project is escaping.</w:t>
+      </w:r>
+    </w:p>
+    <w:p>
+      <w:pPr>
+        <w:pStyle w:val="Heading2"/>
+      </w:pPr>
+      <w:r>
+        <w:rPr>
+          <w:rFonts w:ascii="Nirmala UI" w:hAnsi="Nirmala UI" w:eastAsia="Nirmala UI" w:cs="Nirmala UI"/>
+          <w:color w:val="1F4E79"/>
+        </w:rPr>
+        <w:t>4A.4 What the market does</w:t>
+      </w:r>
+    </w:p>
+    <w:p>
+      <w:pPr>
+        <w:spacing w:after="120"/>
+      </w:pPr>
+      <w:r>
+        <w:rPr>
+          <w:rFonts w:ascii="Nirmala UI" w:hAnsi="Nirmala UI" w:eastAsia="Nirmala UI" w:cs="Nirmala UI"/>
+        </w:rPr>
+        <w:t>Cascaded dominates enterprise deployment for debuggability, compliance and provider</w:t>
+      </w:r>
+    </w:p>
+    <w:p>
+      <w:pPr>
+        <w:spacing w:after="120"/>
+      </w:pPr>
+      <w:r>
+        <w:rPr>
+          <w:rFonts w:ascii="Nirmala UI" w:hAnsi="Nirmala UI" w:eastAsia="Nirmala UI" w:cs="Nirmala UI"/>
+        </w:rPr>
+        <w:t>flexibility. S2S is growing for short conversational use cases where latency dominates</w:t>
+      </w:r>
+    </w:p>
+    <w:p>
+      <w:pPr>
+        <w:spacing w:after="120"/>
+      </w:pPr>
+      <w:r>
+        <w:rPr>
+          <w:rFonts w:ascii="Nirmala UI" w:hAnsi="Nirmala UI" w:eastAsia="Nirmala UI" w:cs="Nirmala UI"/>
+        </w:rPr>
+        <w:t>and the tool surface is shallow. Outbound sales qualification with tool calls, transfer,</w:t>
+      </w:r>
+    </w:p>
+    <w:p>
+      <w:pPr>
+        <w:spacing w:after="120"/>
+      </w:pPr>
+      <w:r>
+        <w:rPr>
+          <w:rFonts w:ascii="Nirmala UI" w:hAnsi="Nirmala UI" w:eastAsia="Nirmala UI" w:cs="Nirmala UI"/>
+        </w:rPr>
+        <w:t>extraction and compliance obligations is not that use case.</w:t>
+      </w:r>
+    </w:p>
+    <w:p>
+      <w:pPr>
+        <w:pStyle w:val="Heading2"/>
+      </w:pPr>
+      <w:r>
+        <w:rPr>
+          <w:rFonts w:ascii="Nirmala UI" w:hAnsi="Nirmala UI" w:eastAsia="Nirmala UI" w:cs="Nirmala UI"/>
+          <w:color w:val="1F4E79"/>
+        </w:rPr>
+        <w:t>4A.5 Decision</w:t>
+      </w:r>
+    </w:p>
+    <w:p>
+      <w:pPr>
+        <w:spacing w:after="120"/>
+      </w:pPr>
+      <w:r>
+        <w:rPr>
+          <w:rFonts w:ascii="Nirmala UI" w:hAnsi="Nirmala UI" w:eastAsia="Nirmala UI" w:cs="Nirmala UI"/>
+          <w:b/>
+        </w:rPr>
+        <w:t>Remain cascaded.</w:t>
+      </w:r>
+      <w:r>
+        <w:rPr>
+          <w:rFonts w:ascii="Nirmala UI" w:hAnsi="Nirmala UI" w:eastAsia="Nirmala UI" w:cs="Nirmala UI"/>
+        </w:rPr>
+        <w:t xml:space="preserve"> Reasons, in order:</w:t>
+      </w:r>
+    </w:p>
+    <w:p>
+      <w:pPr>
+        <w:pStyle w:val="ListNumber"/>
+      </w:pPr>
+      <w:r>
+        <w:rPr>
+          <w:rFonts w:ascii="Nirmala UI" w:hAnsi="Nirmala UI" w:eastAsia="Nirmala UI" w:cs="Nirmala UI"/>
+        </w:rPr>
+        <w:t>No latency advantage — OpenAI's best S2S is 820 ms against our 800 ms target</w:t>
+      </w:r>
+    </w:p>
+    <w:p>
+      <w:pPr>
+        <w:pStyle w:val="ListNumber"/>
+      </w:pPr>
+      <w:r>
+        <w:rPr>
+          <w:rFonts w:ascii="Nirmala UI" w:hAnsi="Nirmala UI" w:eastAsia="Nirmala UI" w:cs="Nirmala UI"/>
+        </w:rPr>
+        <w:t>No usable Telugu</w:t>
+      </w:r>
+    </w:p>
+    <w:p>
+      <w:pPr>
+        <w:pStyle w:val="ListNumber"/>
+      </w:pPr>
+      <w:r>
+        <w:rPr>
+          <w:rFonts w:ascii="Nirmala UI" w:hAnsi="Nirmala UI" w:eastAsia="Nirmala UI" w:cs="Nirmala UI"/>
+        </w:rPr>
+        <w:t>Eliminates the STT ownership that justifies the project</w:t>
+      </w:r>
+    </w:p>
+    <w:p>
+      <w:pPr>
+        <w:pStyle w:val="ListNumber"/>
+      </w:pPr>
+      <w:r>
+        <w:rPr>
+          <w:rFonts w:ascii="Nirmala UI" w:hAnsi="Nirmala UI" w:eastAsia="Nirmala UI" w:cs="Nirmala UI"/>
+        </w:rPr>
+        <w:t>Restores per-minute vendor lock-in at up to $0.30/min</w:t>
+      </w:r>
+    </w:p>
+    <w:p>
+      <w:pPr>
+        <w:pStyle w:val="ListNumber"/>
+      </w:pPr>
+      <w:r>
+        <w:rPr>
+          <w:rFonts w:ascii="Nirmala UI" w:hAnsi="Nirmala UI" w:eastAsia="Nirmala UI" w:cs="Nirmala UI"/>
+        </w:rPr>
+        <w:t>Weaker tool calling, which is justification #1</w:t>
+      </w:r>
+    </w:p>
+    <w:p>
+      <w:pPr>
+        <w:spacing w:after="120"/>
+      </w:pPr>
+      <w:r>
+        <w:rPr>
+          <w:rFonts w:ascii="Nirmala UI" w:hAnsi="Nirmala UI" w:eastAsia="Nirmala UI" w:cs="Nirmala UI"/>
+          <w:b/>
+        </w:rPr>
+        <w:t>Revisit when</w:t>
+      </w:r>
+      <w:r>
+        <w:rPr>
+          <w:rFonts w:ascii="Nirmala UI" w:hAnsi="Nirmala UI" w:eastAsia="Nirmala UI" w:cs="Nirmala UI"/>
+        </w:rPr>
+        <w:t xml:space="preserve"> a Telugu-capable full-duplex model exists that can be self-hosted. The</w:t>
+      </w:r>
+    </w:p>
+    <w:p>
+      <w:pPr>
+        <w:spacing w:after="120"/>
+      </w:pPr>
+      <w:r>
+        <w:rPr>
+          <w:rFonts w:ascii="Nirmala UI" w:hAnsi="Nirmala UI" w:eastAsia="Nirmala UI" w:cs="Nirmala UI"/>
+        </w:rPr>
+        <w:t>Hindi-Moshi precedent, plus AI4Bharat's open-source **Indic-TTS covering 13 Indian</w:t>
+      </w:r>
+    </w:p>
+    <w:p>
+      <w:pPr>
+        <w:spacing w:after="120"/>
+      </w:pPr>
+      <w:r>
+        <w:rPr>
+          <w:rFonts w:ascii="Nirmala UI" w:hAnsi="Nirmala UI" w:eastAsia="Nirmala UI" w:cs="Nirmala UI"/>
+        </w:rPr>
+        <w:t>languages including Telugu**, suggests that becomes plausible within a few years. Tracked</w:t>
+      </w:r>
+    </w:p>
+    <w:p>
+      <w:pPr>
+        <w:spacing w:after="120"/>
+      </w:pPr>
+      <w:r>
+        <w:rPr>
+          <w:rFonts w:ascii="Nirmala UI" w:hAnsi="Nirmala UI" w:eastAsia="Nirmala UI" w:cs="Nirmala UI"/>
+        </w:rPr>
+        <w:t>as a v3 research item, not a v1 option.</w:t>
+      </w:r>
+    </w:p>
+    <w:p>
+      <w:pPr>
+        <w:spacing w:before="120" w:after="120"/>
+        <w:ind w:left="432"/>
+      </w:pPr>
+      <w:r>
+        <w:rPr>
+          <w:rFonts w:ascii="Nirmala UI" w:hAnsi="Nirmala UI" w:eastAsia="Nirmala UI" w:cs="Nirmala UI"/>
+          <w:b/>
+          <w:i/>
+          <w:color w:val="5A5A5A"/>
+        </w:rPr>
+        <w:t>Adjacent finding worth acting on later:</w:t>
+      </w:r>
+      <w:r>
+        <w:rPr>
+          <w:rFonts w:ascii="Nirmala UI" w:hAnsi="Nirmala UI" w:eastAsia="Nirmala UI" w:cs="Nirmala UI"/>
+          <w:i/>
+          <w:color w:val="5A5A5A"/>
+        </w:rPr>
+        <w:t xml:space="preserve"> AI4Bharat Indic-TTS is open source and covers Telugu. That is a route to owning the </w:t>
+      </w:r>
+      <w:r>
+        <w:rPr>
+          <w:rFonts w:ascii="Nirmala UI" w:hAnsi="Nirmala UI" w:eastAsia="Nirmala UI" w:cs="Nirmala UI"/>
+          <w:b/>
+          <w:i/>
+          <w:color w:val="5A5A5A"/>
+        </w:rPr>
+        <w:t>TTS</w:t>
+      </w:r>
+      <w:r>
+        <w:rPr>
+          <w:rFonts w:ascii="Nirmala UI" w:hAnsi="Nirmala UI" w:eastAsia="Nirmala UI" w:cs="Nirmala UI"/>
+          <w:i/>
+          <w:color w:val="5A5A5A"/>
+        </w:rPr>
+        <w:t xml:space="preserve"> layer as well as STT, driving another per-minute cost toward zero. Recorded in STT-001's successor scope, not v1.</w:t>
       </w:r>
     </w:p>
     <w:p>

--- a/docs/voice-platform/09-latency-engineering-plan.docx
+++ b/docs/voice-platform/09-latency-engineering-plan.docx
@@ -923,7 +923,22 @@
                 <w:rFonts w:ascii="Nirmala UI" w:hAnsi="Nirmala UI" w:eastAsia="Nirmala UI" w:cs="Nirmala UI"/>
                 <w:sz w:val="18"/>
               </w:rPr>
-              <w:t xml:space="preserve"> figure — e.g. Cartesia Sonic 4 time-to-first-audio ≈40 ms. Not voice-to-voice.</w:t>
+              <w:t xml:space="preserve"> figure — e.g. OpenAI Realtime's 80–120 ms </w:t>
+            </w:r>
+            <w:r>
+              <w:rPr>
+                <w:rFonts w:ascii="Nirmala UI" w:hAnsi="Nirmala UI" w:eastAsia="Nirmala UI" w:cs="Nirmala UI"/>
+                <w:i/>
+                <w:sz w:val="18"/>
+              </w:rPr>
+              <w:t>processing</w:t>
+            </w:r>
+            <w:r>
+              <w:rPr>
+                <w:rFonts w:ascii="Nirmala UI" w:hAnsi="Nirmala UI" w:eastAsia="Nirmala UI" w:cs="Nirmala UI"/>
+                <w:sz w:val="18"/>
+              </w:rPr>
+              <w:t xml:space="preserve"> latency, or a vendor TTS time-to-first-audio claim. Not voice-to-voice.</w:t>
             </w:r>
           </w:p>
         </w:tc>
@@ -1673,7 +1688,7 @@
                 <w:rFonts w:ascii="Nirmala UI" w:hAnsi="Nirmala UI" w:eastAsia="Nirmala UI" w:cs="Nirmala UI"/>
                 <w:sz w:val="18"/>
               </w:rPr>
-              <w:t xml:space="preserve">Budget in §3 closes 1,290 ms and lands at </w:t>
+              <w:t xml:space="preserve">Budget in §3 closes 1,200 ms and lands at </w:t>
             </w:r>
             <w:r>
               <w:rPr>
@@ -1681,14 +1696,7 @@
                 <w:b/>
                 <w:sz w:val="18"/>
               </w:rPr>
-              <w:t>660 ms</w:t>
-            </w:r>
-            <w:r>
-              <w:rPr>
-                <w:rFonts w:ascii="Nirmala UI" w:hAnsi="Nirmala UI" w:eastAsia="Nirmala UI" w:cs="Nirmala UI"/>
-                <w:sz w:val="18"/>
-              </w:rPr>
-              <w:t>, 140 ms under target</w:t>
+              <w:t>790 ms</w:t>
             </w:r>
           </w:p>
         </w:tc>
@@ -1705,7 +1713,22 @@
                 <w:rFonts w:ascii="Nirmala UI" w:hAnsi="Nirmala UI" w:eastAsia="Nirmala UI" w:cs="Nirmala UI"/>
                 <w:sz w:val="18"/>
               </w:rPr>
-              <w:t>Arithmetically sound</w:t>
+              <w:t xml:space="preserve">Meets target with </w:t>
+            </w:r>
+            <w:r>
+              <w:rPr>
+                <w:rFonts w:ascii="Nirmala UI" w:hAnsi="Nirmala UI" w:eastAsia="Nirmala UI" w:cs="Nirmala UI"/>
+                <w:b/>
+                <w:sz w:val="18"/>
+              </w:rPr>
+              <w:t>10 ms</w:t>
+            </w:r>
+            <w:r>
+              <w:rPr>
+                <w:rFonts w:ascii="Nirmala UI" w:hAnsi="Nirmala UI" w:eastAsia="Nirmala UI" w:cs="Nirmala UI"/>
+                <w:sz w:val="18"/>
+              </w:rPr>
+              <w:t xml:space="preserve"> to spare — no slack</w:t>
             </w:r>
           </w:p>
         </w:tc>
@@ -1887,7 +1910,7 @@
         <w:rPr>
           <w:rFonts w:ascii="Nirmala UI" w:hAnsi="Nirmala UI" w:eastAsia="Nirmala UI" w:cs="Nirmala UI"/>
         </w:rPr>
-        <w:t xml:space="preserve"> Endpointing is 550 ms of the 1,290 ms, and</w:t>
+        <w:t xml:space="preserve"> Endpointing is 550 ms of the 1,200 ms, and</w:t>
       </w:r>
     </w:p>
     <w:p>
@@ -2782,6 +2805,80 @@
         <w:t>Every millisecond allocated. Current figures are the incumbent's measured values.</w:t>
       </w:r>
     </w:p>
+    <w:p>
+      <w:pPr>
+        <w:spacing w:before="120" w:after="120"/>
+        <w:ind w:left="432"/>
+      </w:pPr>
+      <w:r>
+        <w:rPr>
+          <w:rFonts w:ascii="Nirmala UI" w:hAnsi="Nirmala UI" w:eastAsia="Nirmala UI" w:cs="Nirmala UI"/>
+          <w:b/>
+          <w:i/>
+          <w:color w:val="5A5A5A"/>
+        </w:rPr>
+        <w:t>Corrected 2026-08-23.</w:t>
+      </w:r>
+      <w:r>
+        <w:rPr>
+          <w:rFonts w:ascii="Nirmala UI" w:hAnsi="Nirmala UI" w:eastAsia="Nirmala UI" w:cs="Nirmala UI"/>
+          <w:i/>
+          <w:color w:val="5A5A5A"/>
+        </w:rPr>
+        <w:t xml:space="preserve"> An earlier version of this table budgeted 60 ms for TTS on the strength of a </w:t>
+      </w:r>
+      <w:r>
+        <w:rPr>
+          <w:rFonts w:ascii="Nirmala UI" w:hAnsi="Nirmala UI" w:eastAsia="Nirmala UI" w:cs="Nirmala UI"/>
+          <w:b/>
+          <w:i/>
+          <w:color w:val="5A5A5A"/>
+        </w:rPr>
+        <w:t>vendor claim</w:t>
+      </w:r>
+      <w:r>
+        <w:rPr>
+          <w:rFonts w:ascii="Nirmala UI" w:hAnsi="Nirmala UI" w:eastAsia="Nirmala UI" w:cs="Nirmala UI"/>
+          <w:i/>
+          <w:color w:val="5A5A5A"/>
+        </w:rPr>
+        <w:t xml:space="preserve"> (~40 ms time-to-first-audio). The independent Coval benchmark, which parses container formats to detect when audio actually arrives rather than trusting vendor timestamps, measures the fastest production TTS at </w:t>
+      </w:r>
+      <w:r>
+        <w:rPr>
+          <w:rFonts w:ascii="Nirmala UI" w:hAnsi="Nirmala UI" w:eastAsia="Nirmala UI" w:cs="Nirmala UI"/>
+          <w:b/>
+          <w:i/>
+          <w:color w:val="5A5A5A"/>
+        </w:rPr>
+        <w:t>155 ms P50</w:t>
+      </w:r>
+      <w:r>
+        <w:rPr>
+          <w:rFonts w:ascii="Nirmala UI" w:hAnsi="Nirmala UI" w:eastAsia="Nirmala UI" w:cs="Nirmala UI"/>
+          <w:i/>
+          <w:color w:val="5A5A5A"/>
+        </w:rPr>
+        <w:t xml:space="preserve"> and Cartesia Sonic-3 at </w:t>
+      </w:r>
+      <w:r>
+        <w:rPr>
+          <w:rFonts w:ascii="Nirmala UI" w:hAnsi="Nirmala UI" w:eastAsia="Nirmala UI" w:cs="Nirmala UI"/>
+          <w:b/>
+          <w:i/>
+          <w:color w:val="5A5A5A"/>
+        </w:rPr>
+        <w:t>188 ms P50</w:t>
+      </w:r>
+      <w:r>
+        <w:rPr>
+          <w:rFonts w:ascii="Nirmala UI" w:hAnsi="Nirmala UI" w:eastAsia="Nirmala UI" w:cs="Nirmala UI"/>
+          <w:i/>
+          <w:color w:val="5A5A5A"/>
+        </w:rPr>
+        <w:t>. The budget below uses the measured figures. This removes most of the headroom and is stated plainly rather than smoothed over.</w:t>
+      </w:r>
+    </w:p>
     <w:tbl>
       <w:tblPr>
         <w:tblStyle w:val="TableGrid"/>
@@ -3158,7 +3255,7 @@
                 <w:b/>
                 <w:sz w:val="18"/>
               </w:rPr>
-              <w:t>LLM → first usable token</w:t>
+              <w:t>LLM → first spoken token</w:t>
             </w:r>
           </w:p>
         </w:tc>
@@ -3230,7 +3327,7 @@
                 <w:b/>
                 <w:sz w:val="18"/>
               </w:rPr>
-              <w:t>Non-reasoning model (§5.2)</w:t>
+              <w:t>Non-reasoning model on LPU-class inference (§5.2)</w:t>
             </w:r>
           </w:p>
         </w:tc>
@@ -3283,7 +3380,7 @@
                 <w:rFonts w:ascii="Nirmala UI" w:hAnsi="Nirmala UI" w:eastAsia="Nirmala UI" w:cs="Nirmala UI"/>
                 <w:sz w:val="18"/>
               </w:rPr>
-              <w:t>~150 ms</w:t>
+              <w:t>~190 ms</w:t>
             </w:r>
           </w:p>
         </w:tc>
@@ -3300,7 +3397,7 @@
                 <w:rFonts w:ascii="Nirmala UI" w:hAnsi="Nirmala UI" w:eastAsia="Nirmala UI" w:cs="Nirmala UI"/>
                 <w:sz w:val="18"/>
               </w:rPr>
-              <w:t>60 ms</w:t>
+              <w:t>190 ms</w:t>
             </w:r>
           </w:p>
         </w:tc>
@@ -3317,7 +3414,7 @@
                 <w:rFonts w:ascii="Nirmala UI" w:hAnsi="Nirmala UI" w:eastAsia="Nirmala UI" w:cs="Nirmala UI"/>
                 <w:sz w:val="18"/>
               </w:rPr>
-              <w:t>−90 ms</w:t>
+              <w:t>0 ms</w:t>
             </w:r>
           </w:p>
         </w:tc>
@@ -3334,7 +3431,7 @@
                 <w:rFonts w:ascii="Nirmala UI" w:hAnsi="Nirmala UI" w:eastAsia="Nirmala UI" w:cs="Nirmala UI"/>
                 <w:sz w:val="18"/>
               </w:rPr>
-              <w:t>Cartesia Sonic 4 (~40 ms)</w:t>
+              <w:t>Already near the measured floor — see correction above</w:t>
             </w:r>
           </w:p>
         </w:tc>
@@ -3486,7 +3583,7 @@
                 <w:b/>
                 <w:sz w:val="18"/>
               </w:rPr>
-              <w:t>1,950 ms</w:t>
+              <w:t>1,990 ms</w:t>
             </w:r>
           </w:p>
         </w:tc>
@@ -3504,7 +3601,7 @@
                 <w:b/>
                 <w:sz w:val="18"/>
               </w:rPr>
-              <w:t>660 ms</w:t>
+              <w:t>790 ms</w:t>
             </w:r>
           </w:p>
         </w:tc>
@@ -3522,7 +3619,7 @@
                 <w:b/>
                 <w:sz w:val="18"/>
               </w:rPr>
-              <w:t>−1,290 ms</w:t>
+              <w:t>−1,200 ms</w:t>
             </w:r>
           </w:p>
         </w:tc>
@@ -3587,10 +3684,10 @@
             <w:r>
               <w:rPr>
                 <w:rFonts w:ascii="Nirmala UI" w:hAnsi="Nirmala UI" w:eastAsia="Nirmala UI" w:cs="Nirmala UI"/>
-                <w:i/>
-                <w:sz w:val="18"/>
-              </w:rPr>
-              <w:t>140 ms</w:t>
+                <w:b/>
+                <w:sz w:val="18"/>
+              </w:rPr>
+              <w:t>10 ms</w:t>
             </w:r>
           </w:p>
         </w:tc>
@@ -3612,6 +3709,14 @@
             <w:pPr>
               <w:spacing w:before="40" w:after="40"/>
             </w:pPr>
+            <w:r>
+              <w:rPr>
+                <w:rFonts w:ascii="Nirmala UI" w:hAnsi="Nirmala UI" w:eastAsia="Nirmala UI" w:cs="Nirmala UI"/>
+                <w:b/>
+                <w:sz w:val="18"/>
+              </w:rPr>
+              <w:t>None. The target is exactly met, not beaten</w:t>
+            </w:r>
           </w:p>
         </w:tc>
       </w:tr>
@@ -3755,7 +3860,7 @@
                 <w:b/>
                 <w:sz w:val="18"/>
               </w:rPr>
-              <w:t>~2,440 ms</w:t>
+              <w:t>~2,480 ms</w:t>
             </w:r>
           </w:p>
         </w:tc>
@@ -3773,7 +3878,7 @@
                 <w:b/>
                 <w:sz w:val="18"/>
               </w:rPr>
-              <w:t>~1,150 ms</w:t>
+              <w:t>~1,280 ms</w:t>
             </w:r>
           </w:p>
         </w:tc>
@@ -3822,6 +3927,45 @@
       </w:tr>
     </w:tbl>
     <w:p/>
+    <w:p>
+      <w:pPr>
+        <w:spacing w:before="120" w:after="120"/>
+        <w:ind w:left="432"/>
+      </w:pPr>
+      <w:r>
+        <w:rPr>
+          <w:rFonts w:ascii="Nirmala UI" w:hAnsi="Nirmala UI" w:eastAsia="Nirmala UI" w:cs="Nirmala UI"/>
+          <w:b/>
+          <w:i/>
+          <w:color w:val="5A5A5A"/>
+        </w:rPr>
+        <w:t>Consequence of the correction: there is no slack.</w:t>
+      </w:r>
+      <w:r>
+        <w:rPr>
+          <w:rFonts w:ascii="Nirmala UI" w:hAnsi="Nirmala UI" w:eastAsia="Nirmala UI" w:cs="Nirmala UI"/>
+          <w:i/>
+          <w:color w:val="5A5A5A"/>
+        </w:rPr>
+        <w:t xml:space="preserve"> Every component must hit its number. If TTS cannot go below ~190 ms on Telugu, then endpointing, LLM and transport must each land on target for LAT-T1 to hold. Two mitigations exist and both are already in the plan: backchannel acknowledgement (§6), which decouples </w:t>
+      </w:r>
+      <w:r>
+        <w:rPr>
+          <w:rFonts w:ascii="Nirmala UI" w:hAnsi="Nirmala UI" w:eastAsia="Nirmala UI" w:cs="Nirmala UI"/>
+          <w:i/>
+          <w:color w:val="5A5A5A"/>
+        </w:rPr>
+        <w:t>perceived</w:t>
+      </w:r>
+      <w:r>
+        <w:rPr>
+          <w:rFonts w:ascii="Nirmala UI" w:hAnsi="Nirmala UI" w:eastAsia="Nirmala UI" w:cs="Nirmala UI"/>
+          <w:i/>
+          <w:color w:val="5A5A5A"/>
+        </w:rPr>
+        <w:t xml:space="preserve"> latency from measured latency, and sentence-level streaming (§5.3), which overlaps TTS with generation rather than sequencing them.</w:t>
+      </w:r>
+    </w:p>
     <w:p>
       <w:pPr>
         <w:spacing w:before="120" w:after="120"/>
@@ -3876,6 +4020,2860 @@
           <w:color w:val="5A5A5A"/>
         </w:rPr>
         <w:t xml:space="preserve"> token, not the first token that becomes speech. Real time-to-first-spoken-token is roughly 600 ms because the model deliberates first. This is why the budget shows 600 ms, not 90 ms.</w:t>
+      </w:r>
+    </w:p>
+    <w:p>
+      <w:pPr>
+        <w:jc w:val="center"/>
+      </w:pPr>
+      <w:r>
+        <w:rPr>
+          <w:color w:val="C0C0C0"/>
+        </w:rPr>
+        <w:t>────────────────────────────────────────</w:t>
+      </w:r>
+    </w:p>
+    <w:p>
+      <w:pPr>
+        <w:pStyle w:val="Heading1"/>
+      </w:pPr>
+      <w:r>
+        <w:rPr>
+          <w:rFonts w:ascii="Nirmala UI" w:hAnsi="Nirmala UI" w:eastAsia="Nirmala UI" w:cs="Nirmala UI"/>
+          <w:color w:val="1F4E79"/>
+        </w:rPr>
+        <w:t>3A. The Reference Stack</w:t>
+      </w:r>
+    </w:p>
+    <w:p>
+      <w:pPr>
+        <w:spacing w:after="120"/>
+      </w:pPr>
+      <w:r>
+        <w:rPr>
+          <w:rFonts w:ascii="Nirmala UI" w:hAnsi="Nirmala UI" w:eastAsia="Nirmala UI" w:cs="Nirmala UI"/>
+        </w:rPr>
+        <w:t>The architecture keeps every provider behind a port (HLD ADR-04, LLD §1.2), so these are</w:t>
+      </w:r>
+    </w:p>
+    <w:p>
+      <w:pPr>
+        <w:spacing w:after="120"/>
+      </w:pPr>
+      <w:r>
+        <w:rPr>
+          <w:rFonts w:ascii="Nirmala UI" w:hAnsi="Nirmala UI" w:eastAsia="Nirmala UI" w:cs="Nirmala UI"/>
+          <w:b/>
+        </w:rPr>
+        <w:t>starting hypotheses to be measured, not decisions</w:t>
+      </w:r>
+      <w:r>
+        <w:rPr>
+          <w:rFonts w:ascii="Nirmala UI" w:hAnsi="Nirmala UI" w:eastAsia="Nirmala UI" w:cs="Nirmala UI"/>
+        </w:rPr>
+        <w:t>. But a plan that says only</w:t>
+      </w:r>
+    </w:p>
+    <w:p>
+      <w:pPr>
+        <w:spacing w:after="120"/>
+      </w:pPr>
+      <w:r>
+        <w:rPr>
+          <w:rFonts w:ascii="Nirmala UI" w:hAnsi="Nirmala UI" w:eastAsia="Nirmala UI" w:cs="Nirmala UI"/>
+        </w:rPr>
+        <w:t>"pluggable" is not actionable, so this section names what v1 starts with and why.</w:t>
+      </w:r>
+    </w:p>
+    <w:p>
+      <w:pPr>
+        <w:pStyle w:val="Heading2"/>
+      </w:pPr>
+      <w:r>
+        <w:rPr>
+          <w:rFonts w:ascii="Nirmala UI" w:hAnsi="Nirmala UI" w:eastAsia="Nirmala UI" w:cs="Nirmala UI"/>
+          <w:color w:val="1F4E79"/>
+        </w:rPr>
+        <w:t>⚠ 3A.0 The honest caveat that governs this whole section</w:t>
+      </w:r>
+    </w:p>
+    <w:p>
+      <w:pPr>
+        <w:spacing w:after="120"/>
+      </w:pPr>
+      <w:r>
+        <w:rPr>
+          <w:rFonts w:ascii="Nirmala UI" w:hAnsi="Nirmala UI" w:eastAsia="Nirmala UI" w:cs="Nirmala UI"/>
+          <w:b/>
+        </w:rPr>
+        <w:t>No public benchmark measures any of these providers on Telugu.</w:t>
+      </w:r>
+    </w:p>
+    <w:p>
+      <w:pPr>
+        <w:pStyle w:val="ListBullet"/>
+      </w:pPr>
+      <w:r>
+        <w:rPr>
+          <w:rFonts w:ascii="Nirmala UI" w:hAnsi="Nirmala UI" w:eastAsia="Nirmala UI" w:cs="Nirmala UI"/>
+        </w:rPr>
+        <w:t>The Coval TTS benchmark covers English, French, German, Spanish and Portuguese. Its</w:t>
+      </w:r>
+    </w:p>
+    <w:p>
+      <w:pPr>
+        <w:spacing w:after="120"/>
+      </w:pPr>
+      <w:r>
+        <w:rPr>
+          <w:rFonts w:ascii="Nirmala UI" w:hAnsi="Nirmala UI" w:eastAsia="Nirmala UI" w:cs="Nirmala UI"/>
+        </w:rPr>
+        <w:t xml:space="preserve">latency leader (Gradium, 155 ms) </w:t>
+      </w:r>
+      <w:r>
+        <w:rPr>
+          <w:rFonts w:ascii="Nirmala UI" w:hAnsi="Nirmala UI" w:eastAsia="Nirmala UI" w:cs="Nirmala UI"/>
+          <w:b/>
+        </w:rPr>
+        <w:t>supports only those five languages — not Telugu.</w:t>
+      </w:r>
+    </w:p>
+    <w:p>
+      <w:pPr>
+        <w:pStyle w:val="ListBullet"/>
+      </w:pPr>
+      <w:r>
+        <w:rPr>
+          <w:rFonts w:ascii="Nirmala UI" w:hAnsi="Nirmala UI" w:eastAsia="Nirmala UI" w:cs="Nirmala UI"/>
+        </w:rPr>
+        <w:t>STT benchmark sources state plainly that figures vary by audio condition and that</w:t>
+      </w:r>
+    </w:p>
+    <w:p>
+      <w:pPr>
+        <w:spacing w:after="120"/>
+      </w:pPr>
+      <w:r>
+        <w:rPr>
+          <w:rFonts w:ascii="Nirmala UI" w:hAnsi="Nirmala UI" w:eastAsia="Nirmala UI" w:cs="Nirmala UI"/>
+        </w:rPr>
+        <w:t>Telugu-specific numbers require testing with your own audio.</w:t>
+      </w:r>
+    </w:p>
+    <w:p>
+      <w:pPr>
+        <w:pStyle w:val="ListBullet"/>
+      </w:pPr>
+      <w:r>
+        <w:rPr>
+          <w:rFonts w:ascii="Nirmala UI" w:hAnsi="Nirmala UI" w:eastAsia="Nirmala UI" w:cs="Nirmala UI"/>
+        </w:rPr>
+        <w:t xml:space="preserve">LLM TTFT figures are language-agnostic, but </w:t>
+      </w:r>
+      <w:r>
+        <w:rPr>
+          <w:rFonts w:ascii="Nirmala UI" w:hAnsi="Nirmala UI" w:eastAsia="Nirmala UI" w:cs="Nirmala UI"/>
+          <w:b/>
+        </w:rPr>
+        <w:t>Telugu tokenises expensively</w:t>
+      </w:r>
+      <w:r>
+        <w:rPr>
+          <w:rFonts w:ascii="Nirmala UI" w:hAnsi="Nirmala UI" w:eastAsia="Nirmala UI" w:cs="Nirmala UI"/>
+        </w:rPr>
+        <w:t xml:space="preserve"> (350–480</w:t>
+      </w:r>
+    </w:p>
+    <w:p>
+      <w:pPr>
+        <w:spacing w:after="120"/>
+      </w:pPr>
+      <w:r>
+        <w:rPr>
+          <w:rFonts w:ascii="Nirmala UI" w:hAnsi="Nirmala UI" w:eastAsia="Nirmala UI" w:cs="Nirmala UI"/>
+        </w:rPr>
+        <w:t>completion tokens per reply on this workload), so throughput matters far more than it</w:t>
+      </w:r>
+    </w:p>
+    <w:p>
+      <w:pPr>
+        <w:spacing w:after="120"/>
+      </w:pPr>
+      <w:r>
+        <w:rPr>
+          <w:rFonts w:ascii="Nirmala UI" w:hAnsi="Nirmala UI" w:eastAsia="Nirmala UI" w:cs="Nirmala UI"/>
+        </w:rPr>
+        <w:t>would for English.</w:t>
+      </w:r>
+    </w:p>
+    <w:p>
+      <w:pPr>
+        <w:spacing w:after="120"/>
+      </w:pPr>
+      <w:r>
+        <w:rPr>
+          <w:rFonts w:ascii="Nirmala UI" w:hAnsi="Nirmala UI" w:eastAsia="Nirmala UI" w:cs="Nirmala UI"/>
+        </w:rPr>
+        <w:t xml:space="preserve">Every number below is therefore an </w:t>
+      </w:r>
+      <w:r>
+        <w:rPr>
+          <w:rFonts w:ascii="Nirmala UI" w:hAnsi="Nirmala UI" w:eastAsia="Nirmala UI" w:cs="Nirmala UI"/>
+          <w:b/>
+        </w:rPr>
+        <w:t>English-derived estimate</w:t>
+      </w:r>
+      <w:r>
+        <w:rPr>
+          <w:rFonts w:ascii="Nirmala UI" w:hAnsi="Nirmala UI" w:eastAsia="Nirmala UI" w:cs="Nirmala UI"/>
+        </w:rPr>
+        <w:t>. This is precisely why</w:t>
+      </w:r>
+    </w:p>
+    <w:p>
+      <w:pPr>
+        <w:spacing w:after="120"/>
+      </w:pPr>
+      <w:r>
+        <w:rPr>
+          <w:rFonts w:ascii="Nirmala UI" w:hAnsi="Nirmala UI" w:eastAsia="Nirmala UI" w:cs="Nirmala UI"/>
+        </w:rPr>
+        <w:t>STT-001 Level 0 (corpus + benchmark harness) is scheduled in Phase 1 and gates everything</w:t>
+      </w:r>
+    </w:p>
+    <w:p>
+      <w:pPr>
+        <w:spacing w:after="120"/>
+      </w:pPr>
+      <w:r>
+        <w:rPr>
+          <w:rFonts w:ascii="Nirmala UI" w:hAnsi="Nirmala UI" w:eastAsia="Nirmala UI" w:cs="Nirmala UI"/>
+        </w:rPr>
+        <w:t>else: **the stack must be selected on measurement against your own Telugu audio, not on</w:t>
+      </w:r>
+    </w:p>
+    <w:p>
+      <w:pPr>
+        <w:spacing w:after="120"/>
+      </w:pPr>
+      <w:r>
+        <w:rPr>
+          <w:rFonts w:ascii="Nirmala UI" w:hAnsi="Nirmala UI" w:eastAsia="Nirmala UI" w:cs="Nirmala UI"/>
+        </w:rPr>
+        <w:t>vendor pages.**</w:t>
+      </w:r>
+    </w:p>
+    <w:p>
+      <w:pPr>
+        <w:pStyle w:val="Heading2"/>
+      </w:pPr>
+      <w:r>
+        <w:rPr>
+          <w:rFonts w:ascii="Nirmala UI" w:hAnsi="Nirmala UI" w:eastAsia="Nirmala UI" w:cs="Nirmala UI"/>
+          <w:color w:val="1F4E79"/>
+        </w:rPr>
+        <w:t>3A.1 Speech to text — budget 100 ms</w:t>
+      </w:r>
+    </w:p>
+    <w:tbl>
+      <w:tblPr>
+        <w:tblStyle w:val="TableGrid"/>
+        <w:tblW w:type="auto" w:w="0"/>
+        <w:jc w:val="center"/>
+        <w:tblLook w:firstColumn="1" w:firstRow="1" w:lastColumn="0" w:lastRow="0" w:noHBand="0" w:noVBand="1" w:val="04A0"/>
+      </w:tblPr>
+      <w:tblGrid>
+        <w:gridCol w:w="2160"/>
+        <w:gridCol w:w="2160"/>
+        <w:gridCol w:w="2160"/>
+        <w:gridCol w:w="2160"/>
+      </w:tblGrid>
+      <w:tr>
+        <w:tc>
+          <w:tcPr>
+            <w:tcW w:type="dxa" w:w="2160"/>
+            <w:shd w:val="clear" w:color="auto" w:fill="DCE6F1"/>
+          </w:tcPr>
+          <w:p>
+            <w:pPr>
+              <w:spacing w:before="40" w:after="40"/>
+            </w:pPr>
+            <w:r>
+              <w:rPr>
+                <w:rFonts w:ascii="Nirmala UI" w:hAnsi="Nirmala UI" w:eastAsia="Nirmala UI" w:cs="Nirmala UI"/>
+                <w:b/>
+                <w:sz w:val="18"/>
+              </w:rPr>
+              <w:t>Candidate</w:t>
+            </w:r>
+          </w:p>
+        </w:tc>
+        <w:tc>
+          <w:tcPr>
+            <w:tcW w:type="dxa" w:w="2160"/>
+            <w:shd w:val="clear" w:color="auto" w:fill="DCE6F1"/>
+          </w:tcPr>
+          <w:p>
+            <w:pPr>
+              <w:spacing w:before="40" w:after="40"/>
+            </w:pPr>
+            <w:r>
+              <w:rPr>
+                <w:rFonts w:ascii="Nirmala UI" w:hAnsi="Nirmala UI" w:eastAsia="Nirmala UI" w:cs="Nirmala UI"/>
+                <w:b/>
+                <w:sz w:val="18"/>
+              </w:rPr>
+              <w:t>Streaming latency</w:t>
+            </w:r>
+          </w:p>
+        </w:tc>
+        <w:tc>
+          <w:tcPr>
+            <w:tcW w:type="dxa" w:w="2160"/>
+            <w:shd w:val="clear" w:color="auto" w:fill="DCE6F1"/>
+          </w:tcPr>
+          <w:p>
+            <w:pPr>
+              <w:spacing w:before="40" w:after="40"/>
+            </w:pPr>
+            <w:r>
+              <w:rPr>
+                <w:rFonts w:ascii="Nirmala UI" w:hAnsi="Nirmala UI" w:eastAsia="Nirmala UI" w:cs="Nirmala UI"/>
+                <w:b/>
+                <w:sz w:val="18"/>
+              </w:rPr>
+              <w:t>Telugu</w:t>
+            </w:r>
+          </w:p>
+        </w:tc>
+        <w:tc>
+          <w:tcPr>
+            <w:tcW w:type="dxa" w:w="2160"/>
+            <w:shd w:val="clear" w:color="auto" w:fill="DCE6F1"/>
+          </w:tcPr>
+          <w:p>
+            <w:pPr>
+              <w:spacing w:before="40" w:after="40"/>
+            </w:pPr>
+            <w:r>
+              <w:rPr>
+                <w:rFonts w:ascii="Nirmala UI" w:hAnsi="Nirmala UI" w:eastAsia="Nirmala UI" w:cs="Nirmala UI"/>
+                <w:b/>
+                <w:sz w:val="18"/>
+              </w:rPr>
+              <w:t>Assessment</w:t>
+            </w:r>
+          </w:p>
+        </w:tc>
+      </w:tr>
+      <w:tr>
+        <w:tc>
+          <w:tcPr>
+            <w:tcW w:type="dxa" w:w="2160"/>
+          </w:tcPr>
+          <w:p>
+            <w:pPr>
+              <w:spacing w:before="40" w:after="40"/>
+            </w:pPr>
+            <w:r>
+              <w:rPr>
+                <w:rFonts w:ascii="Nirmala UI" w:hAnsi="Nirmala UI" w:eastAsia="Nirmala UI" w:cs="Nirmala UI"/>
+                <w:b/>
+                <w:sz w:val="18"/>
+              </w:rPr>
+              <w:t>Sarvam</w:t>
+            </w:r>
+            <w:r>
+              <w:rPr>
+                <w:rFonts w:ascii="Nirmala UI" w:hAnsi="Nirmala UI" w:eastAsia="Nirmala UI" w:cs="Nirmala UI"/>
+                <w:sz w:val="18"/>
+              </w:rPr>
+              <w:t xml:space="preserve"> (</w:t>
+            </w:r>
+            <w:r>
+              <w:rPr>
+                <w:rFonts w:ascii="Consolas" w:hAnsi="Consolas" w:eastAsia="Consolas" w:cs="Consolas"/>
+                <w:color w:val="A31D1D"/>
+                <w:sz w:val="18"/>
+              </w:rPr>
+              <w:t>saarika</w:t>
+            </w:r>
+            <w:r>
+              <w:rPr>
+                <w:rFonts w:ascii="Nirmala UI" w:hAnsi="Nirmala UI" w:eastAsia="Nirmala UI" w:cs="Nirmala UI"/>
+                <w:sz w:val="18"/>
+              </w:rPr>
+              <w:t>)</w:t>
+            </w:r>
+          </w:p>
+        </w:tc>
+        <w:tc>
+          <w:tcPr>
+            <w:tcW w:type="dxa" w:w="2160"/>
+          </w:tcPr>
+          <w:p>
+            <w:pPr>
+              <w:spacing w:before="40" w:after="40"/>
+            </w:pPr>
+            <w:r>
+              <w:rPr>
+                <w:rFonts w:ascii="Nirmala UI" w:hAnsi="Nirmala UI" w:eastAsia="Nirmala UI" w:cs="Nirmala UI"/>
+                <w:sz w:val="18"/>
+              </w:rPr>
+              <w:t>Unpublished</w:t>
+            </w:r>
+          </w:p>
+        </w:tc>
+        <w:tc>
+          <w:tcPr>
+            <w:tcW w:type="dxa" w:w="2160"/>
+          </w:tcPr>
+          <w:p>
+            <w:pPr>
+              <w:spacing w:before="40" w:after="40"/>
+            </w:pPr>
+            <w:r>
+              <w:rPr>
+                <w:rFonts w:ascii="Nirmala UI" w:hAnsi="Nirmala UI" w:eastAsia="Nirmala UI" w:cs="Nirmala UI"/>
+                <w:b/>
+                <w:sz w:val="18"/>
+              </w:rPr>
+              <w:t>Native Indian focus</w:t>
+            </w:r>
+          </w:p>
+        </w:tc>
+        <w:tc>
+          <w:tcPr>
+            <w:tcW w:type="dxa" w:w="2160"/>
+          </w:tcPr>
+          <w:p>
+            <w:pPr>
+              <w:spacing w:before="40" w:after="40"/>
+            </w:pPr>
+            <w:r>
+              <w:rPr>
+                <w:rFonts w:ascii="Nirmala UI" w:hAnsi="Nirmala UI" w:eastAsia="Nirmala UI" w:cs="Nirmala UI"/>
+                <w:b/>
+                <w:sz w:val="18"/>
+              </w:rPr>
+              <w:t>v1 baseline</w:t>
+            </w:r>
+            <w:r>
+              <w:rPr>
+                <w:rFonts w:ascii="Nirmala UI" w:hAnsi="Nirmala UI" w:eastAsia="Nirmala UI" w:cs="Nirmala UI"/>
+                <w:sz w:val="18"/>
+              </w:rPr>
+              <w:t xml:space="preserve"> — already in production here, known-good on Telugu</w:t>
+            </w:r>
+          </w:p>
+        </w:tc>
+      </w:tr>
+      <w:tr>
+        <w:tc>
+          <w:tcPr>
+            <w:tcW w:type="dxa" w:w="2160"/>
+          </w:tcPr>
+          <w:p>
+            <w:pPr>
+              <w:spacing w:before="40" w:after="40"/>
+            </w:pPr>
+            <w:r>
+              <w:rPr>
+                <w:rFonts w:ascii="Nirmala UI" w:hAnsi="Nirmala UI" w:eastAsia="Nirmala UI" w:cs="Nirmala UI"/>
+                <w:sz w:val="18"/>
+              </w:rPr>
+              <w:t>Deepgram Flux / Nova</w:t>
+            </w:r>
+          </w:p>
+        </w:tc>
+        <w:tc>
+          <w:tcPr>
+            <w:tcW w:type="dxa" w:w="2160"/>
+          </w:tcPr>
+          <w:p>
+            <w:pPr>
+              <w:spacing w:before="40" w:after="40"/>
+            </w:pPr>
+            <w:r>
+              <w:rPr>
+                <w:rFonts w:ascii="Nirmala UI" w:hAnsi="Nirmala UI" w:eastAsia="Nirmala UI" w:cs="Nirmala UI"/>
+                <w:sz w:val="18"/>
+              </w:rPr>
+              <w:t xml:space="preserve">Lowest measured; </w:t>
+            </w:r>
+            <w:r>
+              <w:rPr>
+                <w:rFonts w:ascii="Nirmala UI" w:hAnsi="Nirmala UI" w:eastAsia="Nirmala UI" w:cs="Nirmala UI"/>
+                <w:b/>
+                <w:sz w:val="18"/>
+              </w:rPr>
+              <w:t>phone-audio optimised</w:t>
+            </w:r>
+          </w:p>
+        </w:tc>
+        <w:tc>
+          <w:tcPr>
+            <w:tcW w:type="dxa" w:w="2160"/>
+          </w:tcPr>
+          <w:p>
+            <w:pPr>
+              <w:spacing w:before="40" w:after="40"/>
+            </w:pPr>
+            <w:r>
+              <w:rPr>
+                <w:rFonts w:ascii="Nirmala UI" w:hAnsi="Nirmala UI" w:eastAsia="Nirmala UI" w:cs="Nirmala UI"/>
+                <w:sz w:val="18"/>
+              </w:rPr>
+              <w:t>Limited Telugu</w:t>
+            </w:r>
+          </w:p>
+        </w:tc>
+        <w:tc>
+          <w:tcPr>
+            <w:tcW w:type="dxa" w:w="2160"/>
+          </w:tcPr>
+          <w:p>
+            <w:pPr>
+              <w:spacing w:before="40" w:after="40"/>
+            </w:pPr>
+            <w:r>
+              <w:rPr>
+                <w:rFonts w:ascii="Nirmala UI" w:hAnsi="Nirmala UI" w:eastAsia="Nirmala UI" w:cs="Nirmala UI"/>
+                <w:sz w:val="18"/>
+              </w:rPr>
+              <w:t>Evaluate — phone-audio tuning matters on 8 kHz calls</w:t>
+            </w:r>
+          </w:p>
+        </w:tc>
+      </w:tr>
+      <w:tr>
+        <w:tc>
+          <w:tcPr>
+            <w:tcW w:type="dxa" w:w="2160"/>
+          </w:tcPr>
+          <w:p>
+            <w:pPr>
+              <w:spacing w:before="40" w:after="40"/>
+            </w:pPr>
+            <w:r>
+              <w:rPr>
+                <w:rFonts w:ascii="Nirmala UI" w:hAnsi="Nirmala UI" w:eastAsia="Nirmala UI" w:cs="Nirmala UI"/>
+                <w:sz w:val="18"/>
+              </w:rPr>
+              <w:t>ElevenLabs Scribe v2 Realtime</w:t>
+            </w:r>
+          </w:p>
+        </w:tc>
+        <w:tc>
+          <w:tcPr>
+            <w:tcW w:type="dxa" w:w="2160"/>
+          </w:tcPr>
+          <w:p>
+            <w:pPr>
+              <w:spacing w:before="40" w:after="40"/>
+            </w:pPr>
+            <w:r>
+              <w:rPr>
+                <w:rFonts w:ascii="Nirmala UI" w:hAnsi="Nirmala UI" w:eastAsia="Nirmala UI" w:cs="Nirmala UI"/>
+                <w:b/>
+                <w:sz w:val="18"/>
+              </w:rPr>
+              <w:t>&lt;150 ms over WebSocket</w:t>
+            </w:r>
+          </w:p>
+        </w:tc>
+        <w:tc>
+          <w:tcPr>
+            <w:tcW w:type="dxa" w:w="2160"/>
+          </w:tcPr>
+          <w:p>
+            <w:pPr>
+              <w:spacing w:before="40" w:after="40"/>
+            </w:pPr>
+            <w:r>
+              <w:rPr>
+                <w:rFonts w:ascii="Nirmala UI" w:hAnsi="Nirmala UI" w:eastAsia="Nirmala UI" w:cs="Nirmala UI"/>
+                <w:sz w:val="18"/>
+              </w:rPr>
+              <w:t>Broad coverage</w:t>
+            </w:r>
+          </w:p>
+        </w:tc>
+        <w:tc>
+          <w:tcPr>
+            <w:tcW w:type="dxa" w:w="2160"/>
+          </w:tcPr>
+          <w:p>
+            <w:pPr>
+              <w:spacing w:before="40" w:after="40"/>
+            </w:pPr>
+            <w:r>
+              <w:rPr>
+                <w:rFonts w:ascii="Nirmala UI" w:hAnsi="Nirmala UI" w:eastAsia="Nirmala UI" w:cs="Nirmala UI"/>
+                <w:sz w:val="18"/>
+              </w:rPr>
+              <w:t>Evaluate — strongest published streaming latency</w:t>
+            </w:r>
+          </w:p>
+        </w:tc>
+      </w:tr>
+      <w:tr>
+        <w:tc>
+          <w:tcPr>
+            <w:tcW w:type="dxa" w:w="2160"/>
+          </w:tcPr>
+          <w:p>
+            <w:pPr>
+              <w:spacing w:before="40" w:after="40"/>
+            </w:pPr>
+            <w:r>
+              <w:rPr>
+                <w:rFonts w:ascii="Nirmala UI" w:hAnsi="Nirmala UI" w:eastAsia="Nirmala UI" w:cs="Nirmala UI"/>
+                <w:sz w:val="18"/>
+              </w:rPr>
+              <w:t>Google Chirp</w:t>
+            </w:r>
+          </w:p>
+        </w:tc>
+        <w:tc>
+          <w:tcPr>
+            <w:tcW w:type="dxa" w:w="2160"/>
+          </w:tcPr>
+          <w:p>
+            <w:pPr>
+              <w:spacing w:before="40" w:after="40"/>
+            </w:pPr>
+            <w:r>
+              <w:rPr>
+                <w:rFonts w:ascii="Nirmala UI" w:hAnsi="Nirmala UI" w:eastAsia="Nirmala UI" w:cs="Nirmala UI"/>
+                <w:sz w:val="18"/>
+              </w:rPr>
+              <w:t>Higher</w:t>
+            </w:r>
+          </w:p>
+        </w:tc>
+        <w:tc>
+          <w:tcPr>
+            <w:tcW w:type="dxa" w:w="2160"/>
+          </w:tcPr>
+          <w:p>
+            <w:pPr>
+              <w:spacing w:before="40" w:after="40"/>
+            </w:pPr>
+            <w:r>
+              <w:rPr>
+                <w:rFonts w:ascii="Nirmala UI" w:hAnsi="Nirmala UI" w:eastAsia="Nirmala UI" w:cs="Nirmala UI"/>
+                <w:b/>
+                <w:sz w:val="18"/>
+              </w:rPr>
+              <w:t>125+ languages</w:t>
+            </w:r>
+            <w:r>
+              <w:rPr>
+                <w:rFonts w:ascii="Nirmala UI" w:hAnsi="Nirmala UI" w:eastAsia="Nirmala UI" w:cs="Nirmala UI"/>
+                <w:sz w:val="18"/>
+              </w:rPr>
+              <w:t>, strong Indic</w:t>
+            </w:r>
+          </w:p>
+        </w:tc>
+        <w:tc>
+          <w:tcPr>
+            <w:tcW w:type="dxa" w:w="2160"/>
+          </w:tcPr>
+          <w:p>
+            <w:pPr>
+              <w:spacing w:before="40" w:after="40"/>
+            </w:pPr>
+            <w:r>
+              <w:rPr>
+                <w:rFonts w:ascii="Nirmala UI" w:hAnsi="Nirmala UI" w:eastAsia="Nirmala UI" w:cs="Nirmala UI"/>
+                <w:sz w:val="18"/>
+              </w:rPr>
+              <w:t>Evaluate — likely best coverage, not best latency</w:t>
+            </w:r>
+          </w:p>
+        </w:tc>
+      </w:tr>
+      <w:tr>
+        <w:tc>
+          <w:tcPr>
+            <w:tcW w:type="dxa" w:w="2160"/>
+          </w:tcPr>
+          <w:p>
+            <w:pPr>
+              <w:spacing w:before="40" w:after="40"/>
+            </w:pPr>
+            <w:r>
+              <w:rPr>
+                <w:rFonts w:ascii="Nirmala UI" w:hAnsi="Nirmala UI" w:eastAsia="Nirmala UI" w:cs="Nirmala UI"/>
+                <w:sz w:val="18"/>
+              </w:rPr>
+              <w:t>Reverie</w:t>
+            </w:r>
+          </w:p>
+        </w:tc>
+        <w:tc>
+          <w:tcPr>
+            <w:tcW w:type="dxa" w:w="2160"/>
+          </w:tcPr>
+          <w:p>
+            <w:pPr>
+              <w:spacing w:before="40" w:after="40"/>
+            </w:pPr>
+            <w:r>
+              <w:rPr>
+                <w:rFonts w:ascii="Nirmala UI" w:hAnsi="Nirmala UI" w:eastAsia="Nirmala UI" w:cs="Nirmala UI"/>
+                <w:sz w:val="18"/>
+              </w:rPr>
+              <w:t>Unpublished</w:t>
+            </w:r>
+          </w:p>
+        </w:tc>
+        <w:tc>
+          <w:tcPr>
+            <w:tcW w:type="dxa" w:w="2160"/>
+          </w:tcPr>
+          <w:p>
+            <w:pPr>
+              <w:spacing w:before="40" w:after="40"/>
+            </w:pPr>
+            <w:r>
+              <w:rPr>
+                <w:rFonts w:ascii="Nirmala UI" w:hAnsi="Nirmala UI" w:eastAsia="Nirmala UI" w:cs="Nirmala UI"/>
+                <w:sz w:val="18"/>
+              </w:rPr>
+              <w:t>11+ Indian incl. Telugu</w:t>
+            </w:r>
+          </w:p>
+        </w:tc>
+        <w:tc>
+          <w:tcPr>
+            <w:tcW w:type="dxa" w:w="2160"/>
+          </w:tcPr>
+          <w:p>
+            <w:pPr>
+              <w:spacing w:before="40" w:after="40"/>
+            </w:pPr>
+            <w:r>
+              <w:rPr>
+                <w:rFonts w:ascii="Nirmala UI" w:hAnsi="Nirmala UI" w:eastAsia="Nirmala UI" w:cs="Nirmala UI"/>
+                <w:sz w:val="18"/>
+              </w:rPr>
+              <w:t>Evaluate — India-specialist</w:t>
+            </w:r>
+          </w:p>
+        </w:tc>
+      </w:tr>
+      <w:tr>
+        <w:tc>
+          <w:tcPr>
+            <w:tcW w:type="dxa" w:w="2160"/>
+          </w:tcPr>
+          <w:p>
+            <w:pPr>
+              <w:spacing w:before="40" w:after="40"/>
+            </w:pPr>
+            <w:r>
+              <w:rPr>
+                <w:rFonts w:ascii="Nirmala UI" w:hAnsi="Nirmala UI" w:eastAsia="Nirmala UI" w:cs="Nirmala UI"/>
+                <w:b/>
+                <w:sz w:val="18"/>
+              </w:rPr>
+              <w:t>Self-hosted IndicConformer</w:t>
+            </w:r>
+          </w:p>
+        </w:tc>
+        <w:tc>
+          <w:tcPr>
+            <w:tcW w:type="dxa" w:w="2160"/>
+          </w:tcPr>
+          <w:p>
+            <w:pPr>
+              <w:spacing w:before="40" w:after="40"/>
+            </w:pPr>
+            <w:r>
+              <w:rPr>
+                <w:rFonts w:ascii="Nirmala UI" w:hAnsi="Nirmala UI" w:eastAsia="Nirmala UI" w:cs="Nirmala UI"/>
+                <w:sz w:val="18"/>
+              </w:rPr>
+              <w:t>Yours to tune</w:t>
+            </w:r>
+          </w:p>
+        </w:tc>
+        <w:tc>
+          <w:tcPr>
+            <w:tcW w:type="dxa" w:w="2160"/>
+          </w:tcPr>
+          <w:p>
+            <w:pPr>
+              <w:spacing w:before="40" w:after="40"/>
+            </w:pPr>
+            <w:r>
+              <w:rPr>
+                <w:rFonts w:ascii="Nirmala UI" w:hAnsi="Nirmala UI" w:eastAsia="Nirmala UI" w:cs="Nirmala UI"/>
+                <w:b/>
+                <w:sz w:val="18"/>
+              </w:rPr>
+              <w:t>Telugu-native, MIT</w:t>
+            </w:r>
+          </w:p>
+        </w:tc>
+        <w:tc>
+          <w:tcPr>
+            <w:tcW w:type="dxa" w:w="2160"/>
+          </w:tcPr>
+          <w:p>
+            <w:pPr>
+              <w:spacing w:before="40" w:after="40"/>
+            </w:pPr>
+            <w:r>
+              <w:rPr>
+                <w:rFonts w:ascii="Nirmala UI" w:hAnsi="Nirmala UI" w:eastAsia="Nirmala UI" w:cs="Nirmala UI"/>
+                <w:b/>
+                <w:sz w:val="18"/>
+              </w:rPr>
+              <w:t>The v2 destination</w:t>
+            </w:r>
+            <w:r>
+              <w:rPr>
+                <w:rFonts w:ascii="Nirmala UI" w:hAnsi="Nirmala UI" w:eastAsia="Nirmala UI" w:cs="Nirmala UI"/>
+                <w:sz w:val="18"/>
+              </w:rPr>
+              <w:t xml:space="preserve"> (STT-001 L3) — marginal cost →0</w:t>
+            </w:r>
+          </w:p>
+        </w:tc>
+      </w:tr>
+    </w:tbl>
+    <w:p/>
+    <w:p>
+      <w:pPr>
+        <w:spacing w:after="120"/>
+      </w:pPr>
+      <w:r>
+        <w:rPr>
+          <w:rFonts w:ascii="Nirmala UI" w:hAnsi="Nirmala UI" w:eastAsia="Nirmala UI" w:cs="Nirmala UI"/>
+          <w:b/>
+        </w:rPr>
+        <w:t>Decision: start on Sarvam, benchmark all six on the Level 0 corpus, switch on evidence.</w:t>
+      </w:r>
+    </w:p>
+    <w:p>
+      <w:pPr>
+        <w:spacing w:after="120"/>
+      </w:pPr>
+      <w:r>
+        <w:rPr>
+          <w:rFonts w:ascii="Nirmala UI" w:hAnsi="Nirmala UI" w:eastAsia="Nirmala UI" w:cs="Nirmala UI"/>
+        </w:rPr>
+        <w:t>Deepgram's phone-audio optimisation and Scribe's sub-150 ms streaming make them the two</w:t>
+      </w:r>
+    </w:p>
+    <w:p>
+      <w:pPr>
+        <w:spacing w:after="120"/>
+      </w:pPr>
+      <w:r>
+        <w:rPr>
+          <w:rFonts w:ascii="Nirmala UI" w:hAnsi="Nirmala UI" w:eastAsia="Nirmala UI" w:cs="Nirmala UI"/>
+        </w:rPr>
+        <w:t>most likely challengers.</w:t>
+      </w:r>
+    </w:p>
+    <w:p>
+      <w:pPr>
+        <w:pStyle w:val="Heading2"/>
+      </w:pPr>
+      <w:r>
+        <w:rPr>
+          <w:rFonts w:ascii="Nirmala UI" w:hAnsi="Nirmala UI" w:eastAsia="Nirmala UI" w:cs="Nirmala UI"/>
+          <w:color w:val="1F4E79"/>
+        </w:rPr>
+        <w:t>3A.2 Text to speech — budget 190 ms</w:t>
+      </w:r>
+    </w:p>
+    <w:p>
+      <w:pPr>
+        <w:spacing w:after="120"/>
+      </w:pPr>
+      <w:r>
+        <w:rPr>
+          <w:rFonts w:ascii="Nirmala UI" w:hAnsi="Nirmala UI" w:eastAsia="Nirmala UI" w:cs="Nirmala UI"/>
+        </w:rPr>
+        <w:t xml:space="preserve">Independent Coval benchmark, P50 TTFA, continuously re-tested, </w:t>
+      </w:r>
+      <w:r>
+        <w:rPr>
+          <w:rFonts w:ascii="Nirmala UI" w:hAnsi="Nirmala UI" w:eastAsia="Nirmala UI" w:cs="Nirmala UI"/>
+          <w:b/>
+        </w:rPr>
+        <w:t>English</w:t>
+      </w:r>
+      <w:r>
+        <w:rPr>
+          <w:rFonts w:ascii="Nirmala UI" w:hAnsi="Nirmala UI" w:eastAsia="Nirmala UI" w:cs="Nirmala UI"/>
+        </w:rPr>
+        <w:t>:</w:t>
+      </w:r>
+    </w:p>
+    <w:tbl>
+      <w:tblPr>
+        <w:tblStyle w:val="TableGrid"/>
+        <w:tblW w:type="auto" w:w="0"/>
+        <w:jc w:val="center"/>
+        <w:tblLook w:firstColumn="1" w:firstRow="1" w:lastColumn="0" w:lastRow="0" w:noHBand="0" w:noVBand="1" w:val="04A0"/>
+      </w:tblPr>
+      <w:tblGrid>
+        <w:gridCol w:w="2160"/>
+        <w:gridCol w:w="2160"/>
+        <w:gridCol w:w="2160"/>
+        <w:gridCol w:w="2160"/>
+      </w:tblGrid>
+      <w:tr>
+        <w:tc>
+          <w:tcPr>
+            <w:tcW w:type="dxa" w:w="2160"/>
+            <w:shd w:val="clear" w:color="auto" w:fill="DCE6F1"/>
+          </w:tcPr>
+          <w:p>
+            <w:pPr>
+              <w:spacing w:before="40" w:after="40"/>
+            </w:pPr>
+            <w:r>
+              <w:rPr>
+                <w:rFonts w:ascii="Nirmala UI" w:hAnsi="Nirmala UI" w:eastAsia="Nirmala UI" w:cs="Nirmala UI"/>
+                <w:b/>
+                <w:sz w:val="18"/>
+              </w:rPr>
+              <w:t>Model</w:t>
+            </w:r>
+          </w:p>
+        </w:tc>
+        <w:tc>
+          <w:tcPr>
+            <w:tcW w:type="dxa" w:w="2160"/>
+            <w:shd w:val="clear" w:color="auto" w:fill="DCE6F1"/>
+          </w:tcPr>
+          <w:p>
+            <w:pPr>
+              <w:spacing w:before="40" w:after="40"/>
+            </w:pPr>
+            <w:r>
+              <w:rPr>
+                <w:rFonts w:ascii="Nirmala UI" w:hAnsi="Nirmala UI" w:eastAsia="Nirmala UI" w:cs="Nirmala UI"/>
+                <w:b/>
+                <w:sz w:val="18"/>
+              </w:rPr>
+              <w:t>P50 TTFA</w:t>
+            </w:r>
+          </w:p>
+        </w:tc>
+        <w:tc>
+          <w:tcPr>
+            <w:tcW w:type="dxa" w:w="2160"/>
+            <w:shd w:val="clear" w:color="auto" w:fill="DCE6F1"/>
+          </w:tcPr>
+          <w:p>
+            <w:pPr>
+              <w:spacing w:before="40" w:after="40"/>
+            </w:pPr>
+            <w:r>
+              <w:rPr>
+                <w:rFonts w:ascii="Nirmala UI" w:hAnsi="Nirmala UI" w:eastAsia="Nirmala UI" w:cs="Nirmala UI"/>
+                <w:b/>
+                <w:sz w:val="18"/>
+              </w:rPr>
+              <w:t>IQR</w:t>
+            </w:r>
+          </w:p>
+        </w:tc>
+        <w:tc>
+          <w:tcPr>
+            <w:tcW w:type="dxa" w:w="2160"/>
+            <w:shd w:val="clear" w:color="auto" w:fill="DCE6F1"/>
+          </w:tcPr>
+          <w:p>
+            <w:pPr>
+              <w:spacing w:before="40" w:after="40"/>
+            </w:pPr>
+            <w:r>
+              <w:rPr>
+                <w:rFonts w:ascii="Nirmala UI" w:hAnsi="Nirmala UI" w:eastAsia="Nirmala UI" w:cs="Nirmala UI"/>
+                <w:b/>
+                <w:sz w:val="18"/>
+              </w:rPr>
+              <w:t>Telugu</w:t>
+            </w:r>
+          </w:p>
+        </w:tc>
+      </w:tr>
+      <w:tr>
+        <w:tc>
+          <w:tcPr>
+            <w:tcW w:type="dxa" w:w="2160"/>
+          </w:tcPr>
+          <w:p>
+            <w:pPr>
+              <w:spacing w:before="40" w:after="40"/>
+            </w:pPr>
+            <w:r>
+              <w:rPr>
+                <w:rFonts w:ascii="Nirmala UI" w:hAnsi="Nirmala UI" w:eastAsia="Nirmala UI" w:cs="Nirmala UI"/>
+                <w:sz w:val="18"/>
+              </w:rPr>
+              <w:t>Gradium</w:t>
+            </w:r>
+          </w:p>
+        </w:tc>
+        <w:tc>
+          <w:tcPr>
+            <w:tcW w:type="dxa" w:w="2160"/>
+          </w:tcPr>
+          <w:p>
+            <w:pPr>
+              <w:spacing w:before="40" w:after="40"/>
+            </w:pPr>
+            <w:r>
+              <w:rPr>
+                <w:rFonts w:ascii="Nirmala UI" w:hAnsi="Nirmala UI" w:eastAsia="Nirmala UI" w:cs="Nirmala UI"/>
+                <w:b/>
+                <w:sz w:val="18"/>
+              </w:rPr>
+              <w:t>155 ms</w:t>
+            </w:r>
+          </w:p>
+        </w:tc>
+        <w:tc>
+          <w:tcPr>
+            <w:tcW w:type="dxa" w:w="2160"/>
+          </w:tcPr>
+          <w:p>
+            <w:pPr>
+              <w:spacing w:before="40" w:after="40"/>
+            </w:pPr>
+            <w:r>
+              <w:rPr>
+                <w:rFonts w:ascii="Nirmala UI" w:hAnsi="Nirmala UI" w:eastAsia="Nirmala UI" w:cs="Nirmala UI"/>
+                <w:b/>
+                <w:sz w:val="18"/>
+              </w:rPr>
+              <w:t>2 ms</w:t>
+            </w:r>
+          </w:p>
+        </w:tc>
+        <w:tc>
+          <w:tcPr>
+            <w:tcW w:type="dxa" w:w="2160"/>
+          </w:tcPr>
+          <w:p>
+            <w:pPr>
+              <w:spacing w:before="40" w:after="40"/>
+            </w:pPr>
+            <w:r>
+              <w:rPr>
+                <w:rFonts w:ascii="Nirmala UI" w:hAnsi="Nirmala UI" w:eastAsia="Nirmala UI" w:cs="Nirmala UI"/>
+                <w:sz w:val="18"/>
+              </w:rPr>
+              <w:t>✗ 5 languages only</w:t>
+            </w:r>
+          </w:p>
+        </w:tc>
+      </w:tr>
+      <w:tr>
+        <w:tc>
+          <w:tcPr>
+            <w:tcW w:type="dxa" w:w="2160"/>
+          </w:tcPr>
+          <w:p>
+            <w:pPr>
+              <w:spacing w:before="40" w:after="40"/>
+            </w:pPr>
+            <w:r>
+              <w:rPr>
+                <w:rFonts w:ascii="Nirmala UI" w:hAnsi="Nirmala UI" w:eastAsia="Nirmala UI" w:cs="Nirmala UI"/>
+                <w:b/>
+                <w:sz w:val="18"/>
+              </w:rPr>
+              <w:t>Cartesia Sonic-3</w:t>
+            </w:r>
+          </w:p>
+        </w:tc>
+        <w:tc>
+          <w:tcPr>
+            <w:tcW w:type="dxa" w:w="2160"/>
+          </w:tcPr>
+          <w:p>
+            <w:pPr>
+              <w:spacing w:before="40" w:after="40"/>
+            </w:pPr>
+            <w:r>
+              <w:rPr>
+                <w:rFonts w:ascii="Nirmala UI" w:hAnsi="Nirmala UI" w:eastAsia="Nirmala UI" w:cs="Nirmala UI"/>
+                <w:b/>
+                <w:sz w:val="18"/>
+              </w:rPr>
+              <w:t>188 ms</w:t>
+            </w:r>
+          </w:p>
+        </w:tc>
+        <w:tc>
+          <w:tcPr>
+            <w:tcW w:type="dxa" w:w="2160"/>
+          </w:tcPr>
+          <w:p>
+            <w:pPr>
+              <w:spacing w:before="40" w:after="40"/>
+            </w:pPr>
+            <w:r>
+              <w:rPr>
+                <w:rFonts w:ascii="Nirmala UI" w:hAnsi="Nirmala UI" w:eastAsia="Nirmala UI" w:cs="Nirmala UI"/>
+                <w:sz w:val="18"/>
+              </w:rPr>
+              <w:t>100 ms</w:t>
+            </w:r>
+          </w:p>
+        </w:tc>
+        <w:tc>
+          <w:tcPr>
+            <w:tcW w:type="dxa" w:w="2160"/>
+          </w:tcPr>
+          <w:p>
+            <w:pPr>
+              <w:spacing w:before="40" w:after="40"/>
+            </w:pPr>
+            <w:r>
+              <w:rPr>
+                <w:rFonts w:ascii="Nirmala UI" w:hAnsi="Nirmala UI" w:eastAsia="Nirmala UI" w:cs="Nirmala UI"/>
+                <w:sz w:val="18"/>
+              </w:rPr>
+              <w:t>✓ in production here</w:t>
+            </w:r>
+          </w:p>
+        </w:tc>
+      </w:tr>
+      <w:tr>
+        <w:tc>
+          <w:tcPr>
+            <w:tcW w:type="dxa" w:w="2160"/>
+          </w:tcPr>
+          <w:p>
+            <w:pPr>
+              <w:spacing w:before="40" w:after="40"/>
+            </w:pPr>
+            <w:r>
+              <w:rPr>
+                <w:rFonts w:ascii="Nirmala UI" w:hAnsi="Nirmala UI" w:eastAsia="Nirmala UI" w:cs="Nirmala UI"/>
+                <w:sz w:val="18"/>
+              </w:rPr>
+              <w:t>ElevenLabs Turbo v2.5</w:t>
+            </w:r>
+          </w:p>
+        </w:tc>
+        <w:tc>
+          <w:tcPr>
+            <w:tcW w:type="dxa" w:w="2160"/>
+          </w:tcPr>
+          <w:p>
+            <w:pPr>
+              <w:spacing w:before="40" w:after="40"/>
+            </w:pPr>
+            <w:r>
+              <w:rPr>
+                <w:rFonts w:ascii="Nirmala UI" w:hAnsi="Nirmala UI" w:eastAsia="Nirmala UI" w:cs="Nirmala UI"/>
+                <w:sz w:val="18"/>
+              </w:rPr>
+              <w:t>264 ms</w:t>
+            </w:r>
+          </w:p>
+        </w:tc>
+        <w:tc>
+          <w:tcPr>
+            <w:tcW w:type="dxa" w:w="2160"/>
+          </w:tcPr>
+          <w:p>
+            <w:pPr>
+              <w:spacing w:before="40" w:after="40"/>
+            </w:pPr>
+            <w:r>
+              <w:rPr>
+                <w:rFonts w:ascii="Nirmala UI" w:hAnsi="Nirmala UI" w:eastAsia="Nirmala UI" w:cs="Nirmala UI"/>
+                <w:sz w:val="18"/>
+              </w:rPr>
+              <w:t>—</w:t>
+            </w:r>
+          </w:p>
+        </w:tc>
+        <w:tc>
+          <w:tcPr>
+            <w:tcW w:type="dxa" w:w="2160"/>
+          </w:tcPr>
+          <w:p>
+            <w:pPr>
+              <w:spacing w:before="40" w:after="40"/>
+            </w:pPr>
+            <w:r>
+              <w:rPr>
+                <w:rFonts w:ascii="Nirmala UI" w:hAnsi="Nirmala UI" w:eastAsia="Nirmala UI" w:cs="Nirmala UI"/>
+                <w:sz w:val="18"/>
+              </w:rPr>
+              <w:t>✓</w:t>
+            </w:r>
+          </w:p>
+        </w:tc>
+      </w:tr>
+      <w:tr>
+        <w:tc>
+          <w:tcPr>
+            <w:tcW w:type="dxa" w:w="2160"/>
+          </w:tcPr>
+          <w:p>
+            <w:pPr>
+              <w:spacing w:before="40" w:after="40"/>
+            </w:pPr>
+            <w:r>
+              <w:rPr>
+                <w:rFonts w:ascii="Nirmala UI" w:hAnsi="Nirmala UI" w:eastAsia="Nirmala UI" w:cs="Nirmala UI"/>
+                <w:sz w:val="18"/>
+              </w:rPr>
+              <w:t>ElevenLabs Flash v2.5</w:t>
+            </w:r>
+          </w:p>
+        </w:tc>
+        <w:tc>
+          <w:tcPr>
+            <w:tcW w:type="dxa" w:w="2160"/>
+          </w:tcPr>
+          <w:p>
+            <w:pPr>
+              <w:spacing w:before="40" w:after="40"/>
+            </w:pPr>
+            <w:r>
+              <w:rPr>
+                <w:rFonts w:ascii="Nirmala UI" w:hAnsi="Nirmala UI" w:eastAsia="Nirmala UI" w:cs="Nirmala UI"/>
+                <w:sz w:val="18"/>
+              </w:rPr>
+              <w:t>288 ms</w:t>
+            </w:r>
+          </w:p>
+        </w:tc>
+        <w:tc>
+          <w:tcPr>
+            <w:tcW w:type="dxa" w:w="2160"/>
+          </w:tcPr>
+          <w:p>
+            <w:pPr>
+              <w:spacing w:before="40" w:after="40"/>
+            </w:pPr>
+            <w:r>
+              <w:rPr>
+                <w:rFonts w:ascii="Nirmala UI" w:hAnsi="Nirmala UI" w:eastAsia="Nirmala UI" w:cs="Nirmala UI"/>
+                <w:sz w:val="18"/>
+              </w:rPr>
+              <w:t>28 ms</w:t>
+            </w:r>
+          </w:p>
+        </w:tc>
+        <w:tc>
+          <w:tcPr>
+            <w:tcW w:type="dxa" w:w="2160"/>
+          </w:tcPr>
+          <w:p>
+            <w:pPr>
+              <w:spacing w:before="40" w:after="40"/>
+            </w:pPr>
+            <w:r>
+              <w:rPr>
+                <w:rFonts w:ascii="Nirmala UI" w:hAnsi="Nirmala UI" w:eastAsia="Nirmala UI" w:cs="Nirmala UI"/>
+                <w:sz w:val="18"/>
+              </w:rPr>
+              <w:t>✓</w:t>
+            </w:r>
+          </w:p>
+        </w:tc>
+      </w:tr>
+      <w:tr>
+        <w:tc>
+          <w:tcPr>
+            <w:tcW w:type="dxa" w:w="2160"/>
+          </w:tcPr>
+          <w:p>
+            <w:pPr>
+              <w:spacing w:before="40" w:after="40"/>
+            </w:pPr>
+            <w:r>
+              <w:rPr>
+                <w:rFonts w:ascii="Nirmala UI" w:hAnsi="Nirmala UI" w:eastAsia="Nirmala UI" w:cs="Nirmala UI"/>
+                <w:sz w:val="18"/>
+              </w:rPr>
+              <w:t>Deepgram Aura-2</w:t>
+            </w:r>
+          </w:p>
+        </w:tc>
+        <w:tc>
+          <w:tcPr>
+            <w:tcW w:type="dxa" w:w="2160"/>
+          </w:tcPr>
+          <w:p>
+            <w:pPr>
+              <w:spacing w:before="40" w:after="40"/>
+            </w:pPr>
+            <w:r>
+              <w:rPr>
+                <w:rFonts w:ascii="Nirmala UI" w:hAnsi="Nirmala UI" w:eastAsia="Nirmala UI" w:cs="Nirmala UI"/>
+                <w:sz w:val="18"/>
+              </w:rPr>
+              <w:t>313 ms</w:t>
+            </w:r>
+          </w:p>
+        </w:tc>
+        <w:tc>
+          <w:tcPr>
+            <w:tcW w:type="dxa" w:w="2160"/>
+          </w:tcPr>
+          <w:p>
+            <w:pPr>
+              <w:spacing w:before="40" w:after="40"/>
+            </w:pPr>
+            <w:r>
+              <w:rPr>
+                <w:rFonts w:ascii="Nirmala UI" w:hAnsi="Nirmala UI" w:eastAsia="Nirmala UI" w:cs="Nirmala UI"/>
+                <w:sz w:val="18"/>
+              </w:rPr>
+              <w:t>68 ms</w:t>
+            </w:r>
+          </w:p>
+        </w:tc>
+        <w:tc>
+          <w:tcPr>
+            <w:tcW w:type="dxa" w:w="2160"/>
+          </w:tcPr>
+          <w:p>
+            <w:pPr>
+              <w:spacing w:before="40" w:after="40"/>
+            </w:pPr>
+            <w:r>
+              <w:rPr>
+                <w:rFonts w:ascii="Nirmala UI" w:hAnsi="Nirmala UI" w:eastAsia="Nirmala UI" w:cs="Nirmala UI"/>
+                <w:sz w:val="18"/>
+              </w:rPr>
+              <w:t>Limited</w:t>
+            </w:r>
+          </w:p>
+        </w:tc>
+      </w:tr>
+      <w:tr>
+        <w:tc>
+          <w:tcPr>
+            <w:tcW w:type="dxa" w:w="2160"/>
+          </w:tcPr>
+          <w:p>
+            <w:pPr>
+              <w:spacing w:before="40" w:after="40"/>
+            </w:pPr>
+            <w:r>
+              <w:rPr>
+                <w:rFonts w:ascii="Nirmala UI" w:hAnsi="Nirmala UI" w:eastAsia="Nirmala UI" w:cs="Nirmala UI"/>
+                <w:sz w:val="18"/>
+              </w:rPr>
+              <w:t>ElevenLabs Multilingual v2</w:t>
+            </w:r>
+          </w:p>
+        </w:tc>
+        <w:tc>
+          <w:tcPr>
+            <w:tcW w:type="dxa" w:w="2160"/>
+          </w:tcPr>
+          <w:p>
+            <w:pPr>
+              <w:spacing w:before="40" w:after="40"/>
+            </w:pPr>
+            <w:r>
+              <w:rPr>
+                <w:rFonts w:ascii="Nirmala UI" w:hAnsi="Nirmala UI" w:eastAsia="Nirmala UI" w:cs="Nirmala UI"/>
+                <w:sz w:val="18"/>
+              </w:rPr>
+              <w:t>1,232 ms</w:t>
+            </w:r>
+          </w:p>
+        </w:tc>
+        <w:tc>
+          <w:tcPr>
+            <w:tcW w:type="dxa" w:w="2160"/>
+          </w:tcPr>
+          <w:p>
+            <w:pPr>
+              <w:spacing w:before="40" w:after="40"/>
+            </w:pPr>
+            <w:r>
+              <w:rPr>
+                <w:rFonts w:ascii="Nirmala UI" w:hAnsi="Nirmala UI" w:eastAsia="Nirmala UI" w:cs="Nirmala UI"/>
+                <w:sz w:val="18"/>
+              </w:rPr>
+              <w:t>—</w:t>
+            </w:r>
+          </w:p>
+        </w:tc>
+        <w:tc>
+          <w:tcPr>
+            <w:tcW w:type="dxa" w:w="2160"/>
+          </w:tcPr>
+          <w:p>
+            <w:pPr>
+              <w:spacing w:before="40" w:after="40"/>
+            </w:pPr>
+            <w:r>
+              <w:rPr>
+                <w:rFonts w:ascii="Nirmala UI" w:hAnsi="Nirmala UI" w:eastAsia="Nirmala UI" w:cs="Nirmala UI"/>
+                <w:sz w:val="18"/>
+              </w:rPr>
+              <w:t>✓</w:t>
+            </w:r>
+          </w:p>
+        </w:tc>
+      </w:tr>
+      <w:tr>
+        <w:tc>
+          <w:tcPr>
+            <w:tcW w:type="dxa" w:w="2160"/>
+          </w:tcPr>
+          <w:p>
+            <w:pPr>
+              <w:spacing w:before="40" w:after="40"/>
+            </w:pPr>
+            <w:r>
+              <w:rPr>
+                <w:rFonts w:ascii="Nirmala UI" w:hAnsi="Nirmala UI" w:eastAsia="Nirmala UI" w:cs="Nirmala UI"/>
+                <w:sz w:val="18"/>
+              </w:rPr>
+              <w:t>OpenAI TTS-1-HD</w:t>
+            </w:r>
+          </w:p>
+        </w:tc>
+        <w:tc>
+          <w:tcPr>
+            <w:tcW w:type="dxa" w:w="2160"/>
+          </w:tcPr>
+          <w:p>
+            <w:pPr>
+              <w:spacing w:before="40" w:after="40"/>
+            </w:pPr>
+            <w:r>
+              <w:rPr>
+                <w:rFonts w:ascii="Nirmala UI" w:hAnsi="Nirmala UI" w:eastAsia="Nirmala UI" w:cs="Nirmala UI"/>
+                <w:sz w:val="18"/>
+              </w:rPr>
+              <w:t>2,295 ms</w:t>
+            </w:r>
+          </w:p>
+        </w:tc>
+        <w:tc>
+          <w:tcPr>
+            <w:tcW w:type="dxa" w:w="2160"/>
+          </w:tcPr>
+          <w:p>
+            <w:pPr>
+              <w:spacing w:before="40" w:after="40"/>
+            </w:pPr>
+            <w:r>
+              <w:rPr>
+                <w:rFonts w:ascii="Nirmala UI" w:hAnsi="Nirmala UI" w:eastAsia="Nirmala UI" w:cs="Nirmala UI"/>
+                <w:sz w:val="18"/>
+              </w:rPr>
+              <w:t>—</w:t>
+            </w:r>
+          </w:p>
+        </w:tc>
+        <w:tc>
+          <w:tcPr>
+            <w:tcW w:type="dxa" w:w="2160"/>
+          </w:tcPr>
+          <w:p>
+            <w:pPr>
+              <w:spacing w:before="40" w:after="40"/>
+            </w:pPr>
+            <w:r>
+              <w:rPr>
+                <w:rFonts w:ascii="Nirmala UI" w:hAnsi="Nirmala UI" w:eastAsia="Nirmala UI" w:cs="Nirmala UI"/>
+                <w:sz w:val="18"/>
+              </w:rPr>
+              <w:t>✓</w:t>
+            </w:r>
+          </w:p>
+        </w:tc>
+      </w:tr>
+    </w:tbl>
+    <w:p/>
+    <w:p>
+      <w:pPr>
+        <w:spacing w:after="120"/>
+      </w:pPr>
+      <w:r>
+        <w:rPr>
+          <w:rFonts w:ascii="Nirmala UI" w:hAnsi="Nirmala UI" w:eastAsia="Nirmala UI" w:cs="Nirmala UI"/>
+          <w:b/>
+        </w:rPr>
+        <w:t>Two things to note.</w:t>
+      </w:r>
+    </w:p>
+    <w:p>
+      <w:pPr>
+        <w:pStyle w:val="ListNumber"/>
+      </w:pPr>
+      <w:r>
+        <w:rPr>
+          <w:rFonts w:ascii="Nirmala UI" w:hAnsi="Nirmala UI" w:eastAsia="Nirmala UI" w:cs="Nirmala UI"/>
+          <w:b/>
+        </w:rPr>
+        <w:t>Cartesia's 100 ms IQR is the widest in the table</w:t>
+      </w:r>
+      <w:r>
+        <w:rPr>
+          <w:rFonts w:ascii="Nirmala UI" w:hAnsi="Nirmala UI" w:eastAsia="Nirmala UI" w:cs="Nirmala UI"/>
+        </w:rPr>
+        <w:t xml:space="preserve"> — 50× Gradium's. A low median with</w:t>
+      </w:r>
+    </w:p>
+    <w:p>
+      <w:pPr>
+        <w:spacing w:after="120"/>
+      </w:pPr>
+      <w:r>
+        <w:rPr>
+          <w:rFonts w:ascii="Nirmala UI" w:hAnsi="Nirmala UI" w:eastAsia="Nirmala UI" w:cs="Nirmala UI"/>
+        </w:rPr>
+        <w:t>a wide spread means most calls feel fast and a meaningful minority feel broken. For</w:t>
+      </w:r>
+    </w:p>
+    <w:p>
+      <w:pPr>
+        <w:spacing w:after="120"/>
+      </w:pPr>
+      <w:r>
+        <w:rPr>
+          <w:rFonts w:ascii="Nirmala UI" w:hAnsi="Nirmala UI" w:eastAsia="Nirmala UI" w:cs="Nirmala UI"/>
+        </w:rPr>
+        <w:t xml:space="preserve">NFR-PERF-02 (p95 ≤1,200 ms), </w:t>
+      </w:r>
+      <w:r>
+        <w:rPr>
+          <w:rFonts w:ascii="Nirmala UI" w:hAnsi="Nirmala UI" w:eastAsia="Nirmala UI" w:cs="Nirmala UI"/>
+          <w:i/>
+        </w:rPr>
+        <w:t>consistency matters as much as the median</w:t>
+      </w:r>
+      <w:r>
+        <w:rPr>
+          <w:rFonts w:ascii="Nirmala UI" w:hAnsi="Nirmala UI" w:eastAsia="Nirmala UI" w:cs="Nirmala UI"/>
+        </w:rPr>
+        <w:t>.</w:t>
+      </w:r>
+    </w:p>
+    <w:p>
+      <w:pPr>
+        <w:pStyle w:val="ListNumber"/>
+      </w:pPr>
+      <w:r>
+        <w:rPr>
+          <w:rFonts w:ascii="Nirmala UI" w:hAnsi="Nirmala UI" w:eastAsia="Nirmala UI" w:cs="Nirmala UI"/>
+          <w:b/>
+        </w:rPr>
+        <w:t>Sarvam Bulbul v3</w:t>
+      </w:r>
+      <w:r>
+        <w:rPr>
+          <w:rFonts w:ascii="Nirmala UI" w:hAnsi="Nirmala UI" w:eastAsia="Nirmala UI" w:cs="Nirmala UI"/>
+        </w:rPr>
+        <w:t xml:space="preserve"> reportedly outperforms Cartesia Sonic-3 on quality evaluations and</w:t>
+      </w:r>
+    </w:p>
+    <w:p>
+      <w:pPr>
+        <w:spacing w:after="120"/>
+      </w:pPr>
+      <w:r>
+        <w:rPr>
+          <w:rFonts w:ascii="Nirmala UI" w:hAnsi="Nirmala UI" w:eastAsia="Nirmala UI" w:cs="Nirmala UI"/>
+        </w:rPr>
+        <w:t>is India-focused, but publishes no latency figures.</w:t>
+      </w:r>
+    </w:p>
+    <w:p>
+      <w:pPr>
+        <w:spacing w:after="120"/>
+      </w:pPr>
+      <w:r>
+        <w:rPr>
+          <w:rFonts w:ascii="Nirmala UI" w:hAnsi="Nirmala UI" w:eastAsia="Nirmala UI" w:cs="Nirmala UI"/>
+          <w:b/>
+        </w:rPr>
+        <w:t>Decision: retain Cartesia Sonic-3 as v1 baseline</w:t>
+      </w:r>
+      <w:r>
+        <w:rPr>
+          <w:rFonts w:ascii="Nirmala UI" w:hAnsi="Nirmala UI" w:eastAsia="Nirmala UI" w:cs="Nirmala UI"/>
+        </w:rPr>
+        <w:t xml:space="preserve"> (in production, Telugu-capable);</w:t>
+      </w:r>
+    </w:p>
+    <w:p>
+      <w:pPr>
+        <w:spacing w:after="120"/>
+      </w:pPr>
+      <w:r>
+        <w:rPr>
+          <w:rFonts w:ascii="Nirmala UI" w:hAnsi="Nirmala UI" w:eastAsia="Nirmala UI" w:cs="Nirmala UI"/>
+          <w:b/>
+        </w:rPr>
+        <w:t>benchmark Sarvam Bulbul v3 head-to-head on Telugu for both TTFA and IQR.</w:t>
+      </w:r>
+      <w:r>
+        <w:rPr>
+          <w:rFonts w:ascii="Nirmala UI" w:hAnsi="Nirmala UI" w:eastAsia="Nirmala UI" w:cs="Nirmala UI"/>
+        </w:rPr>
+        <w:t xml:space="preserve"> Longer term,</w:t>
+      </w:r>
+    </w:p>
+    <w:p>
+      <w:pPr>
+        <w:spacing w:after="120"/>
+      </w:pPr>
+      <w:r>
+        <w:rPr>
+          <w:rFonts w:ascii="Nirmala UI" w:hAnsi="Nirmala UI" w:eastAsia="Nirmala UI" w:cs="Nirmala UI"/>
+        </w:rPr>
+        <w:t xml:space="preserve">AI4Bharat </w:t>
+      </w:r>
+      <w:r>
+        <w:rPr>
+          <w:rFonts w:ascii="Nirmala UI" w:hAnsi="Nirmala UI" w:eastAsia="Nirmala UI" w:cs="Nirmala UI"/>
+          <w:b/>
+        </w:rPr>
+        <w:t>Indic-TTS</w:t>
+      </w:r>
+      <w:r>
+        <w:rPr>
+          <w:rFonts w:ascii="Nirmala UI" w:hAnsi="Nirmala UI" w:eastAsia="Nirmala UI" w:cs="Nirmala UI"/>
+        </w:rPr>
+        <w:t xml:space="preserve"> is open source and covers Telugu — the route to owning TTS as</w:t>
+      </w:r>
+    </w:p>
+    <w:p>
+      <w:pPr>
+        <w:spacing w:after="120"/>
+      </w:pPr>
+      <w:r>
+        <w:rPr>
+          <w:rFonts w:ascii="Nirmala UI" w:hAnsi="Nirmala UI" w:eastAsia="Nirmala UI" w:cs="Nirmala UI"/>
+        </w:rPr>
+        <w:t>well as STT.</w:t>
+      </w:r>
+    </w:p>
+    <w:p>
+      <w:pPr>
+        <w:pStyle w:val="Heading2"/>
+      </w:pPr>
+      <w:r>
+        <w:rPr>
+          <w:rFonts w:ascii="Nirmala UI" w:hAnsi="Nirmala UI" w:eastAsia="Nirmala UI" w:cs="Nirmala UI"/>
+          <w:color w:val="1F4E79"/>
+        </w:rPr>
+        <w:t xml:space="preserve">3A.3 Language model — budget 200 ms to first </w:t>
+      </w:r>
+      <w:r>
+        <w:rPr>
+          <w:rFonts w:ascii="Nirmala UI" w:hAnsi="Nirmala UI" w:eastAsia="Nirmala UI" w:cs="Nirmala UI"/>
+          <w:i/>
+          <w:color w:val="1F4E79"/>
+        </w:rPr>
+        <w:t>spoken</w:t>
+      </w:r>
+      <w:r>
+        <w:rPr>
+          <w:rFonts w:ascii="Nirmala UI" w:hAnsi="Nirmala UI" w:eastAsia="Nirmala UI" w:cs="Nirmala UI"/>
+          <w:color w:val="1F4E79"/>
+        </w:rPr>
+        <w:t xml:space="preserve"> token</w:t>
+      </w:r>
+    </w:p>
+    <w:tbl>
+      <w:tblPr>
+        <w:tblStyle w:val="TableGrid"/>
+        <w:tblW w:type="auto" w:w="0"/>
+        <w:jc w:val="center"/>
+        <w:tblLook w:firstColumn="1" w:firstRow="1" w:lastColumn="0" w:lastRow="0" w:noHBand="0" w:noVBand="1" w:val="04A0"/>
+      </w:tblPr>
+      <w:tblGrid>
+        <w:gridCol w:w="2160"/>
+        <w:gridCol w:w="2160"/>
+        <w:gridCol w:w="2160"/>
+        <w:gridCol w:w="2160"/>
+      </w:tblGrid>
+      <w:tr>
+        <w:tc>
+          <w:tcPr>
+            <w:tcW w:type="dxa" w:w="2160"/>
+            <w:shd w:val="clear" w:color="auto" w:fill="DCE6F1"/>
+          </w:tcPr>
+          <w:p>
+            <w:pPr>
+              <w:spacing w:before="40" w:after="40"/>
+            </w:pPr>
+            <w:r>
+              <w:rPr>
+                <w:rFonts w:ascii="Nirmala UI" w:hAnsi="Nirmala UI" w:eastAsia="Nirmala UI" w:cs="Nirmala UI"/>
+                <w:b/>
+                <w:sz w:val="18"/>
+              </w:rPr>
+              <w:t>Provider</w:t>
+            </w:r>
+          </w:p>
+        </w:tc>
+        <w:tc>
+          <w:tcPr>
+            <w:tcW w:type="dxa" w:w="2160"/>
+            <w:shd w:val="clear" w:color="auto" w:fill="DCE6F1"/>
+          </w:tcPr>
+          <w:p>
+            <w:pPr>
+              <w:spacing w:before="40" w:after="40"/>
+            </w:pPr>
+            <w:r>
+              <w:rPr>
+                <w:rFonts w:ascii="Nirmala UI" w:hAnsi="Nirmala UI" w:eastAsia="Nirmala UI" w:cs="Nirmala UI"/>
+                <w:b/>
+                <w:sz w:val="18"/>
+              </w:rPr>
+              <w:t>TTFT</w:t>
+            </w:r>
+          </w:p>
+        </w:tc>
+        <w:tc>
+          <w:tcPr>
+            <w:tcW w:type="dxa" w:w="2160"/>
+            <w:shd w:val="clear" w:color="auto" w:fill="DCE6F1"/>
+          </w:tcPr>
+          <w:p>
+            <w:pPr>
+              <w:spacing w:before="40" w:after="40"/>
+            </w:pPr>
+            <w:r>
+              <w:rPr>
+                <w:rFonts w:ascii="Nirmala UI" w:hAnsi="Nirmala UI" w:eastAsia="Nirmala UI" w:cs="Nirmala UI"/>
+                <w:b/>
+                <w:sz w:val="18"/>
+              </w:rPr>
+              <w:t>Throughput (Llama 3.3 70B)</w:t>
+            </w:r>
+          </w:p>
+        </w:tc>
+        <w:tc>
+          <w:tcPr>
+            <w:tcW w:type="dxa" w:w="2160"/>
+            <w:shd w:val="clear" w:color="auto" w:fill="DCE6F1"/>
+          </w:tcPr>
+          <w:p>
+            <w:pPr>
+              <w:spacing w:before="40" w:after="40"/>
+            </w:pPr>
+            <w:r>
+              <w:rPr>
+                <w:rFonts w:ascii="Nirmala UI" w:hAnsi="Nirmala UI" w:eastAsia="Nirmala UI" w:cs="Nirmala UI"/>
+                <w:b/>
+                <w:sz w:val="18"/>
+              </w:rPr>
+              <w:t>Note</w:t>
+            </w:r>
+          </w:p>
+        </w:tc>
+      </w:tr>
+      <w:tr>
+        <w:tc>
+          <w:tcPr>
+            <w:tcW w:type="dxa" w:w="2160"/>
+          </w:tcPr>
+          <w:p>
+            <w:pPr>
+              <w:spacing w:before="40" w:after="40"/>
+            </w:pPr>
+            <w:r>
+              <w:rPr>
+                <w:rFonts w:ascii="Nirmala UI" w:hAnsi="Nirmala UI" w:eastAsia="Nirmala UI" w:cs="Nirmala UI"/>
+                <w:b/>
+                <w:sz w:val="18"/>
+              </w:rPr>
+              <w:t>Groq</w:t>
+            </w:r>
+            <w:r>
+              <w:rPr>
+                <w:rFonts w:ascii="Nirmala UI" w:hAnsi="Nirmala UI" w:eastAsia="Nirmala UI" w:cs="Nirmala UI"/>
+                <w:sz w:val="18"/>
+              </w:rPr>
+              <w:t xml:space="preserve"> (LPU)</w:t>
+            </w:r>
+          </w:p>
+        </w:tc>
+        <w:tc>
+          <w:tcPr>
+            <w:tcW w:type="dxa" w:w="2160"/>
+          </w:tcPr>
+          <w:p>
+            <w:pPr>
+              <w:spacing w:before="40" w:after="40"/>
+            </w:pPr>
+            <w:r>
+              <w:rPr>
+                <w:rFonts w:ascii="Nirmala UI" w:hAnsi="Nirmala UI" w:eastAsia="Nirmala UI" w:cs="Nirmala UI"/>
+                <w:b/>
+                <w:sz w:val="18"/>
+              </w:rPr>
+              <w:t>~120 ms</w:t>
+            </w:r>
+          </w:p>
+        </w:tc>
+        <w:tc>
+          <w:tcPr>
+            <w:tcW w:type="dxa" w:w="2160"/>
+          </w:tcPr>
+          <w:p>
+            <w:pPr>
+              <w:spacing w:before="40" w:after="40"/>
+            </w:pPr>
+            <w:r>
+              <w:rPr>
+                <w:rFonts w:ascii="Nirmala UI" w:hAnsi="Nirmala UI" w:eastAsia="Nirmala UI" w:cs="Nirmala UI"/>
+                <w:sz w:val="18"/>
+              </w:rPr>
+              <w:t>~750 tok/s</w:t>
+            </w:r>
+          </w:p>
+        </w:tc>
+        <w:tc>
+          <w:tcPr>
+            <w:tcW w:type="dxa" w:w="2160"/>
+          </w:tcPr>
+          <w:p>
+            <w:pPr>
+              <w:spacing w:before="40" w:after="40"/>
+            </w:pPr>
+            <w:r>
+              <w:rPr>
+                <w:rFonts w:ascii="Nirmala UI" w:hAnsi="Nirmala UI" w:eastAsia="Nirmala UI" w:cs="Nirmala UI"/>
+                <w:sz w:val="18"/>
+              </w:rPr>
+              <w:t>Lowest TTFT; open-weights only; already in use here</w:t>
+            </w:r>
+          </w:p>
+        </w:tc>
+      </w:tr>
+      <w:tr>
+        <w:tc>
+          <w:tcPr>
+            <w:tcW w:type="dxa" w:w="2160"/>
+          </w:tcPr>
+          <w:p>
+            <w:pPr>
+              <w:spacing w:before="40" w:after="40"/>
+            </w:pPr>
+            <w:r>
+              <w:rPr>
+                <w:rFonts w:ascii="Nirmala UI" w:hAnsi="Nirmala UI" w:eastAsia="Nirmala UI" w:cs="Nirmala UI"/>
+                <w:b/>
+                <w:sz w:val="18"/>
+              </w:rPr>
+              <w:t>Cerebras</w:t>
+            </w:r>
+            <w:r>
+              <w:rPr>
+                <w:rFonts w:ascii="Nirmala UI" w:hAnsi="Nirmala UI" w:eastAsia="Nirmala UI" w:cs="Nirmala UI"/>
+                <w:sz w:val="18"/>
+              </w:rPr>
+              <w:t xml:space="preserve"> (WSE-3)</w:t>
+            </w:r>
+          </w:p>
+        </w:tc>
+        <w:tc>
+          <w:tcPr>
+            <w:tcW w:type="dxa" w:w="2160"/>
+          </w:tcPr>
+          <w:p>
+            <w:pPr>
+              <w:spacing w:before="40" w:after="40"/>
+            </w:pPr>
+            <w:r>
+              <w:rPr>
+                <w:rFonts w:ascii="Nirmala UI" w:hAnsi="Nirmala UI" w:eastAsia="Nirmala UI" w:cs="Nirmala UI"/>
+                <w:sz w:val="18"/>
+              </w:rPr>
+              <w:t>~150 ms</w:t>
+            </w:r>
+          </w:p>
+        </w:tc>
+        <w:tc>
+          <w:tcPr>
+            <w:tcW w:type="dxa" w:w="2160"/>
+          </w:tcPr>
+          <w:p>
+            <w:pPr>
+              <w:spacing w:before="40" w:after="40"/>
+            </w:pPr>
+            <w:r>
+              <w:rPr>
+                <w:rFonts w:ascii="Nirmala UI" w:hAnsi="Nirmala UI" w:eastAsia="Nirmala UI" w:cs="Nirmala UI"/>
+                <w:b/>
+                <w:sz w:val="18"/>
+              </w:rPr>
+              <w:t>~2,100 tok/s</w:t>
+            </w:r>
+          </w:p>
+        </w:tc>
+        <w:tc>
+          <w:tcPr>
+            <w:tcW w:type="dxa" w:w="2160"/>
+          </w:tcPr>
+          <w:p>
+            <w:pPr>
+              <w:spacing w:before="40" w:after="40"/>
+            </w:pPr>
+            <w:r>
+              <w:rPr>
+                <w:rFonts w:ascii="Nirmala UI" w:hAnsi="Nirmala UI" w:eastAsia="Nirmala UI" w:cs="Nirmala UI"/>
+                <w:sz w:val="18"/>
+              </w:rPr>
+              <w:t>2.8× throughput — matters for Telugu</w:t>
+            </w:r>
+          </w:p>
+        </w:tc>
+      </w:tr>
+      <w:tr>
+        <w:tc>
+          <w:tcPr>
+            <w:tcW w:type="dxa" w:w="2160"/>
+          </w:tcPr>
+          <w:p>
+            <w:pPr>
+              <w:spacing w:before="40" w:after="40"/>
+            </w:pPr>
+            <w:r>
+              <w:rPr>
+                <w:rFonts w:ascii="Nirmala UI" w:hAnsi="Nirmala UI" w:eastAsia="Nirmala UI" w:cs="Nirmala UI"/>
+                <w:sz w:val="18"/>
+              </w:rPr>
+              <w:t>Others</w:t>
+            </w:r>
+          </w:p>
+        </w:tc>
+        <w:tc>
+          <w:tcPr>
+            <w:tcW w:type="dxa" w:w="2160"/>
+          </w:tcPr>
+          <w:p>
+            <w:pPr>
+              <w:spacing w:before="40" w:after="40"/>
+            </w:pPr>
+            <w:r>
+              <w:rPr>
+                <w:rFonts w:ascii="Nirmala UI" w:hAnsi="Nirmala UI" w:eastAsia="Nirmala UI" w:cs="Nirmala UI"/>
+                <w:sz w:val="18"/>
+              </w:rPr>
+              <w:t>Higher</w:t>
+            </w:r>
+          </w:p>
+        </w:tc>
+        <w:tc>
+          <w:tcPr>
+            <w:tcW w:type="dxa" w:w="2160"/>
+          </w:tcPr>
+          <w:p>
+            <w:pPr>
+              <w:spacing w:before="40" w:after="40"/>
+            </w:pPr>
+            <w:r>
+              <w:rPr>
+                <w:rFonts w:ascii="Nirmala UI" w:hAnsi="Nirmala UI" w:eastAsia="Nirmala UI" w:cs="Nirmala UI"/>
+                <w:sz w:val="18"/>
+              </w:rPr>
+              <w:t>Varies</w:t>
+            </w:r>
+          </w:p>
+        </w:tc>
+        <w:tc>
+          <w:tcPr>
+            <w:tcW w:type="dxa" w:w="2160"/>
+          </w:tcPr>
+          <w:p>
+            <w:pPr>
+              <w:spacing w:before="40" w:after="40"/>
+            </w:pPr>
+            <w:r>
+              <w:rPr>
+                <w:rFonts w:ascii="Nirmala UI" w:hAnsi="Nirmala UI" w:eastAsia="Nirmala UI" w:cs="Nirmala UI"/>
+                <w:sz w:val="18"/>
+              </w:rPr>
+              <w:t>—</w:t>
+            </w:r>
+          </w:p>
+        </w:tc>
+      </w:tr>
+    </w:tbl>
+    <w:p/>
+    <w:p>
+      <w:pPr>
+        <w:spacing w:after="120"/>
+      </w:pPr>
+      <w:r>
+        <w:rPr>
+          <w:rFonts w:ascii="Nirmala UI" w:hAnsi="Nirmala UI" w:eastAsia="Nirmala UI" w:cs="Nirmala UI"/>
+        </w:rPr>
+        <w:t>Voice requires TTFT under ~300 ms; both qualify.</w:t>
+      </w:r>
+    </w:p>
+    <w:p>
+      <w:pPr>
+        <w:spacing w:after="120"/>
+      </w:pPr>
+      <w:r>
+        <w:rPr>
+          <w:rFonts w:ascii="Nirmala UI" w:hAnsi="Nirmala UI" w:eastAsia="Nirmala UI" w:cs="Nirmala UI"/>
+          <w:b/>
+        </w:rPr>
+        <w:t>Why throughput matters unusually much here.</w:t>
+      </w:r>
+      <w:r>
+        <w:rPr>
+          <w:rFonts w:ascii="Nirmala UI" w:hAnsi="Nirmala UI" w:eastAsia="Nirmala UI" w:cs="Nirmala UI"/>
+        </w:rPr>
+        <w:t xml:space="preserve"> Telugu replies run 350–480 completion</w:t>
+      </w:r>
+    </w:p>
+    <w:p>
+      <w:pPr>
+        <w:spacing w:after="120"/>
+      </w:pPr>
+      <w:r>
+        <w:rPr>
+          <w:rFonts w:ascii="Nirmala UI" w:hAnsi="Nirmala UI" w:eastAsia="Nirmala UI" w:cs="Nirmala UI"/>
+        </w:rPr>
+        <w:t>tokens. At 750 tok/s a full reply takes ~530 ms; at 2,100 tok/s, ~190 ms. Sentence-level</w:t>
+      </w:r>
+    </w:p>
+    <w:p>
+      <w:pPr>
+        <w:spacing w:after="120"/>
+      </w:pPr>
+      <w:r>
+        <w:rPr>
+          <w:rFonts w:ascii="Nirmala UI" w:hAnsi="Nirmala UI" w:eastAsia="Nirmala UI" w:cs="Nirmala UI"/>
+        </w:rPr>
+        <w:t xml:space="preserve">streaming (§5.3) means only the </w:t>
+      </w:r>
+      <w:r>
+        <w:rPr>
+          <w:rFonts w:ascii="Nirmala UI" w:hAnsi="Nirmala UI" w:eastAsia="Nirmala UI" w:cs="Nirmala UI"/>
+          <w:i/>
+        </w:rPr>
+        <w:t>first sentence</w:t>
+      </w:r>
+      <w:r>
+        <w:rPr>
+          <w:rFonts w:ascii="Nirmala UI" w:hAnsi="Nirmala UI" w:eastAsia="Nirmala UI" w:cs="Nirmala UI"/>
+        </w:rPr>
+        <w:t xml:space="preserve"> gates speech, so:</w:t>
+      </w:r>
+    </w:p>
+    <w:p>
+      <w:pPr>
+        <w:spacing w:after="0" w:before="0"/>
+        <w:ind w:left="360"/>
+        <w:shd w:val="clear" w:color="auto" w:fill="F2F2F2"/>
+      </w:pPr>
+      <w:r>
+        <w:rPr>
+          <w:rFonts w:ascii="Consolas" w:hAnsi="Consolas" w:eastAsia="Consolas" w:cs="Consolas"/>
+          <w:sz w:val="16"/>
+        </w:rPr>
+        <w:t xml:space="preserve">  first spoken token  ≈  TTFT  +  (first sentence ÷ throughput)</w:t>
+      </w:r>
+    </w:p>
+    <w:p>
+      <w:pPr>
+        <w:spacing w:after="0" w:before="0"/>
+        <w:ind w:left="360"/>
+        <w:shd w:val="clear" w:color="auto" w:fill="F2F2F2"/>
+      </w:pPr>
+      <w:r>
+        <w:rPr>
+          <w:rFonts w:ascii="Consolas" w:hAnsi="Consolas" w:eastAsia="Consolas" w:cs="Consolas"/>
+          <w:sz w:val="16"/>
+        </w:rPr>
+        <w:t xml:space="preserve">  Groq:      120 ms + (~50 tok ÷ 750)   ≈ 187 ms   ✓ within budget</w:t>
+      </w:r>
+    </w:p>
+    <w:p>
+      <w:pPr>
+        <w:spacing w:after="0" w:before="0"/>
+        <w:ind w:left="360"/>
+        <w:shd w:val="clear" w:color="auto" w:fill="F2F2F2"/>
+      </w:pPr>
+      <w:r>
+        <w:rPr>
+          <w:rFonts w:ascii="Consolas" w:hAnsi="Consolas" w:eastAsia="Consolas" w:cs="Consolas"/>
+          <w:sz w:val="16"/>
+        </w:rPr>
+        <w:t xml:space="preserve">  Cerebras:  150 ms + (~50 tok ÷ 2,100) ≈ 174 ms   ✓ within budget</w:t>
+      </w:r>
+    </w:p>
+    <w:p/>
+    <w:p>
+      <w:pPr>
+        <w:spacing w:after="120"/>
+      </w:pPr>
+      <w:r>
+        <w:rPr>
+          <w:rFonts w:ascii="Nirmala UI" w:hAnsi="Nirmala UI" w:eastAsia="Nirmala UI" w:cs="Nirmala UI"/>
+        </w:rPr>
+        <w:t>Both fit. Groq wins on TTFT, Cerebras on tail behaviour for long replies.</w:t>
+      </w:r>
+    </w:p>
+    <w:p>
+      <w:pPr>
+        <w:spacing w:after="120"/>
+      </w:pPr>
+      <w:r>
+        <w:rPr>
+          <w:rFonts w:ascii="Nirmala UI" w:hAnsi="Nirmala UI" w:eastAsia="Nirmala UI" w:cs="Nirmala UI"/>
+          <w:b/>
+        </w:rPr>
+        <w:t>Model choice is the open question, not the host.</w:t>
+      </w:r>
+      <w:r>
+        <w:rPr>
+          <w:rFonts w:ascii="Nirmala UI" w:hAnsi="Nirmala UI" w:eastAsia="Nirmala UI" w:cs="Nirmala UI"/>
+        </w:rPr>
+        <w:t xml:space="preserve"> The incumbent runs</w:t>
+      </w:r>
+    </w:p>
+    <w:p>
+      <w:pPr>
+        <w:spacing w:after="120"/>
+      </w:pPr>
+      <w:r>
+        <w:rPr>
+          <w:rFonts w:ascii="Consolas" w:hAnsi="Consolas" w:eastAsia="Consolas" w:cs="Consolas"/>
+          <w:color w:val="A31D1D"/>
+          <w:sz w:val="18"/>
+        </w:rPr>
+        <w:t>openai/gpt-oss-120b</w:t>
+      </w:r>
+      <w:r>
+        <w:rPr>
+          <w:rFonts w:ascii="Nirmala UI" w:hAnsi="Nirmala UI" w:eastAsia="Nirmala UI" w:cs="Nirmala UI"/>
+        </w:rPr>
+        <w:t xml:space="preserve"> — a </w:t>
+      </w:r>
+      <w:r>
+        <w:rPr>
+          <w:rFonts w:ascii="Nirmala UI" w:hAnsi="Nirmala UI" w:eastAsia="Nirmala UI" w:cs="Nirmala UI"/>
+          <w:i/>
+        </w:rPr>
+        <w:t>reasoning</w:t>
+      </w:r>
+      <w:r>
+        <w:rPr>
+          <w:rFonts w:ascii="Nirmala UI" w:hAnsi="Nirmala UI" w:eastAsia="Nirmala UI" w:cs="Nirmala UI"/>
+        </w:rPr>
+        <w:t xml:space="preserve"> model whose deliberation is the 600 ms in the</w:t>
+      </w:r>
+    </w:p>
+    <w:p>
+      <w:pPr>
+        <w:spacing w:after="120"/>
+      </w:pPr>
+      <w:r>
+        <w:rPr>
+          <w:rFonts w:ascii="Nirmala UI" w:hAnsi="Nirmala UI" w:eastAsia="Nirmala UI" w:cs="Nirmala UI"/>
+        </w:rPr>
+        <w:t>budget. A non-reasoning model is now viable (§5.2), but the candidates must be gated on</w:t>
+      </w:r>
+    </w:p>
+    <w:p>
+      <w:pPr>
+        <w:spacing w:after="120"/>
+      </w:pPr>
+      <w:r>
+        <w:rPr>
+          <w:rFonts w:ascii="Nirmala UI" w:hAnsi="Nirmala UI" w:eastAsia="Nirmala UI" w:cs="Nirmala UI"/>
+          <w:b/>
+        </w:rPr>
+        <w:t>Telugu conversation quality</w:t>
+      </w:r>
+      <w:r>
+        <w:rPr>
+          <w:rFonts w:ascii="Nirmala UI" w:hAnsi="Nirmala UI" w:eastAsia="Nirmala UI" w:cs="Nirmala UI"/>
+        </w:rPr>
+        <w:t xml:space="preserve">, where </w:t>
+      </w:r>
+      <w:r>
+        <w:rPr>
+          <w:rFonts w:ascii="Consolas" w:hAnsi="Consolas" w:eastAsia="Consolas" w:cs="Consolas"/>
+          <w:color w:val="A31D1D"/>
+          <w:sz w:val="18"/>
+        </w:rPr>
+        <w:t>llama-3.3-70b</w:t>
+      </w:r>
+      <w:r>
+        <w:rPr>
+          <w:rFonts w:ascii="Nirmala UI" w:hAnsi="Nirmala UI" w:eastAsia="Nirmala UI" w:cs="Nirmala UI"/>
+        </w:rPr>
+        <w:t xml:space="preserve"> previously "muddled through".</w:t>
+      </w:r>
+    </w:p>
+    <w:p>
+      <w:pPr>
+        <w:spacing w:after="120"/>
+      </w:pPr>
+      <w:r>
+        <w:rPr>
+          <w:rFonts w:ascii="Nirmala UI" w:hAnsi="Nirmala UI" w:eastAsia="Nirmala UI" w:cs="Nirmala UI"/>
+          <w:b/>
+        </w:rPr>
+        <w:t>Decision: stay on Groq for v1</w:t>
+      </w:r>
+      <w:r>
+        <w:rPr>
+          <w:rFonts w:ascii="Nirmala UI" w:hAnsi="Nirmala UI" w:eastAsia="Nirmala UI" w:cs="Nirmala UI"/>
+        </w:rPr>
+        <w:t xml:space="preserve"> (in production, lowest TTFT); evaluate 2–3 non-reasoning</w:t>
+      </w:r>
+    </w:p>
+    <w:p>
+      <w:pPr>
+        <w:spacing w:after="120"/>
+      </w:pPr>
+      <w:r>
+        <w:rPr>
+          <w:rFonts w:ascii="Nirmala UI" w:hAnsi="Nirmala UI" w:eastAsia="Nirmala UI" w:cs="Nirmala UI"/>
+        </w:rPr>
+        <w:t>models against the STT-001 scenario set; **quality gates the choice, speed only breaks</w:t>
+      </w:r>
+    </w:p>
+    <w:p>
+      <w:pPr>
+        <w:spacing w:after="120"/>
+      </w:pPr>
+      <w:r>
+        <w:rPr>
+          <w:rFonts w:ascii="Nirmala UI" w:hAnsi="Nirmala UI" w:eastAsia="Nirmala UI" w:cs="Nirmala UI"/>
+        </w:rPr>
+        <w:t>ties**. Keep Cerebras as the fallback if long-reply tails hurt p95.</w:t>
+      </w:r>
+    </w:p>
+    <w:p>
+      <w:pPr>
+        <w:pStyle w:val="Heading2"/>
+      </w:pPr>
+      <w:r>
+        <w:rPr>
+          <w:rFonts w:ascii="Nirmala UI" w:hAnsi="Nirmala UI" w:eastAsia="Nirmala UI" w:cs="Nirmala UI"/>
+          <w:color w:val="1F4E79"/>
+        </w:rPr>
+        <w:t>3A.4 v1 reference stack, summarised</w:t>
+      </w:r>
+    </w:p>
+    <w:tbl>
+      <w:tblPr>
+        <w:tblStyle w:val="TableGrid"/>
+        <w:tblW w:type="auto" w:w="0"/>
+        <w:jc w:val="center"/>
+        <w:tblLook w:firstColumn="1" w:firstRow="1" w:lastColumn="0" w:lastRow="0" w:noHBand="0" w:noVBand="1" w:val="04A0"/>
+      </w:tblPr>
+      <w:tblGrid>
+        <w:gridCol w:w="2160"/>
+        <w:gridCol w:w="2160"/>
+        <w:gridCol w:w="2160"/>
+        <w:gridCol w:w="2160"/>
+      </w:tblGrid>
+      <w:tr>
+        <w:tc>
+          <w:tcPr>
+            <w:tcW w:type="dxa" w:w="2160"/>
+            <w:shd w:val="clear" w:color="auto" w:fill="DCE6F1"/>
+          </w:tcPr>
+          <w:p>
+            <w:pPr>
+              <w:spacing w:before="40" w:after="40"/>
+            </w:pPr>
+            <w:r>
+              <w:rPr>
+                <w:rFonts w:ascii="Nirmala UI" w:hAnsi="Nirmala UI" w:eastAsia="Nirmala UI" w:cs="Nirmala UI"/>
+                <w:b/>
+                <w:sz w:val="18"/>
+              </w:rPr>
+              <w:t>Layer</w:t>
+            </w:r>
+          </w:p>
+        </w:tc>
+        <w:tc>
+          <w:tcPr>
+            <w:tcW w:type="dxa" w:w="2160"/>
+            <w:shd w:val="clear" w:color="auto" w:fill="DCE6F1"/>
+          </w:tcPr>
+          <w:p>
+            <w:pPr>
+              <w:spacing w:before="40" w:after="40"/>
+            </w:pPr>
+            <w:r>
+              <w:rPr>
+                <w:rFonts w:ascii="Nirmala UI" w:hAnsi="Nirmala UI" w:eastAsia="Nirmala UI" w:cs="Nirmala UI"/>
+                <w:b/>
+                <w:sz w:val="18"/>
+              </w:rPr>
+              <w:t>v1 choice</w:t>
+            </w:r>
+          </w:p>
+        </w:tc>
+        <w:tc>
+          <w:tcPr>
+            <w:tcW w:type="dxa" w:w="2160"/>
+            <w:shd w:val="clear" w:color="auto" w:fill="DCE6F1"/>
+          </w:tcPr>
+          <w:p>
+            <w:pPr>
+              <w:spacing w:before="40" w:after="40"/>
+            </w:pPr>
+            <w:r>
+              <w:rPr>
+                <w:rFonts w:ascii="Nirmala UI" w:hAnsi="Nirmala UI" w:eastAsia="Nirmala UI" w:cs="Nirmala UI"/>
+                <w:b/>
+                <w:sz w:val="18"/>
+              </w:rPr>
+              <w:t>Rationale</w:t>
+            </w:r>
+          </w:p>
+        </w:tc>
+        <w:tc>
+          <w:tcPr>
+            <w:tcW w:type="dxa" w:w="2160"/>
+            <w:shd w:val="clear" w:color="auto" w:fill="DCE6F1"/>
+          </w:tcPr>
+          <w:p>
+            <w:pPr>
+              <w:spacing w:before="40" w:after="40"/>
+            </w:pPr>
+            <w:r>
+              <w:rPr>
+                <w:rFonts w:ascii="Nirmala UI" w:hAnsi="Nirmala UI" w:eastAsia="Nirmala UI" w:cs="Nirmala UI"/>
+                <w:b/>
+                <w:sz w:val="18"/>
+              </w:rPr>
+              <w:t>v2 direction</w:t>
+            </w:r>
+          </w:p>
+        </w:tc>
+      </w:tr>
+      <w:tr>
+        <w:tc>
+          <w:tcPr>
+            <w:tcW w:type="dxa" w:w="2160"/>
+          </w:tcPr>
+          <w:p>
+            <w:pPr>
+              <w:spacing w:before="40" w:after="40"/>
+            </w:pPr>
+            <w:r>
+              <w:rPr>
+                <w:rFonts w:ascii="Nirmala UI" w:hAnsi="Nirmala UI" w:eastAsia="Nirmala UI" w:cs="Nirmala UI"/>
+                <w:sz w:val="18"/>
+              </w:rPr>
+              <w:t>Transport</w:t>
+            </w:r>
+          </w:p>
+        </w:tc>
+        <w:tc>
+          <w:tcPr>
+            <w:tcW w:type="dxa" w:w="2160"/>
+          </w:tcPr>
+          <w:p>
+            <w:pPr>
+              <w:spacing w:before="40" w:after="40"/>
+            </w:pPr>
+            <w:r>
+              <w:rPr>
+                <w:rFonts w:ascii="Nirmala UI" w:hAnsi="Nirmala UI" w:eastAsia="Nirmala UI" w:cs="Nirmala UI"/>
+                <w:b/>
+                <w:sz w:val="18"/>
+              </w:rPr>
+              <w:t>LiveKit</w:t>
+            </w:r>
+            <w:r>
+              <w:rPr>
+                <w:rFonts w:ascii="Nirmala UI" w:hAnsi="Nirmala UI" w:eastAsia="Nirmala UI" w:cs="Nirmala UI"/>
+                <w:sz w:val="18"/>
+              </w:rPr>
+              <w:t xml:space="preserve"> (self-host or Cloud)</w:t>
+            </w:r>
+          </w:p>
+        </w:tc>
+        <w:tc>
+          <w:tcPr>
+            <w:tcW w:type="dxa" w:w="2160"/>
+          </w:tcPr>
+          <w:p>
+            <w:pPr>
+              <w:spacing w:before="40" w:after="40"/>
+            </w:pPr>
+            <w:r>
+              <w:rPr>
+                <w:rFonts w:ascii="Nirmala UI" w:hAnsi="Nirmala UI" w:eastAsia="Nirmala UI" w:cs="Nirmala UI"/>
+                <w:sz w:val="18"/>
+              </w:rPr>
+              <w:t>ADR-01</w:t>
+            </w:r>
+          </w:p>
+        </w:tc>
+        <w:tc>
+          <w:tcPr>
+            <w:tcW w:type="dxa" w:w="2160"/>
+          </w:tcPr>
+          <w:p>
+            <w:pPr>
+              <w:spacing w:before="40" w:after="40"/>
+            </w:pPr>
+            <w:r>
+              <w:rPr>
+                <w:rFonts w:ascii="Nirmala UI" w:hAnsi="Nirmala UI" w:eastAsia="Nirmala UI" w:cs="Nirmala UI"/>
+                <w:sz w:val="18"/>
+              </w:rPr>
+              <w:t>—</w:t>
+            </w:r>
+          </w:p>
+        </w:tc>
+      </w:tr>
+      <w:tr>
+        <w:tc>
+          <w:tcPr>
+            <w:tcW w:type="dxa" w:w="2160"/>
+          </w:tcPr>
+          <w:p>
+            <w:pPr>
+              <w:spacing w:before="40" w:after="40"/>
+            </w:pPr>
+            <w:r>
+              <w:rPr>
+                <w:rFonts w:ascii="Nirmala UI" w:hAnsi="Nirmala UI" w:eastAsia="Nirmala UI" w:cs="Nirmala UI"/>
+                <w:sz w:val="18"/>
+              </w:rPr>
+              <w:t>Endpointing</w:t>
+            </w:r>
+          </w:p>
+        </w:tc>
+        <w:tc>
+          <w:tcPr>
+            <w:tcW w:type="dxa" w:w="2160"/>
+          </w:tcPr>
+          <w:p>
+            <w:pPr>
+              <w:spacing w:before="40" w:after="40"/>
+            </w:pPr>
+            <w:r>
+              <w:rPr>
+                <w:rFonts w:ascii="Nirmala UI" w:hAnsi="Nirmala UI" w:eastAsia="Nirmala UI" w:cs="Nirmala UI"/>
+                <w:b/>
+                <w:sz w:val="18"/>
+              </w:rPr>
+              <w:t>Hybrid</w:t>
+            </w:r>
+            <w:r>
+              <w:rPr>
+                <w:rFonts w:ascii="Nirmala UI" w:hAnsi="Nirmala UI" w:eastAsia="Nirmala UI" w:cs="Nirmala UI"/>
+                <w:sz w:val="18"/>
+              </w:rPr>
+              <w:t>, then fine-tuned Telugu detector</w:t>
+            </w:r>
+          </w:p>
+        </w:tc>
+        <w:tc>
+          <w:tcPr>
+            <w:tcW w:type="dxa" w:w="2160"/>
+          </w:tcPr>
+          <w:p>
+            <w:pPr>
+              <w:spacing w:before="40" w:after="40"/>
+            </w:pPr>
+            <w:r>
+              <w:rPr>
+                <w:rFonts w:ascii="Nirmala UI" w:hAnsi="Nirmala UI" w:eastAsia="Nirmala UI" w:cs="Nirmala UI"/>
+                <w:sz w:val="18"/>
+              </w:rPr>
+              <w:t>§4 — the blocker</w:t>
+            </w:r>
+          </w:p>
+        </w:tc>
+        <w:tc>
+          <w:tcPr>
+            <w:tcW w:type="dxa" w:w="2160"/>
+          </w:tcPr>
+          <w:p>
+            <w:pPr>
+              <w:spacing w:before="40" w:after="40"/>
+            </w:pPr>
+            <w:r>
+              <w:rPr>
+                <w:rFonts w:ascii="Nirmala UI" w:hAnsi="Nirmala UI" w:eastAsia="Nirmala UI" w:cs="Nirmala UI"/>
+                <w:sz w:val="18"/>
+              </w:rPr>
+              <w:t>Telugu turn-detector model</w:t>
+            </w:r>
+          </w:p>
+        </w:tc>
+      </w:tr>
+      <w:tr>
+        <w:tc>
+          <w:tcPr>
+            <w:tcW w:type="dxa" w:w="2160"/>
+          </w:tcPr>
+          <w:p>
+            <w:pPr>
+              <w:spacing w:before="40" w:after="40"/>
+            </w:pPr>
+            <w:r>
+              <w:rPr>
+                <w:rFonts w:ascii="Nirmala UI" w:hAnsi="Nirmala UI" w:eastAsia="Nirmala UI" w:cs="Nirmala UI"/>
+                <w:sz w:val="18"/>
+              </w:rPr>
+              <w:t>STT</w:t>
+            </w:r>
+          </w:p>
+        </w:tc>
+        <w:tc>
+          <w:tcPr>
+            <w:tcW w:type="dxa" w:w="2160"/>
+          </w:tcPr>
+          <w:p>
+            <w:pPr>
+              <w:spacing w:before="40" w:after="40"/>
+            </w:pPr>
+            <w:r>
+              <w:rPr>
+                <w:rFonts w:ascii="Nirmala UI" w:hAnsi="Nirmala UI" w:eastAsia="Nirmala UI" w:cs="Nirmala UI"/>
+                <w:b/>
+                <w:sz w:val="18"/>
+              </w:rPr>
+              <w:t>Sarvam</w:t>
+            </w:r>
+          </w:p>
+        </w:tc>
+        <w:tc>
+          <w:tcPr>
+            <w:tcW w:type="dxa" w:w="2160"/>
+          </w:tcPr>
+          <w:p>
+            <w:pPr>
+              <w:spacing w:before="40" w:after="40"/>
+            </w:pPr>
+            <w:r>
+              <w:rPr>
+                <w:rFonts w:ascii="Nirmala UI" w:hAnsi="Nirmala UI" w:eastAsia="Nirmala UI" w:cs="Nirmala UI"/>
+                <w:sz w:val="18"/>
+              </w:rPr>
+              <w:t>Telugu-native, in production</w:t>
+            </w:r>
+          </w:p>
+        </w:tc>
+        <w:tc>
+          <w:tcPr>
+            <w:tcW w:type="dxa" w:w="2160"/>
+          </w:tcPr>
+          <w:p>
+            <w:pPr>
+              <w:spacing w:before="40" w:after="40"/>
+            </w:pPr>
+            <w:r>
+              <w:rPr>
+                <w:rFonts w:ascii="Nirmala UI" w:hAnsi="Nirmala UI" w:eastAsia="Nirmala UI" w:cs="Nirmala UI"/>
+                <w:sz w:val="18"/>
+              </w:rPr>
+              <w:t>Self-hosted IndicConformer</w:t>
+            </w:r>
+          </w:p>
+        </w:tc>
+      </w:tr>
+      <w:tr>
+        <w:tc>
+          <w:tcPr>
+            <w:tcW w:type="dxa" w:w="2160"/>
+          </w:tcPr>
+          <w:p>
+            <w:pPr>
+              <w:spacing w:before="40" w:after="40"/>
+            </w:pPr>
+            <w:r>
+              <w:rPr>
+                <w:rFonts w:ascii="Nirmala UI" w:hAnsi="Nirmala UI" w:eastAsia="Nirmala UI" w:cs="Nirmala UI"/>
+                <w:sz w:val="18"/>
+              </w:rPr>
+              <w:t>LLM</w:t>
+            </w:r>
+          </w:p>
+        </w:tc>
+        <w:tc>
+          <w:tcPr>
+            <w:tcW w:type="dxa" w:w="2160"/>
+          </w:tcPr>
+          <w:p>
+            <w:pPr>
+              <w:spacing w:before="40" w:after="40"/>
+            </w:pPr>
+            <w:r>
+              <w:rPr>
+                <w:rFonts w:ascii="Nirmala UI" w:hAnsi="Nirmala UI" w:eastAsia="Nirmala UI" w:cs="Nirmala UI"/>
+                <w:b/>
+                <w:sz w:val="18"/>
+              </w:rPr>
+              <w:t>Groq</w:t>
+            </w:r>
+            <w:r>
+              <w:rPr>
+                <w:rFonts w:ascii="Nirmala UI" w:hAnsi="Nirmala UI" w:eastAsia="Nirmala UI" w:cs="Nirmala UI"/>
+                <w:sz w:val="18"/>
+              </w:rPr>
+              <w:t>, non-reasoning model TBD</w:t>
+            </w:r>
+          </w:p>
+        </w:tc>
+        <w:tc>
+          <w:tcPr>
+            <w:tcW w:type="dxa" w:w="2160"/>
+          </w:tcPr>
+          <w:p>
+            <w:pPr>
+              <w:spacing w:before="40" w:after="40"/>
+            </w:pPr>
+            <w:r>
+              <w:rPr>
+                <w:rFonts w:ascii="Nirmala UI" w:hAnsi="Nirmala UI" w:eastAsia="Nirmala UI" w:cs="Nirmala UI"/>
+                <w:sz w:val="18"/>
+              </w:rPr>
+              <w:t>Lowest TTFT; quality-gated</w:t>
+            </w:r>
+          </w:p>
+        </w:tc>
+        <w:tc>
+          <w:tcPr>
+            <w:tcW w:type="dxa" w:w="2160"/>
+          </w:tcPr>
+          <w:p>
+            <w:pPr>
+              <w:spacing w:before="40" w:after="40"/>
+            </w:pPr>
+            <w:r>
+              <w:rPr>
+                <w:rFonts w:ascii="Nirmala UI" w:hAnsi="Nirmala UI" w:eastAsia="Nirmala UI" w:cs="Nirmala UI"/>
+                <w:sz w:val="18"/>
+              </w:rPr>
+              <w:t>Cerebras if tails hurt</w:t>
+            </w:r>
+          </w:p>
+        </w:tc>
+      </w:tr>
+      <w:tr>
+        <w:tc>
+          <w:tcPr>
+            <w:tcW w:type="dxa" w:w="2160"/>
+          </w:tcPr>
+          <w:p>
+            <w:pPr>
+              <w:spacing w:before="40" w:after="40"/>
+            </w:pPr>
+            <w:r>
+              <w:rPr>
+                <w:rFonts w:ascii="Nirmala UI" w:hAnsi="Nirmala UI" w:eastAsia="Nirmala UI" w:cs="Nirmala UI"/>
+                <w:sz w:val="18"/>
+              </w:rPr>
+              <w:t>TTS</w:t>
+            </w:r>
+          </w:p>
+        </w:tc>
+        <w:tc>
+          <w:tcPr>
+            <w:tcW w:type="dxa" w:w="2160"/>
+          </w:tcPr>
+          <w:p>
+            <w:pPr>
+              <w:spacing w:before="40" w:after="40"/>
+            </w:pPr>
+            <w:r>
+              <w:rPr>
+                <w:rFonts w:ascii="Nirmala UI" w:hAnsi="Nirmala UI" w:eastAsia="Nirmala UI" w:cs="Nirmala UI"/>
+                <w:b/>
+                <w:sz w:val="18"/>
+              </w:rPr>
+              <w:t>Cartesia Sonic-3</w:t>
+            </w:r>
+          </w:p>
+        </w:tc>
+        <w:tc>
+          <w:tcPr>
+            <w:tcW w:type="dxa" w:w="2160"/>
+          </w:tcPr>
+          <w:p>
+            <w:pPr>
+              <w:spacing w:before="40" w:after="40"/>
+            </w:pPr>
+            <w:r>
+              <w:rPr>
+                <w:rFonts w:ascii="Nirmala UI" w:hAnsi="Nirmala UI" w:eastAsia="Nirmala UI" w:cs="Nirmala UI"/>
+                <w:sz w:val="18"/>
+              </w:rPr>
+              <w:t>In production; benchmark vs Bulbul v3</w:t>
+            </w:r>
+          </w:p>
+        </w:tc>
+        <w:tc>
+          <w:tcPr>
+            <w:tcW w:type="dxa" w:w="2160"/>
+          </w:tcPr>
+          <w:p>
+            <w:pPr>
+              <w:spacing w:before="40" w:after="40"/>
+            </w:pPr>
+            <w:r>
+              <w:rPr>
+                <w:rFonts w:ascii="Nirmala UI" w:hAnsi="Nirmala UI" w:eastAsia="Nirmala UI" w:cs="Nirmala UI"/>
+                <w:sz w:val="18"/>
+              </w:rPr>
+              <w:t>AI4Bharat Indic-TTS</w:t>
+            </w:r>
+          </w:p>
+        </w:tc>
+      </w:tr>
+      <w:tr>
+        <w:tc>
+          <w:tcPr>
+            <w:tcW w:type="dxa" w:w="2160"/>
+          </w:tcPr>
+          <w:p>
+            <w:pPr>
+              <w:spacing w:before="40" w:after="40"/>
+            </w:pPr>
+            <w:r>
+              <w:rPr>
+                <w:rFonts w:ascii="Nirmala UI" w:hAnsi="Nirmala UI" w:eastAsia="Nirmala UI" w:cs="Nirmala UI"/>
+                <w:sz w:val="18"/>
+              </w:rPr>
+              <w:t>Telephony</w:t>
+            </w:r>
+          </w:p>
+        </w:tc>
+        <w:tc>
+          <w:tcPr>
+            <w:tcW w:type="dxa" w:w="2160"/>
+          </w:tcPr>
+          <w:p>
+            <w:pPr>
+              <w:spacing w:before="40" w:after="40"/>
+            </w:pPr>
+            <w:r>
+              <w:rPr>
+                <w:rFonts w:ascii="Nirmala UI" w:hAnsi="Nirmala UI" w:eastAsia="Nirmala UI" w:cs="Nirmala UI"/>
+                <w:sz w:val="18"/>
+              </w:rPr>
+              <w:t>Vobiz or Plivo SIP</w:t>
+            </w:r>
+          </w:p>
+        </w:tc>
+        <w:tc>
+          <w:tcPr>
+            <w:tcW w:type="dxa" w:w="2160"/>
+          </w:tcPr>
+          <w:p>
+            <w:pPr>
+              <w:spacing w:before="40" w:after="40"/>
+            </w:pPr>
+            <w:r>
+              <w:rPr>
+                <w:rFonts w:ascii="Nirmala UI" w:hAnsi="Nirmala UI" w:eastAsia="Nirmala UI" w:cs="Nirmala UI"/>
+                <w:sz w:val="18"/>
+              </w:rPr>
+              <w:t>FS-001 §3.5</w:t>
+            </w:r>
+          </w:p>
+        </w:tc>
+        <w:tc>
+          <w:tcPr>
+            <w:tcW w:type="dxa" w:w="2160"/>
+          </w:tcPr>
+          <w:p>
+            <w:pPr>
+              <w:spacing w:before="40" w:after="40"/>
+            </w:pPr>
+            <w:r>
+              <w:rPr>
+                <w:rFonts w:ascii="Nirmala UI" w:hAnsi="Nirmala UI" w:eastAsia="Nirmala UI" w:cs="Nirmala UI"/>
+                <w:sz w:val="18"/>
+              </w:rPr>
+              <w:t>—</w:t>
+            </w:r>
+          </w:p>
+        </w:tc>
+      </w:tr>
+    </w:tbl>
+    <w:p/>
+    <w:p>
+      <w:pPr>
+        <w:spacing w:after="120"/>
+      </w:pPr>
+      <w:r>
+        <w:rPr>
+          <w:rFonts w:ascii="Nirmala UI" w:hAnsi="Nirmala UI" w:eastAsia="Nirmala UI" w:cs="Nirmala UI"/>
+        </w:rPr>
+        <w:t>**This is deliberately the incumbent's stack, minus the reasoning model, plus a trained</w:t>
+      </w:r>
+    </w:p>
+    <w:p>
+      <w:pPr>
+        <w:spacing w:after="120"/>
+      </w:pPr>
+      <w:r>
+        <w:rPr>
+          <w:rFonts w:ascii="Nirmala UI" w:hAnsi="Nirmala UI" w:eastAsia="Nirmala UI" w:cs="Nirmala UI"/>
+        </w:rPr>
+        <w:t>endpointer.*</w:t>
+      </w:r>
+      <w:r>
+        <w:rPr>
+          <w:rFonts w:ascii="Nirmala UI" w:hAnsi="Nirmala UI" w:eastAsia="Nirmala UI" w:cs="Nirmala UI"/>
+          <w:i/>
+        </w:rPr>
+        <w:t xml:space="preserve"> That is not timidity — it means the ~1,200 ms saving comes from </w:t>
+      </w:r>
+      <w:r>
+        <w:rPr>
+          <w:rFonts w:ascii="Nirmala UI" w:hAnsi="Nirmala UI" w:eastAsia="Nirmala UI" w:cs="Nirmala UI"/>
+        </w:rPr>
+        <w:t>how the</w:t>
+      </w:r>
+    </w:p>
+    <w:p>
+      <w:pPr>
+        <w:spacing w:after="120"/>
+      </w:pPr>
+      <w:r>
+        <w:rPr>
+          <w:rFonts w:ascii="Nirmala UI" w:hAnsi="Nirmala UI" w:eastAsia="Nirmala UI" w:cs="Nirmala UI"/>
+        </w:rPr>
+        <w:t>components are chosen, placed and sequenced*, not from swapping vendors and hoping. Every</w:t>
+      </w:r>
+    </w:p>
+    <w:p>
+      <w:pPr>
+        <w:spacing w:after="120"/>
+      </w:pPr>
+      <w:r>
+        <w:rPr>
+          <w:rFonts w:ascii="Nirmala UI" w:hAnsi="Nirmala UI" w:eastAsia="Nirmala UI" w:cs="Nirmala UI"/>
+        </w:rPr>
+        <w:t>substitution above must earn its place on the Level 0 corpus.</w:t>
       </w:r>
     </w:p>
     <w:p>
@@ -7257,7 +10255,25 @@
           <w:rFonts w:ascii="Nirmala UI" w:hAnsi="Nirmala UI" w:eastAsia="Nirmala UI" w:cs="Nirmala UI"/>
           <w:color w:val="1F4E79"/>
         </w:rPr>
-        <w:t>5.4 TTS upgrade (−90 ms)</w:t>
+        <w:t>5.4 TTS selection (0 ms saving — but protects the p95)</w:t>
+      </w:r>
+    </w:p>
+    <w:p>
+      <w:pPr>
+        <w:spacing w:after="120"/>
+      </w:pPr>
+      <w:r>
+        <w:rPr>
+          <w:rFonts w:ascii="Nirmala UI" w:hAnsi="Nirmala UI" w:eastAsia="Nirmala UI" w:cs="Nirmala UI"/>
+          <w:b/>
+        </w:rPr>
+        <w:t>No latency saving is available here.</w:t>
+      </w:r>
+      <w:r>
+        <w:rPr>
+          <w:rFonts w:ascii="Nirmala UI" w:hAnsi="Nirmala UI" w:eastAsia="Nirmala UI" w:cs="Nirmala UI"/>
+        </w:rPr>
+        <w:t xml:space="preserve"> The measured floor for production TTS is ~155 ms</w:t>
       </w:r>
     </w:p>
     <w:p>
@@ -7268,7 +10284,7 @@
         <w:rPr>
           <w:rFonts w:ascii="Nirmala UI" w:hAnsi="Nirmala UI" w:eastAsia="Nirmala UI" w:cs="Nirmala UI"/>
         </w:rPr>
-        <w:t>Cartesia Sonic 4 at ≈40 ms time-to-first-audio is the current leader; ElevenLabs Flash</w:t>
+        <w:t>(Gradium, English-only) and Cartesia Sonic-3 is already at 188 ms. The earlier ~40 ms</w:t>
       </w:r>
     </w:p>
     <w:p>
@@ -7279,7 +10295,7 @@
         <w:rPr>
           <w:rFonts w:ascii="Nirmala UI" w:hAnsi="Nirmala UI" w:eastAsia="Nirmala UI" w:cs="Nirmala UI"/>
         </w:rPr>
-        <w:t>v2.5 (~75 ms) is the alternative with broader language coverage. Evaluate both on Telugu</w:t>
+        <w:t>figure was a vendor claim and has been withdrawn from the budget.</w:t>
       </w:r>
     </w:p>
     <w:p>
@@ -7290,9 +10306,252 @@
         <w:rPr>
           <w:rFonts w:ascii="Nirmala UI" w:hAnsi="Nirmala UI" w:eastAsia="Nirmala UI" w:cs="Nirmala UI"/>
         </w:rPr>
-        <w:t>voice quality, not latency alone.</w:t>
+        <w:t xml:space="preserve">What </w:t>
+      </w:r>
+      <w:r>
+        <w:rPr>
+          <w:rFonts w:ascii="Nirmala UI" w:hAnsi="Nirmala UI" w:eastAsia="Nirmala UI" w:cs="Nirmala UI"/>
+          <w:i/>
+        </w:rPr>
+        <w:t>is</w:t>
+      </w:r>
+      <w:r>
+        <w:rPr>
+          <w:rFonts w:ascii="Nirmala UI" w:hAnsi="Nirmala UI" w:eastAsia="Nirmala UI" w:cs="Nirmala UI"/>
+        </w:rPr>
+        <w:t xml:space="preserve"> available is </w:t>
+      </w:r>
+      <w:r>
+        <w:rPr>
+          <w:rFonts w:ascii="Nirmala UI" w:hAnsi="Nirmala UI" w:eastAsia="Nirmala UI" w:cs="Nirmala UI"/>
+          <w:b/>
+        </w:rPr>
+        <w:t>consistency</w:t>
+      </w:r>
+      <w:r>
+        <w:rPr>
+          <w:rFonts w:ascii="Nirmala UI" w:hAnsi="Nirmala UI" w:eastAsia="Nirmala UI" w:cs="Nirmala UI"/>
+        </w:rPr>
+        <w:t>. Cartesia's 100 ms IQR is the widest of the</w:t>
       </w:r>
     </w:p>
+    <w:p>
+      <w:pPr>
+        <w:spacing w:after="120"/>
+      </w:pPr>
+      <w:r>
+        <w:rPr>
+          <w:rFonts w:ascii="Nirmala UI" w:hAnsi="Nirmala UI" w:eastAsia="Nirmala UI" w:cs="Nirmala UI"/>
+        </w:rPr>
+        <w:t>benchmarked models — 50× the tightest. A wide spread means a meaningful minority of calls</w:t>
+      </w:r>
+    </w:p>
+    <w:p>
+      <w:pPr>
+        <w:spacing w:after="120"/>
+      </w:pPr>
+      <w:r>
+        <w:rPr>
+          <w:rFonts w:ascii="Nirmala UI" w:hAnsi="Nirmala UI" w:eastAsia="Nirmala UI" w:cs="Nirmala UI"/>
+        </w:rPr>
+        <w:t>feel broken even when the median looks good, which is exactly what NFR-PERF-02 (p95)</w:t>
+      </w:r>
+    </w:p>
+    <w:p>
+      <w:pPr>
+        <w:spacing w:after="120"/>
+      </w:pPr>
+      <w:r>
+        <w:rPr>
+          <w:rFonts w:ascii="Nirmala UI" w:hAnsi="Nirmala UI" w:eastAsia="Nirmala UI" w:cs="Nirmala UI"/>
+        </w:rPr>
+        <w:t>exists to catch.</w:t>
+      </w:r>
+    </w:p>
+    <w:tbl>
+      <w:tblPr>
+        <w:tblStyle w:val="TableGrid"/>
+        <w:tblW w:type="auto" w:w="0"/>
+        <w:jc w:val="center"/>
+        <w:tblLook w:firstColumn="1" w:firstRow="1" w:lastColumn="0" w:lastRow="0" w:noHBand="0" w:noVBand="1" w:val="04A0"/>
+      </w:tblPr>
+      <w:tblGrid>
+        <w:gridCol w:w="4320"/>
+        <w:gridCol w:w="4320"/>
+      </w:tblGrid>
+      <w:tr>
+        <w:tc>
+          <w:tcPr>
+            <w:tcW w:type="dxa" w:w="4320"/>
+            <w:shd w:val="clear" w:color="auto" w:fill="DCE6F1"/>
+          </w:tcPr>
+          <w:p>
+            <w:pPr>
+              <w:spacing w:before="40" w:after="40"/>
+            </w:pPr>
+            <w:r>
+              <w:rPr>
+                <w:rFonts w:ascii="Nirmala UI" w:hAnsi="Nirmala UI" w:eastAsia="Nirmala UI" w:cs="Nirmala UI"/>
+                <w:b/>
+                <w:sz w:val="18"/>
+              </w:rPr>
+              <w:t>Action</w:t>
+            </w:r>
+          </w:p>
+        </w:tc>
+        <w:tc>
+          <w:tcPr>
+            <w:tcW w:type="dxa" w:w="4320"/>
+            <w:shd w:val="clear" w:color="auto" w:fill="DCE6F1"/>
+          </w:tcPr>
+          <w:p>
+            <w:pPr>
+              <w:spacing w:before="40" w:after="40"/>
+            </w:pPr>
+            <w:r>
+              <w:rPr>
+                <w:rFonts w:ascii="Nirmala UI" w:hAnsi="Nirmala UI" w:eastAsia="Nirmala UI" w:cs="Nirmala UI"/>
+                <w:b/>
+                <w:sz w:val="18"/>
+              </w:rPr>
+              <w:t>Purpose</w:t>
+            </w:r>
+          </w:p>
+        </w:tc>
+      </w:tr>
+      <w:tr>
+        <w:tc>
+          <w:tcPr>
+            <w:tcW w:type="dxa" w:w="4320"/>
+          </w:tcPr>
+          <w:p>
+            <w:pPr>
+              <w:spacing w:before="40" w:after="40"/>
+            </w:pPr>
+            <w:r>
+              <w:rPr>
+                <w:rFonts w:ascii="Nirmala UI" w:hAnsi="Nirmala UI" w:eastAsia="Nirmala UI" w:cs="Nirmala UI"/>
+                <w:sz w:val="18"/>
+              </w:rPr>
+              <w:t xml:space="preserve">Benchmark Sarvam Bulbul v3 vs Cartesia Sonic-3 on </w:t>
+            </w:r>
+            <w:r>
+              <w:rPr>
+                <w:rFonts w:ascii="Nirmala UI" w:hAnsi="Nirmala UI" w:eastAsia="Nirmala UI" w:cs="Nirmala UI"/>
+                <w:b/>
+                <w:sz w:val="18"/>
+              </w:rPr>
+              <w:t>Telugu</w:t>
+            </w:r>
+            <w:r>
+              <w:rPr>
+                <w:rFonts w:ascii="Nirmala UI" w:hAnsi="Nirmala UI" w:eastAsia="Nirmala UI" w:cs="Nirmala UI"/>
+                <w:sz w:val="18"/>
+              </w:rPr>
+              <w:t xml:space="preserve">, for TTFA </w:t>
+            </w:r>
+            <w:r>
+              <w:rPr>
+                <w:rFonts w:ascii="Nirmala UI" w:hAnsi="Nirmala UI" w:eastAsia="Nirmala UI" w:cs="Nirmala UI"/>
+                <w:b/>
+                <w:sz w:val="18"/>
+              </w:rPr>
+              <w:t>and IQR</w:t>
+            </w:r>
+          </w:p>
+        </w:tc>
+        <w:tc>
+          <w:tcPr>
+            <w:tcW w:type="dxa" w:w="4320"/>
+          </w:tcPr>
+          <w:p>
+            <w:pPr>
+              <w:spacing w:before="40" w:after="40"/>
+            </w:pPr>
+            <w:r>
+              <w:rPr>
+                <w:rFonts w:ascii="Nirmala UI" w:hAnsi="Nirmala UI" w:eastAsia="Nirmala UI" w:cs="Nirmala UI"/>
+                <w:sz w:val="18"/>
+              </w:rPr>
+              <w:t>Neither is measured on Telugu publicly</w:t>
+            </w:r>
+          </w:p>
+        </w:tc>
+      </w:tr>
+      <w:tr>
+        <w:tc>
+          <w:tcPr>
+            <w:tcW w:type="dxa" w:w="4320"/>
+          </w:tcPr>
+          <w:p>
+            <w:pPr>
+              <w:spacing w:before="40" w:after="40"/>
+            </w:pPr>
+            <w:r>
+              <w:rPr>
+                <w:rFonts w:ascii="Nirmala UI" w:hAnsi="Nirmala UI" w:eastAsia="Nirmala UI" w:cs="Nirmala UI"/>
+                <w:sz w:val="18"/>
+              </w:rPr>
+              <w:t>Judge on voice quality first, latency second</w:t>
+            </w:r>
+          </w:p>
+        </w:tc>
+        <w:tc>
+          <w:tcPr>
+            <w:tcW w:type="dxa" w:w="4320"/>
+          </w:tcPr>
+          <w:p>
+            <w:pPr>
+              <w:spacing w:before="40" w:after="40"/>
+            </w:pPr>
+            <w:r>
+              <w:rPr>
+                <w:rFonts w:ascii="Nirmala UI" w:hAnsi="Nirmala UI" w:eastAsia="Nirmala UI" w:cs="Nirmala UI"/>
+                <w:sz w:val="18"/>
+              </w:rPr>
+              <w:t>A fast voice nobody wants to listen to is worthless</w:t>
+            </w:r>
+          </w:p>
+        </w:tc>
+      </w:tr>
+      <w:tr>
+        <w:tc>
+          <w:tcPr>
+            <w:tcW w:type="dxa" w:w="4320"/>
+          </w:tcPr>
+          <w:p>
+            <w:pPr>
+              <w:spacing w:before="40" w:after="40"/>
+            </w:pPr>
+            <w:r>
+              <w:rPr>
+                <w:rFonts w:ascii="Nirmala UI" w:hAnsi="Nirmala UI" w:eastAsia="Nirmala UI" w:cs="Nirmala UI"/>
+                <w:sz w:val="18"/>
+              </w:rPr>
+              <w:t>Track AI4Bharat Indic-TTS</w:t>
+            </w:r>
+          </w:p>
+        </w:tc>
+        <w:tc>
+          <w:tcPr>
+            <w:tcW w:type="dxa" w:w="4320"/>
+          </w:tcPr>
+          <w:p>
+            <w:pPr>
+              <w:spacing w:before="40" w:after="40"/>
+            </w:pPr>
+            <w:r>
+              <w:rPr>
+                <w:rFonts w:ascii="Nirmala UI" w:hAnsi="Nirmala UI" w:eastAsia="Nirmala UI" w:cs="Nirmala UI"/>
+                <w:sz w:val="18"/>
+              </w:rPr>
+              <w:t>Open source, covers Telugu — route to owning TTS</w:t>
+            </w:r>
+          </w:p>
+        </w:tc>
+      </w:tr>
+    </w:tbl>
+    <w:p/>
     <w:p>
       <w:pPr>
         <w:pStyle w:val="Heading2"/>

--- a/docs/voice-platform/09-latency-engineering-plan.docx
+++ b/docs/voice-platform/09-latency-engineering-plan.docx
@@ -12351,7 +12351,7 @@
                 <w:rFonts w:ascii="Nirmala UI" w:hAnsi="Nirmala UI" w:eastAsia="Nirmala UI" w:cs="Nirmala UI"/>
                 <w:sz w:val="18"/>
               </w:rPr>
-              <w:t>Sentence-level streaming TTS + Sonic 4 upgrade</w:t>
+              <w:t>Sentence-level streaming TTS + Telugu TTS benchmark (TTFA and IQR)</w:t>
             </w:r>
           </w:p>
         </w:tc>
